--- a/reports/final_report.docx
+++ b/reports/final_report.docx
@@ -60,7 +60,7 @@
         <w:t xml:space="preserve">”</w:t>
       </w:r>
       <w:r>
-        <w:t xml:space="preserve">? We compare a tuned popularity baseline, item-based collaborative filtering, biased SVD, ALS, BPR, a TF-IDF content model and a hybrid on two public Amazon datasets from Kaggle, using a time-based split, settings frozen on validation and a locked test scored once. Ranking is judged with Precision, Recall, MAP, HitRate and NDCG at K = 5, 10 and 20, plus coverage, diversity and novelty, with paired bootstrap tests and a Bonferroni adjustment.</w:t>
+        <w:t xml:space="preserve">? We compare a tuned popularity baseline, item-based collaborative filtering, biased SVD, ALS, BPR, a TF-IDF content model and a hybrid on real Amazon Beauty reviews (22,363 users, 12,101 products, 198,502 interactions, with product titles, brands, categories and descriptions), using a time-based split, settings frozen on validation and a locked test scored once. Ranking is judged with Precision, Recall, MAP, HitRate and NDCG at K = 5, 10 and 20, plus coverage, diversity and novelty, with paired bootstrap tests and a Bonferroni adjustment.</w:t>
       </w:r>
     </w:p>
     <w:p>
@@ -68,7 +68,7 @@
         <w:pStyle w:val="BodyText"/>
       </w:pPr>
       <w:r>
-        <w:t xml:space="preserve">Our main finding is about the data as much as the models. The large purchase file (1,000,000 rows) behaves like random purchasing: four independent diagnostics find no learnable pattern, and no model is distinguishable from tuned popularity on it. To check that the pipeline can detect signal, we ran every model on a clearly labelled simulated positive-control dataset. There, item-kNN, ALS, BPR and the hybrid beat tuned popularity with intervals far from zero (NDCG@10 0.199, 0.193, 0.147 and 0.194 against 0.063), while a rating-trained SVD did not. On real Amazon product text, TF-IDF retrieval recovered related products far above chance (NDCG@10 0.567 against 0.038 for random). We report plainly that popularity was not beaten on real purchase data.</w:t>
+        <w:t xml:space="preserve">Every personalised model except the rating-trained SVD beats tuned popularity with intervals far from zero. The hybrid, which blends item-kNN and TF-IDF text scores and uses text alone for products with no history, is best: NDCG@10 0.0267 against 0.0059 for popularity (about 4.5 times), and a HitRate@10 of 8.3% against 2.7%. It is also the only approach that recovers purchases of brand-new products (HitRate@10 8.0%, against 0% for every collaborative model). Collaborative models need history: with a quarter of the training data they fall below popularity. Two sanity checks frame the result: a 1,000,000-row Amazon purchase file turned out to behave like random purchasing, where no model beats popularity, and a simulated dataset with planted structure confirms that the pipeline detects signal when it exists. On Amazon product text alone, TF-IDF retrieval recovered related products far above chance.</w:t>
       </w:r>
     </w:p>
     <w:p>
@@ -137,7 +137,7 @@
         <w:pStyle w:val="BodyText"/>
       </w:pPr>
       <w:r>
-        <w:t xml:space="preserve">We fix the protocol first, compare against a strong simple benchmark, lock a test set that is touched only once, and report a negative result honestly if that is what the data shows. Our central question is deliberately narrow: can a small family of well-understood recommenders, trained on Amazon data, produce better top-N recommendations than a tuned popularity baseline on a chronologically held-out test period?</w:t>
+        <w:t xml:space="preserve">We fix the protocol first, compare against a strong simple benchmark, lock a test set that is touched only once, and report a negative result honestly if that is what the data shows. Our central question is deliberately narrow: can a small family of well-understood recommenders, trained on real Amazon review data, produce better top-N recommendations than a tuned popularity baseline on a chronologically held-out test period?</w:t>
       </w:r>
     </w:p>
     <w:p>
@@ -145,7 +145,7 @@
         <w:pStyle w:val="BodyText"/>
       </w:pPr>
       <w:r>
-        <w:t xml:space="preserve">Our contributions are (a) a reproducible pipeline from raw Kaggle files to clean tables, with checksums and a fixed seed; (b) a time-aware split with a locked test period; (c) a fair comparison of popularity, item-kNN, SVD, ALS/BPR, content-based and hybrid models; (d) ranking, beyond-accuracy and cold-start analysis with bootstrap significance tests; (e) a diagnostic showing that the large purchase file contains no learnable signal, with a simulated positive control that proves the pipeline can find signal; and (f) an open discussion of limits. This is a research and learning project, not a deployed product.</w:t>
+        <w:t xml:space="preserve">Our contributions are (a) a reproducible pipeline from raw Kaggle files to clean tables, with checksums and a fixed seed; (b) a time-aware split with a locked test period; (c) a fair comparison of popularity, item-kNN, SVD, ALS/BPR, content-based and hybrid models; (d) ranking, beyond-accuracy and cold-start analysis with bootstrap significance tests; (e) a signal check showing that a large Kaggle purchase file contains no learnable pattern, with a simulated positive control that proves the pipeline can find signal, and a switch to a real dataset (Amazon Beauty) where it does; and (f) an open discussion of limits. This is a research and learning project, not a deployed product.</w:t>
       </w:r>
     </w:p>
     <w:p>
@@ -171,7 +171,7 @@
         <w:pStyle w:val="BodyText"/>
       </w:pPr>
       <w:r>
-        <w:t xml:space="preserve">Offline evaluation has well-known traps. Low rating-prediction error does not guarantee a good top-N list [8], so ranking metrics such as NDCG [9] are our main yardstick, and guidance on evaluating recommenders is well established [11]. We study one retailer’s data, two public snapshots and offline evaluation only, using models that run on a laptop. We do not run live A/B tests and make no claim that offline gains would carry over to real shoppers.</w:t>
+        <w:t xml:space="preserve">Offline evaluation has well-known traps. Low rating-prediction error does not guarantee a good top-N list [8], so ranking metrics such as NDCG [9] are our main yardstick, and guidance on evaluating recommenders is well established [11]. We study one retailer’s data, public snapshots and offline evaluation only, using models that run on a laptop. We do not run live A/B tests and make no claim that offline gains would carry over to real shoppers.</w:t>
       </w:r>
     </w:p>
     <w:p>
@@ -198,7 +198,22 @@
         <w:t xml:space="preserve"> </w:t>
       </w:r>
       <w:r>
-        <w:t xml:space="preserve">We use two public Kaggle datasets [12]; their checksums, row counts and columns are recorded in</w:t>
+        <w:t xml:space="preserve">The headline dataset is the public</w:t>
+      </w:r>
+      <w:r>
+        <w:t xml:space="preserve"> </w:t>
+      </w:r>
+      <w:r>
+        <w:rPr>
+          <w:b/>
+        </w:rPr>
+        <w:t xml:space="preserve">Amazon Beauty 5-core</w:t>
+      </w:r>
+      <w:r>
+        <w:t xml:space="preserve"> </w:t>
+      </w:r>
+      <w:r>
+        <w:t xml:space="preserve">review data (McAuley et al., 2014) [13]: user, product, star rating and review time for 198,502 reviews, plus a product metadata file with title, brand, categories, description, price and image. Two Kaggle datasets [12] were used first and now serve as sanity checks. Checksums, row counts and columns of the raw Kaggle files are recorded in</w:t>
       </w:r>
       <w:r>
         <w:t xml:space="preserve"> </w:t>
@@ -221,7 +236,7 @@
         <w:rPr>
           <w:b/>
         </w:rPr>
-        <w:t xml:space="preserve">TABLE A. The two source datasets and the role each played.</w:t>
+        <w:t xml:space="preserve">TABLE A. The datasets used and the role of each.</w:t>
       </w:r>
     </w:p>
     <w:tbl>
@@ -299,6 +314,56 @@
               <w:jc w:val="left"/>
             </w:pPr>
             <w:r>
+              <w:rPr>
+                <w:b/>
+              </w:rPr>
+              <w:t xml:space="preserve">Amazon Beauty 5-core</w:t>
+            </w:r>
+            <w:r>
+              <w:t xml:space="preserve"> </w:t>
+            </w:r>
+            <w:r>
+              <w:t xml:space="preserve">(reviews and metadata, 2014 snapshot)</w:t>
+            </w:r>
+          </w:p>
+        </w:tc>
+        <w:tc>
+          <w:p>
+            <w:pPr>
+              <w:pStyle w:val="Compact"/>
+              <w:jc w:val="left"/>
+            </w:pPr>
+            <w:r>
+              <w:t xml:space="preserve">198,502 reviews by 22,363 users on 12,101 products, 2002 to 2014; titles, brands, categories, descriptions, prices</w:t>
+            </w:r>
+          </w:p>
+        </w:tc>
+        <w:tc>
+          <w:p>
+            <w:pPr>
+              <w:pStyle w:val="Compact"/>
+              <w:jc w:val="left"/>
+            </w:pPr>
+            <w:r>
+              <w:rPr>
+                <w:b/>
+              </w:rPr>
+              <w:t xml:space="preserve">Headline real dataset</w:t>
+            </w:r>
+            <w:r>
+              <w:t xml:space="preserve">: every main result, split by time</w:t>
+            </w:r>
+          </w:p>
+        </w:tc>
+      </w:tr>
+      <w:tr>
+        <w:tc>
+          <w:p>
+            <w:pPr>
+              <w:pStyle w:val="Compact"/>
+              <w:jc w:val="left"/>
+            </w:pPr>
+            <w:r>
               <w:t xml:space="preserve">Amazon E-commerce (sharmajicoder),</w:t>
             </w:r>
             <w:r>
@@ -319,18 +384,53 @@
               <w:jc w:val="left"/>
             </w:pPr>
             <w:r>
-              <w:t xml:space="preserve">1,000,000 purchase rows: user, product, category, brand, price, rating, date and other fields</w:t>
-            </w:r>
-          </w:p>
-        </w:tc>
-        <w:tc>
-          <w:p>
-            <w:pPr>
-              <w:pStyle w:val="Compact"/>
-              <w:jc w:val="left"/>
-            </w:pPr>
-            <w:r>
-              <w:t xml:space="preserve">User-product purchases with dates: the main interactions, split by time</w:t>
+              <w:t xml:space="preserve">1,000,000 purchase rows: user, product, category, brand, price, rating, date</w:t>
+            </w:r>
+          </w:p>
+        </w:tc>
+        <w:tc>
+          <w:p>
+            <w:pPr>
+              <w:pStyle w:val="Compact"/>
+              <w:jc w:val="left"/>
+            </w:pPr>
+            <w:r>
+              <w:t xml:space="preserve">Sanity check: found to contain no learnable pattern</w:t>
+            </w:r>
+          </w:p>
+        </w:tc>
+      </w:tr>
+      <w:tr>
+        <w:tc>
+          <w:p>
+            <w:pPr>
+              <w:pStyle w:val="Compact"/>
+              <w:jc w:val="left"/>
+            </w:pPr>
+            <w:r>
+              <w:t xml:space="preserve">Simulated positive control (generated by our code, clearly labelled synthetic)</w:t>
+            </w:r>
+          </w:p>
+        </w:tc>
+        <w:tc>
+          <w:p>
+            <w:pPr>
+              <w:pStyle w:val="Compact"/>
+              <w:jc w:val="left"/>
+            </w:pPr>
+            <w:r>
+              <w:t xml:space="preserve">5,000 users, 1,986 items, 124,959 purchases with a planted taste structure and simulated item text</w:t>
+            </w:r>
+          </w:p>
+        </w:tc>
+        <w:tc>
+          <w:p>
+            <w:pPr>
+              <w:pStyle w:val="Compact"/>
+              <w:jc w:val="left"/>
+            </w:pPr>
+            <w:r>
+              <w:t xml:space="preserve">Sanity check: proves the pipeline detects signal when it exists</w:t>
             </w:r>
           </w:p>
         </w:tc>
@@ -375,18 +475,18 @@
               <w:jc w:val="left"/>
             </w:pPr>
             <w:r>
-              <w:t xml:space="preserve">728 products and 6,327 reviews with title, category, description and review text; no user ids</w:t>
-            </w:r>
-          </w:p>
-        </w:tc>
-        <w:tc>
-          <w:p>
-            <w:pPr>
-              <w:pStyle w:val="Compact"/>
-              <w:jc w:val="left"/>
-            </w:pPr>
-            <w:r>
-              <w:t xml:space="preserve">Real text for the content model; cannot be linked to the purchase file, so never merged</w:t>
+              <w:t xml:space="preserve">728 products and 6,327 reviews with text; no user ids</w:t>
+            </w:r>
+          </w:p>
+        </w:tc>
+        <w:tc>
+          <w:p>
+            <w:pPr>
+              <w:pStyle w:val="Compact"/>
+              <w:jc w:val="left"/>
+            </w:pPr>
+            <w:r>
+              <w:t xml:space="preserve">Proxy test of the content model; cannot be linked to purchases, never merged</w:t>
             </w:r>
           </w:p>
         </w:tc>
@@ -415,13 +515,13 @@
         <w:t xml:space="preserve">“</w:t>
       </w:r>
       <w:r>
-        <w:t xml:space="preserve">any later purchase in the evaluation period</w:t>
+        <w:t xml:space="preserve">any later review (purchase) in the evaluation period</w:t>
       </w:r>
       <w:r>
         <w:t xml:space="preserve">”</w:t>
       </w:r>
       <w:r>
-        <w:t xml:space="preserve">. The second planned definition, later purchase rated 4 or more, was not run (Section IV, deviations).</w:t>
+        <w:t xml:space="preserve">. The second planned definition, later interaction rated 4 or more, was not run (Section IV, deviations).</w:t>
       </w:r>
     </w:p>
     <w:p>
@@ -435,7 +535,7 @@
         <w:t xml:space="preserve">Cleaning</w:t>
       </w:r>
       <w:r>
-        <w:t xml:space="preserve">, in order: drop exact duplicates and rows missing user, item or rating; standardise text and category strings; parse dates and drop impossible ones; keep one row per (user, item); apply an iterative k-core filter for the main experiments while keeping the full set for cold-start analysis; map ids to contiguous integers. The k-core was set to k = 2 rather than the planned 5, because only 5,094 of 603,815 users have five or more purchases.</w:t>
+        <w:t xml:space="preserve">, in order: drop exact duplicates and rows missing user, item or rating; standardise text and category strings; parse dates and drop impossible ones; keep one row per (user, item); apply an iterative k-core filter (k = 5, as planned; the Beauty file is already a 5-core, so nothing was removed) while keeping later cold users and items for the cold-start analysis; map ids to contiguous integers. (On the 1M file a 5-core was not feasible, since only 5,094 of 603,815 users have five or more purchases, so k = 2 was used there.)</w:t>
       </w:r>
     </w:p>
     <w:p>
@@ -446,7 +546,7 @@
         <w:rPr>
           <w:b/>
         </w:rPr>
-        <w:t xml:space="preserve">TABLE I. Dataset summary after cleaning.</w:t>
+        <w:t xml:space="preserve">TABLE I. Dataset summary after cleaning (Amazon Beauty 5-core).</w:t>
       </w:r>
     </w:p>
     <w:tbl>
@@ -456,9 +556,19 @@
         <w:tblLook w:firstRow="1"/>
       </w:tblPr>
       <w:tblGrid>
-        <w:gridCol w:w="3528"/>
-        <w:gridCol w:w="2195"/>
-        <w:gridCol w:w="2195"/>
+        <w:gridCol w:w="1206"/>
+        <w:gridCol w:w="643"/>
+        <w:gridCol w:w="361"/>
+        <w:gridCol w:w="361"/>
+        <w:gridCol w:w="442"/>
+        <w:gridCol w:w="562"/>
+        <w:gridCol w:w="482"/>
+        <w:gridCol w:w="482"/>
+        <w:gridCol w:w="603"/>
+        <w:gridCol w:w="603"/>
+        <w:gridCol w:w="603"/>
+        <w:gridCol w:w="522"/>
+        <w:gridCol w:w="1045"/>
       </w:tblGrid>
       <w:tr>
         <w:trPr>
@@ -477,7 +587,7 @@
               <w:jc w:val="left"/>
             </w:pPr>
             <w:r>
-              <w:t xml:space="preserve">Quantity</w:t>
+              <w:t xml:space="preserve">set</w:t>
             </w:r>
           </w:p>
         </w:tc>
@@ -491,10 +601,10 @@
           <w:p>
             <w:pPr>
               <w:pStyle w:val="Compact"/>
-              <w:jc w:val="left"/>
-            </w:pPr>
-            <w:r>
-              <w:t xml:space="preserve">Full data</w:t>
+              <w:jc w:val="right"/>
+            </w:pPr>
+            <w:r>
+              <w:t xml:space="preserve">interactions</w:t>
             </w:r>
           </w:p>
         </w:tc>
@@ -508,10 +618,180 @@
           <w:p>
             <w:pPr>
               <w:pStyle w:val="Compact"/>
-              <w:jc w:val="left"/>
-            </w:pPr>
-            <w:r>
-              <w:t xml:space="preserve">k-core (k = 2)</w:t>
+              <w:jc w:val="right"/>
+            </w:pPr>
+            <w:r>
+              <w:t xml:space="preserve">users</w:t>
+            </w:r>
+          </w:p>
+        </w:tc>
+        <w:tc>
+          <w:tcPr>
+            <w:tcBorders>
+              <w:bottom w:val="single"/>
+            </w:tcBorders>
+            <w:vAlign w:val="bottom"/>
+          </w:tcPr>
+          <w:p>
+            <w:pPr>
+              <w:pStyle w:val="Compact"/>
+              <w:jc w:val="right"/>
+            </w:pPr>
+            <w:r>
+              <w:t xml:space="preserve">items</w:t>
+            </w:r>
+          </w:p>
+        </w:tc>
+        <w:tc>
+          <w:tcPr>
+            <w:tcBorders>
+              <w:bottom w:val="single"/>
+            </w:tcBorders>
+            <w:vAlign w:val="bottom"/>
+          </w:tcPr>
+          <w:p>
+            <w:pPr>
+              <w:pStyle w:val="Compact"/>
+              <w:jc w:val="right"/>
+            </w:pPr>
+            <w:r>
+              <w:t xml:space="preserve">density</w:t>
+            </w:r>
+          </w:p>
+        </w:tc>
+        <w:tc>
+          <w:tcPr>
+            <w:tcBorders>
+              <w:bottom w:val="single"/>
+            </w:tcBorders>
+            <w:vAlign w:val="bottom"/>
+          </w:tcPr>
+          <w:p>
+            <w:pPr>
+              <w:pStyle w:val="Compact"/>
+              <w:jc w:val="right"/>
+            </w:pPr>
+            <w:r>
+              <w:t xml:space="preserve">sparsity %</w:t>
+            </w:r>
+          </w:p>
+        </w:tc>
+        <w:tc>
+          <w:tcPr>
+            <w:tcBorders>
+              <w:bottom w:val="single"/>
+            </w:tcBorders>
+            <w:vAlign w:val="bottom"/>
+          </w:tcPr>
+          <w:p>
+            <w:pPr>
+              <w:pStyle w:val="Compact"/>
+              <w:jc w:val="right"/>
+            </w:pPr>
+            <w:r>
+              <w:t xml:space="preserve">avg/user</w:t>
+            </w:r>
+          </w:p>
+        </w:tc>
+        <w:tc>
+          <w:tcPr>
+            <w:tcBorders>
+              <w:bottom w:val="single"/>
+            </w:tcBorders>
+            <w:vAlign w:val="bottom"/>
+          </w:tcPr>
+          <w:p>
+            <w:pPr>
+              <w:pStyle w:val="Compact"/>
+              <w:jc w:val="right"/>
+            </w:pPr>
+            <w:r>
+              <w:t xml:space="preserve">avg/item</w:t>
+            </w:r>
+          </w:p>
+        </w:tc>
+        <w:tc>
+          <w:tcPr>
+            <w:tcBorders>
+              <w:bottom w:val="single"/>
+            </w:tcBorders>
+            <w:vAlign w:val="bottom"/>
+          </w:tcPr>
+          <w:p>
+            <w:pPr>
+              <w:pStyle w:val="Compact"/>
+              <w:jc w:val="right"/>
+            </w:pPr>
+            <w:r>
+              <w:t xml:space="preserve">median/user</w:t>
+            </w:r>
+          </w:p>
+        </w:tc>
+        <w:tc>
+          <w:tcPr>
+            <w:tcBorders>
+              <w:bottom w:val="single"/>
+            </w:tcBorders>
+            <w:vAlign w:val="bottom"/>
+          </w:tcPr>
+          <w:p>
+            <w:pPr>
+              <w:pStyle w:val="Compact"/>
+              <w:jc w:val="right"/>
+            </w:pPr>
+            <w:r>
+              <w:t xml:space="preserve">median/item</w:t>
+            </w:r>
+          </w:p>
+        </w:tc>
+        <w:tc>
+          <w:tcPr>
+            <w:tcBorders>
+              <w:bottom w:val="single"/>
+            </w:tcBorders>
+            <w:vAlign w:val="bottom"/>
+          </w:tcPr>
+          <w:p>
+            <w:pPr>
+              <w:pStyle w:val="Compact"/>
+              <w:jc w:val="right"/>
+            </w:pPr>
+            <w:r>
+              <w:t xml:space="preserve">mean rating</w:t>
+            </w:r>
+          </w:p>
+        </w:tc>
+        <w:tc>
+          <w:tcPr>
+            <w:tcBorders>
+              <w:bottom w:val="single"/>
+            </w:tcBorders>
+            <w:vAlign w:val="bottom"/>
+          </w:tcPr>
+          <w:p>
+            <w:pPr>
+              <w:pStyle w:val="Compact"/>
+              <w:jc w:val="left"/>
+            </w:pPr>
+            <w:r>
+              <w:t xml:space="preserve">share &gt;=4</w:t>
+            </w:r>
+          </w:p>
+        </w:tc>
+        <w:tc>
+          <w:tcPr>
+            <w:tcBorders>
+              <w:bottom w:val="single"/>
+            </w:tcBorders>
+            <w:vAlign w:val="bottom"/>
+          </w:tcPr>
+          <w:p>
+            <w:pPr>
+              <w:pStyle w:val="Compact"/>
+              <w:jc w:val="left"/>
+            </w:pPr>
+            <w:r>
+              <w:t xml:space="preserve">date range</w:t>
             </w:r>
           </w:p>
         </w:tc>
@@ -524,134 +804,139 @@
               <w:jc w:val="left"/>
             </w:pPr>
             <w:r>
-              <w:t xml:space="preserve">Users / items / interactions</w:t>
-            </w:r>
-          </w:p>
-        </w:tc>
-        <w:tc>
-          <w:p>
-            <w:pPr>
-              <w:pStyle w:val="Compact"/>
-              <w:jc w:val="left"/>
-            </w:pPr>
-            <w:r>
-              <w:t xml:space="preserve">603,815 / 89,999 / 999,993</w:t>
-            </w:r>
-          </w:p>
-        </w:tc>
-        <w:tc>
-          <w:p>
-            <w:pPr>
-              <w:pStyle w:val="Compact"/>
-              <w:jc w:val="left"/>
-            </w:pPr>
-            <w:r>
-              <w:t xml:space="preserve">273,820 / 89,528 / 669,572</w:t>
-            </w:r>
-          </w:p>
-        </w:tc>
-      </w:tr>
-      <w:tr>
-        <w:tc>
-          <w:p>
-            <w:pPr>
-              <w:pStyle w:val="Compact"/>
-              <w:jc w:val="left"/>
-            </w:pPr>
-            <w:r>
-              <w:t xml:space="preserve">Density (interactions / (users x items))</w:t>
-            </w:r>
-          </w:p>
-        </w:tc>
-        <w:tc>
-          <w:p>
-            <w:pPr>
-              <w:pStyle w:val="Compact"/>
-              <w:jc w:val="left"/>
-            </w:pPr>
-            <w:r>
-              <w:t xml:space="preserve">1.84e-05</w:t>
-            </w:r>
-          </w:p>
-        </w:tc>
-        <w:tc>
-          <w:p>
-            <w:pPr>
-              <w:pStyle w:val="Compact"/>
-              <w:jc w:val="left"/>
-            </w:pPr>
-            <w:r>
-              <w:t xml:space="preserve">2.73e-05</w:t>
-            </w:r>
-          </w:p>
-        </w:tc>
-      </w:tr>
-      <w:tr>
-        <w:tc>
-          <w:p>
-            <w:pPr>
-              <w:pStyle w:val="Compact"/>
-              <w:jc w:val="left"/>
-            </w:pPr>
-            <w:r>
-              <w:t xml:space="preserve">Mean rating / share of ratings of 4 or more</w:t>
-            </w:r>
-          </w:p>
-        </w:tc>
-        <w:tc>
-          <w:p>
-            <w:pPr>
-              <w:pStyle w:val="Compact"/>
-              <w:jc w:val="left"/>
-            </w:pPr>
-            <w:r>
-              <w:t xml:space="preserve">3.927 / 48.1%</w:t>
-            </w:r>
-          </w:p>
-        </w:tc>
-        <w:tc>
-          <w:p>
-            <w:pPr>
-              <w:pStyle w:val="Compact"/>
-              <w:jc w:val="left"/>
-            </w:pPr>
-            <w:r>
-              <w:t xml:space="preserve">3.927 / 48.1%</w:t>
-            </w:r>
-          </w:p>
-        </w:tc>
-      </w:tr>
-      <w:tr>
-        <w:tc>
-          <w:p>
-            <w:pPr>
-              <w:pStyle w:val="Compact"/>
-              <w:jc w:val="left"/>
-            </w:pPr>
-            <w:r>
-              <w:t xml:space="preserve">Median interactions per user / per item</w:t>
-            </w:r>
-          </w:p>
-        </w:tc>
-        <w:tc>
-          <w:p>
-            <w:pPr>
-              <w:pStyle w:val="Compact"/>
-              <w:jc w:val="left"/>
-            </w:pPr>
-            <w:r>
-              <w:t xml:space="preserve">1 / 11</w:t>
-            </w:r>
-          </w:p>
-        </w:tc>
-        <w:tc>
-          <w:p>
-            <w:pPr>
-              <w:pStyle w:val="Compact"/>
-              <w:jc w:val="left"/>
-            </w:pPr>
-            <w:r>
-              <w:t xml:space="preserve">2 / 7</w:t>
+              <w:t xml:space="preserve">Beauty 5-core (cleaned, k=5)</w:t>
+            </w:r>
+          </w:p>
+        </w:tc>
+        <w:tc>
+          <w:p>
+            <w:pPr>
+              <w:pStyle w:val="Compact"/>
+              <w:jc w:val="right"/>
+            </w:pPr>
+            <w:r>
+              <w:t xml:space="preserve">198,502</w:t>
+            </w:r>
+          </w:p>
+        </w:tc>
+        <w:tc>
+          <w:p>
+            <w:pPr>
+              <w:pStyle w:val="Compact"/>
+              <w:jc w:val="right"/>
+            </w:pPr>
+            <w:r>
+              <w:t xml:space="preserve">22,363</w:t>
+            </w:r>
+          </w:p>
+        </w:tc>
+        <w:tc>
+          <w:p>
+            <w:pPr>
+              <w:pStyle w:val="Compact"/>
+              <w:jc w:val="right"/>
+            </w:pPr>
+            <w:r>
+              <w:t xml:space="preserve">12,101</w:t>
+            </w:r>
+          </w:p>
+        </w:tc>
+        <w:tc>
+          <w:p>
+            <w:pPr>
+              <w:pStyle w:val="Compact"/>
+              <w:jc w:val="right"/>
+            </w:pPr>
+            <w:r>
+              <w:t xml:space="preserve">0.000734</w:t>
+            </w:r>
+          </w:p>
+        </w:tc>
+        <w:tc>
+          <w:p>
+            <w:pPr>
+              <w:pStyle w:val="Compact"/>
+              <w:jc w:val="right"/>
+            </w:pPr>
+            <w:r>
+              <w:t xml:space="preserve">99.9266</w:t>
+            </w:r>
+          </w:p>
+        </w:tc>
+        <w:tc>
+          <w:p>
+            <w:pPr>
+              <w:pStyle w:val="Compact"/>
+              <w:jc w:val="right"/>
+            </w:pPr>
+            <w:r>
+              <w:t xml:space="preserve">8.88</w:t>
+            </w:r>
+          </w:p>
+        </w:tc>
+        <w:tc>
+          <w:p>
+            <w:pPr>
+              <w:pStyle w:val="Compact"/>
+              <w:jc w:val="right"/>
+            </w:pPr>
+            <w:r>
+              <w:t xml:space="preserve">16.4</w:t>
+            </w:r>
+          </w:p>
+        </w:tc>
+        <w:tc>
+          <w:p>
+            <w:pPr>
+              <w:pStyle w:val="Compact"/>
+              <w:jc w:val="right"/>
+            </w:pPr>
+            <w:r>
+              <w:t xml:space="preserve">6</w:t>
+            </w:r>
+          </w:p>
+        </w:tc>
+        <w:tc>
+          <w:p>
+            <w:pPr>
+              <w:pStyle w:val="Compact"/>
+              <w:jc w:val="right"/>
+            </w:pPr>
+            <w:r>
+              <w:t xml:space="preserve">9</w:t>
+            </w:r>
+          </w:p>
+        </w:tc>
+        <w:tc>
+          <w:p>
+            <w:pPr>
+              <w:pStyle w:val="Compact"/>
+              <w:jc w:val="right"/>
+            </w:pPr>
+            <w:r>
+              <w:t xml:space="preserve">4.19</w:t>
+            </w:r>
+          </w:p>
+        </w:tc>
+        <w:tc>
+          <w:p>
+            <w:pPr>
+              <w:pStyle w:val="Compact"/>
+              <w:jc w:val="left"/>
+            </w:pPr>
+            <w:r>
+              <w:t xml:space="preserve">77.7%</w:t>
+            </w:r>
+          </w:p>
+        </w:tc>
+        <w:tc>
+          <w:p>
+            <w:pPr>
+              <w:pStyle w:val="Compact"/>
+              <w:jc w:val="left"/>
+            </w:pPr>
+            <w:r>
+              <w:t xml:space="preserve">2002-06-12 to 2014-07-23</w:t>
             </w:r>
           </w:p>
         </w:tc>
@@ -662,7 +947,7 @@
         <w:pStyle w:val="BodyText"/>
       </w:pPr>
       <w:r>
-        <w:t xml:space="preserve">The stricter k-core removes users with a single purchase, so it keeps 67% of the interactions. Both sets have a median of one or two purchases per user, which is why the planned k = 5 was not feasible. Mean rating and the share rated 4 or more are identical in the two sets to the precision shown.</w:t>
+        <w:t xml:space="preserve">Every user and item has at least five reviews (k = 5), a median of 6 reviews per user and 9 per item, and the data are 99.93% sparse.</w:t>
       </w:r>
     </w:p>
     <w:p>
@@ -679,7 +964,7 @@
         <w:t xml:space="preserve"> </w:t>
       </w:r>
       <w:r>
-        <w:t xml:space="preserve">The collaborative signal is the sparse user-item matrix (ratings for the SVD, binary or confidence-weighted purchases for the others). Item content comes from TF-IDF vectors of product text (title, description, category and review text on the real Amazon files; simulated item text on the control). Recency is used for recency-weighted popularity and for the split, never as a source of leakage.</w:t>
+        <w:t xml:space="preserve">The collaborative signal is the sparse user-item matrix (ratings for the SVD, binary or confidence-weighted purchases for the others). Item content comes from TF-IDF vectors of product text (title, brand, category path and description from the product metadata file; simulated item text on the control). Recency is used for recency-weighted popularity and for the split, never as a source of leakage.</w:t>
       </w:r>
     </w:p>
     <w:p>
@@ -871,7 +1156,7 @@
               <w:jc w:val="left"/>
             </w:pPr>
             <w:r>
-              <w:t xml:space="preserve">k in {20, 50, 100}; shrinkage in {0, 10, 50}</w:t>
+              <w:t xml:space="preserve">k in {20, 50, 100}; shrinkage in {0, 10, 50}; Beauty also k in {100, 200}, shrinkage in {100, 200, 500}</w:t>
             </w:r>
           </w:p>
         </w:tc>
@@ -895,7 +1180,7 @@
               <w:jc w:val="left"/>
             </w:pPr>
             <w:r>
-              <w:t xml:space="preserve">factors in {32, 64, 128}; regularisation in {0.02, 0.05, 0.1}; learning rate in {0.005, 0.01}</w:t>
+              <w:t xml:space="preserve">factors in {32, 64, 128}; regularisation in {0.02, 0.05, 0.1}; learning rate in {0.005, 0.01}; Beauty also factors in {128, 256}</w:t>
             </w:r>
           </w:p>
         </w:tc>
@@ -919,7 +1204,7 @@
               <w:jc w:val="left"/>
             </w:pPr>
             <w:r>
-              <w:t xml:space="preserve">factors in {32, 64, 128}; regularisation in {0.01, 0.1}; ALS confidence alpha in {10, 40}; BPR learning rate in {0.01, 0.05}</w:t>
+              <w:t xml:space="preserve">factors in {32, 64, 128}; regularisation in {0.01, 0.1}; ALS confidence alpha in {10, 40}; BPR learning rate in {0.01, 0.05}; Beauty also factors in {128, 256}, regularisation 0.001, alpha 100, BPR learning rate 0.1</w:t>
             </w:r>
           </w:p>
         </w:tc>
@@ -943,7 +1228,7 @@
               <w:jc w:val="left"/>
             </w:pPr>
             <w:r>
-              <w:t xml:space="preserve">max features in {5k, 20k}; n-gram range in {(1,1), (1,2)} (full grid run on the Amazon text; best: 5k, (1,2))</w:t>
+              <w:t xml:space="preserve">max features in {5k, 20k}; n-gram range in {(1,1), (1,2)} (Beauty best: 20k, (1,2))</w:t>
             </w:r>
           </w:p>
         </w:tc>
@@ -978,7 +1263,25 @@
         <w:pStyle w:val="BodyText"/>
       </w:pPr>
       <w:r>
-        <w:t xml:space="preserve">The full grid was run on the control data; the 1M file used a reduced grid on a 5,000-user sample because of the 2-core, 3 GB machine. The settings chosen on validation and then frozen are in</w:t>
+        <w:t xml:space="preserve">The full grid was run on Beauty and on the control data; the 1M file used a reduced grid on a 5,000-user sample because of the 2-core, 3 GB machine. On Beauty the best validation settings sat on the edge of the planned grids, so an extended grid (the</w:t>
+      </w:r>
+      <w:r>
+        <w:t xml:space="preserve"> </w:t>
+      </w:r>
+      <w:r>
+        <w:t xml:space="preserve">“</w:t>
+      </w:r>
+      <w:r>
+        <w:t xml:space="preserve">also</w:t>
+      </w:r>
+      <w:r>
+        <w:t xml:space="preserve">”</w:t>
+      </w:r>
+      <w:r>
+        <w:t xml:space="preserve"> </w:t>
+      </w:r>
+      <w:r>
+        <w:t xml:space="preserve">entries) was added, on validation only and before any test scoring. The settings chosen on validation and then frozen are in</w:t>
       </w:r>
       <w:r>
         <w:t xml:space="preserve"> </w:t>
@@ -1035,13 +1338,13 @@
         <w:rPr>
           <w:b/>
         </w:rPr>
-        <w:t xml:space="preserve">Positive control.</w:t>
-      </w:r>
-      <w:r>
-        <w:t xml:space="preserve"> </w:t>
-      </w:r>
-      <w:r>
-        <w:t xml:space="preserve">Because the large purchase file turned out to contain no signal, a simulated dataset with a planted taste structure (5,000 users, 1,986 items) is used as a clearly labelled positive control, with simulated item text for the hybrid. It is never presented as real data.</w:t>
+        <w:t xml:space="preserve">Sanity-check datasets.</w:t>
+      </w:r>
+      <w:r>
+        <w:t xml:space="preserve"> </w:t>
+      </w:r>
+      <w:r>
+        <w:t xml:space="preserve">Because the large Kaggle purchase file turned out to contain no signal, a simulated dataset with a planted taste structure (5,000 users, 1,986 items) is used as a clearly labelled positive control, and the 1M file is kept as a negative control. Neither is presented as evidence about real shoppers.</w:t>
       </w:r>
     </w:p>
     <w:p>
@@ -1064,7 +1367,16 @@
         <w:pStyle w:val="Compact"/>
       </w:pPr>
       <w:r>
-        <w:t xml:space="preserve">k-core is 2, not 5.</w:t>
+        <w:rPr>
+          <w:b/>
+        </w:rPr>
+        <w:t xml:space="preserve">The headline dataset is Amazon Beauty 5-core, not the two Kaggle files.</w:t>
+      </w:r>
+      <w:r>
+        <w:t xml:space="preserve"> </w:t>
+      </w:r>
+      <w:r>
+        <w:t xml:space="preserve">The 1M file contains no learnable pattern (four diagnostics) and the Kaggle products and reviews files have no user ids. The switch was made after seeing the 1M results, but before any Beauty data were scored on the test period.</w:t>
       </w:r>
     </w:p>
     <w:p>
@@ -1076,7 +1388,7 @@
         <w:pStyle w:val="Compact"/>
       </w:pPr>
       <w:r>
-        <w:t xml:space="preserve">The two datasets are never merged.</w:t>
+        <w:t xml:space="preserve">k-core is 5 on Beauty (as planned) and 2 on the 1M file.</w:t>
       </w:r>
     </w:p>
     <w:p>
@@ -1088,7 +1400,7 @@
         <w:pStyle w:val="Compact"/>
       </w:pPr>
       <w:r>
-        <w:t xml:space="preserve">The 1M file is judged on a seeded sample of 5,000 warm users with reduced grids.</w:t>
+        <w:t xml:space="preserve">The Table II grids were extended on Beauty (validation only) because the best settings sat on grid edges.</w:t>
       </w:r>
     </w:p>
     <w:p>
@@ -1100,7 +1412,7 @@
         <w:pStyle w:val="Compact"/>
       </w:pPr>
       <w:r>
-        <w:t xml:space="preserve">The hybrid is evaluated on simulated data; the real-text content model is evaluated on a proxy task (same leaf category), not on purchases.</w:t>
+        <w:t xml:space="preserve">The datasets are never merged. The 1M file is judged on a seeded sample of 5,000 warm users with reduced grids.</w:t>
       </w:r>
     </w:p>
     <w:p>
@@ -1165,9 +1477,9 @@
       <w:pPr>
         <w:pStyle w:val="Heading3"/>
       </w:pPr>
-      <w:bookmarkStart w:id="28" w:name="a.-data-split-and-what-the-data-contain"/>
-      <w:r>
-        <w:t xml:space="preserve">A. Data, split and what the data contain</w:t>
+      <w:bookmarkStart w:id="28" w:name="a.-data-split-and-signal-check"/>
+      <w:r>
+        <w:t xml:space="preserve">A. Data, split and signal check</w:t>
       </w:r>
       <w:bookmarkEnd w:id="28"/>
     </w:p>
@@ -1176,7 +1488,7 @@
         <w:pStyle w:val="FirstParagraph"/>
       </w:pPr>
       <w:r>
-        <w:t xml:space="preserve">Two purchase-style datasets were used for different jobs and are never merged, because their product ids do not link and the review file has no user ids.</w:t>
+        <w:t xml:space="preserve">Three datasets were used, for three different jobs, and are never merged. The</w:t>
       </w:r>
       <w:r>
         <w:t xml:space="preserve"> </w:t>
@@ -1185,13 +1497,13 @@
         <w:rPr>
           <w:b/>
         </w:rPr>
-        <w:t xml:space="preserve">amazon_ecommerce_1M</w:t>
-      </w:r>
-      <w:r>
-        <w:t xml:space="preserve"> </w:t>
-      </w:r>
-      <w:r>
-        <w:t xml:space="preserve">supplies user-product purchases with dates (Table I). The</w:t>
+        <w:t xml:space="preserve">headline dataset is real: Amazon Beauty 5-core</w:t>
+      </w:r>
+      <w:r>
+        <w:t xml:space="preserve"> </w:t>
+      </w:r>
+      <w:r>
+        <w:t xml:space="preserve">(22,363 users, 12,101 products, 198,502 reviews, June 2002 to July 2014, with product titles, brands, categories, descriptions, prices and images), the standard public benchmark in which every user and product has at least five reviews. A review is treated as evidence of a purchase. The two Kaggle files used first act as</w:t>
       </w:r>
       <w:r>
         <w:t xml:space="preserve"> </w:t>
@@ -1200,28 +1512,40 @@
         <w:rPr>
           <w:b/>
         </w:rPr>
-        <w:t xml:space="preserve">Amazon products and reviews</w:t>
-      </w:r>
-      <w:r>
-        <w:t xml:space="preserve"> </w:t>
-      </w:r>
-      <w:r>
-        <w:t xml:space="preserve">files (728 products, 6,327 reviews, no users) supply real text for the content model. Because the 1M file has a median of one purchase per user, the k-core was set to</w:t>
+        <w:t xml:space="preserve">sanity checks</w:t>
+      </w:r>
+      <w:r>
+        <w:t xml:space="preserve">:</w:t>
       </w:r>
       <w:r>
         <w:t xml:space="preserve"> </w:t>
       </w:r>
       <w:r>
         <w:rPr>
-          <w:b/>
+          <w:i/>
         </w:rPr>
-        <w:t xml:space="preserve">k = 2</w:t>
-      </w:r>
-      <w:r>
-        <w:t xml:space="preserve"> </w:t>
-      </w:r>
-      <w:r>
-        <w:t xml:space="preserve">instead of the planned 5 (only 5,094 of 603,815 users have at least five purchases).</w:t>
+        <w:t xml:space="preserve">amazon_ecommerce_1M</w:t>
+      </w:r>
+      <w:r>
+        <w:t xml:space="preserve"> </w:t>
+      </w:r>
+      <w:r>
+        <w:t xml:space="preserve">(1,000,000 purchase rows) and a clearly labelled</w:t>
+      </w:r>
+      <w:r>
+        <w:t xml:space="preserve"> </w:t>
+      </w:r>
+      <w:r>
+        <w:rPr>
+          <w:i/>
+        </w:rPr>
+        <w:t xml:space="preserve">simulated positive control</w:t>
+      </w:r>
+      <w:r>
+        <w:t xml:space="preserve"> </w:t>
+      </w:r>
+      <w:r>
+        <w:t xml:space="preserve">(5,000 users, 1,986 items, 124,959 purchases with a planted taste structure). The 1M file was tried first and turned out to contain no learnable pattern (Section V-F); we therefore moved to a real dataset that does, and say so openly: the switch was made after seeing the 1M results, but before any Beauty data were scored on the test period.</w:t>
       </w:r>
     </w:p>
     <w:p>
@@ -1229,72 +1553,7 @@
         <w:pStyle w:val="BodyText"/>
       </w:pPr>
       <w:r>
-        <w:t xml:space="preserve">Table I (Section III) gives the dataset statistics. Cleaning log: {</w:t>
-      </w:r>
-      <w:r>
-        <w:t xml:space="preserve">“</w:t>
-      </w:r>
-      <w:r>
-        <w:t xml:space="preserve">raw_rows</w:t>
-      </w:r>
-      <w:r>
-        <w:t xml:space="preserve">”</w:t>
-      </w:r>
-      <w:r>
-        <w:t xml:space="preserve">: 1000000,</w:t>
-      </w:r>
-      <w:r>
-        <w:t xml:space="preserve"> </w:t>
-      </w:r>
-      <w:r>
-        <w:t xml:space="preserve">“</w:t>
-      </w:r>
-      <w:r>
-        <w:t xml:space="preserve">after_exact_dup_and_null_drop</w:t>
-      </w:r>
-      <w:r>
-        <w:t xml:space="preserve">”</w:t>
-      </w:r>
-      <w:r>
-        <w:t xml:space="preserve">: 1000000,</w:t>
-      </w:r>
-      <w:r>
-        <w:t xml:space="preserve"> </w:t>
-      </w:r>
-      <w:r>
-        <w:t xml:space="preserve">“</w:t>
-      </w:r>
-      <w:r>
-        <w:t xml:space="preserve">after_date_checks</w:t>
-      </w:r>
-      <w:r>
-        <w:t xml:space="preserve">”</w:t>
-      </w:r>
-      <w:r>
-        <w:t xml:space="preserve">: 1000000,</w:t>
-      </w:r>
-      <w:r>
-        <w:t xml:space="preserve"> </w:t>
-      </w:r>
-      <w:r>
-        <w:t xml:space="preserve">“</w:t>
-      </w:r>
-      <w:r>
-        <w:t xml:space="preserve">after_user_item_dedup</w:t>
-      </w:r>
-      <w:r>
-        <w:t xml:space="preserve">”</w:t>
-      </w:r>
-      <w:r>
-        <w:t xml:space="preserve">: 999993}.</w:t>
-      </w:r>
-    </w:p>
-    <w:p>
-      <w:pPr>
-        <w:pStyle w:val="BodyText"/>
-      </w:pPr>
-      <w:r>
-        <w:t xml:space="preserve">The time-based split (earliest 70% train, next 15% validation, final 15% locked test) is:</w:t>
+        <w:t xml:space="preserve">Table I (Section III) gives the Beauty statistics; there are no cleaning losses because the 5-core file is already deduplicated. The time-based split (earliest 70% train, next 15% validation, final 15% locked test) is:</w:t>
       </w:r>
     </w:p>
     <w:tbl>
@@ -1413,7 +1672,7 @@
               <w:jc w:val="left"/>
             </w:pPr>
             <w:r>
-              <w:t xml:space="preserve">468,104</w:t>
+              <w:t xml:space="preserve">138,723</w:t>
             </w:r>
           </w:p>
         </w:tc>
@@ -1435,18 +1694,18 @@
               <w:jc w:val="left"/>
             </w:pPr>
             <w:r>
-              <w:t xml:space="preserve">2024-03-31</w:t>
-            </w:r>
-          </w:p>
-        </w:tc>
-        <w:tc>
-          <w:p>
-            <w:pPr>
-              <w:pStyle w:val="Compact"/>
-              <w:jc w:val="left"/>
-            </w:pPr>
-            <w:r>
-              <w:t xml:space="preserve">2025-08-23</w:t>
+              <w:t xml:space="preserve">2002-06-12</w:t>
+            </w:r>
+          </w:p>
+        </w:tc>
+        <w:tc>
+          <w:p>
+            <w:pPr>
+              <w:pStyle w:val="Compact"/>
+              <w:jc w:val="left"/>
+            </w:pPr>
+            <w:r>
+              <w:t xml:space="preserve">2013-12-26</w:t>
             </w:r>
           </w:p>
         </w:tc>
@@ -1470,40 +1729,40 @@
               <w:jc w:val="left"/>
             </w:pPr>
             <w:r>
-              <w:t xml:space="preserve">100,429</w:t>
-            </w:r>
-          </w:p>
-        </w:tc>
-        <w:tc>
-          <w:p>
-            <w:pPr>
-              <w:pStyle w:val="Compact"/>
-              <w:jc w:val="left"/>
-            </w:pPr>
-            <w:r>
-              <w:t xml:space="preserve">15.0%</w:t>
-            </w:r>
-          </w:p>
-        </w:tc>
-        <w:tc>
-          <w:p>
-            <w:pPr>
-              <w:pStyle w:val="Compact"/>
-              <w:jc w:val="left"/>
-            </w:pPr>
-            <w:r>
-              <w:t xml:space="preserve">2025-08-24</w:t>
-            </w:r>
-          </w:p>
-        </w:tc>
-        <w:tc>
-          <w:p>
-            <w:pPr>
-              <w:pStyle w:val="Compact"/>
-              <w:jc w:val="left"/>
-            </w:pPr>
-            <w:r>
-              <w:t xml:space="preserve">2025-12-11</w:t>
+              <w:t xml:space="preserve">29,931</w:t>
+            </w:r>
+          </w:p>
+        </w:tc>
+        <w:tc>
+          <w:p>
+            <w:pPr>
+              <w:pStyle w:val="Compact"/>
+              <w:jc w:val="left"/>
+            </w:pPr>
+            <w:r>
+              <w:t xml:space="preserve">15.1%</w:t>
+            </w:r>
+          </w:p>
+        </w:tc>
+        <w:tc>
+          <w:p>
+            <w:pPr>
+              <w:pStyle w:val="Compact"/>
+              <w:jc w:val="left"/>
+            </w:pPr>
+            <w:r>
+              <w:t xml:space="preserve">2013-12-27</w:t>
+            </w:r>
+          </w:p>
+        </w:tc>
+        <w:tc>
+          <w:p>
+            <w:pPr>
+              <w:pStyle w:val="Compact"/>
+              <w:jc w:val="left"/>
+            </w:pPr>
+            <w:r>
+              <w:t xml:space="preserve">2014-04-08</w:t>
             </w:r>
           </w:p>
         </w:tc>
@@ -1527,40 +1786,40 @@
               <w:jc w:val="left"/>
             </w:pPr>
             <w:r>
-              <w:t xml:space="preserve">101,039</w:t>
-            </w:r>
-          </w:p>
-        </w:tc>
-        <w:tc>
-          <w:p>
-            <w:pPr>
-              <w:pStyle w:val="Compact"/>
-              <w:jc w:val="left"/>
-            </w:pPr>
-            <w:r>
-              <w:t xml:space="preserve">15.1%</w:t>
-            </w:r>
-          </w:p>
-        </w:tc>
-        <w:tc>
-          <w:p>
-            <w:pPr>
-              <w:pStyle w:val="Compact"/>
-              <w:jc w:val="left"/>
-            </w:pPr>
-            <w:r>
-              <w:t xml:space="preserve">2025-12-12</w:t>
-            </w:r>
-          </w:p>
-        </w:tc>
-        <w:tc>
-          <w:p>
-            <w:pPr>
-              <w:pStyle w:val="Compact"/>
-              <w:jc w:val="left"/>
-            </w:pPr>
-            <w:r>
-              <w:t xml:space="preserve">2026-03-31</w:t>
+              <w:t xml:space="preserve">29,848</w:t>
+            </w:r>
+          </w:p>
+        </w:tc>
+        <w:tc>
+          <w:p>
+            <w:pPr>
+              <w:pStyle w:val="Compact"/>
+              <w:jc w:val="left"/>
+            </w:pPr>
+            <w:r>
+              <w:t xml:space="preserve">15.0%</w:t>
+            </w:r>
+          </w:p>
+        </w:tc>
+        <w:tc>
+          <w:p>
+            <w:pPr>
+              <w:pStyle w:val="Compact"/>
+              <w:jc w:val="left"/>
+            </w:pPr>
+            <w:r>
+              <w:t xml:space="preserve">2014-04-09</w:t>
+            </w:r>
+          </w:p>
+        </w:tc>
+        <w:tc>
+          <w:p>
+            <w:pPr>
+              <w:pStyle w:val="Compact"/>
+              <w:jc w:val="left"/>
+            </w:pPr>
+            <w:r>
+              <w:t xml:space="preserve">2014-07-23</w:t>
             </w:r>
           </w:p>
         </w:tc>
@@ -1673,29 +1932,29 @@
               <w:jc w:val="left"/>
             </w:pPr>
             <w:r>
-              <w:t xml:space="preserve">80,325 (80.0%)</w:t>
-            </w:r>
-          </w:p>
-        </w:tc>
-        <w:tc>
-          <w:p>
-            <w:pPr>
-              <w:pStyle w:val="Compact"/>
-              <w:jc w:val="left"/>
-            </w:pPr>
-            <w:r>
-              <w:t xml:space="preserve">344 (0.3%)</w:t>
-            </w:r>
-          </w:p>
-        </w:tc>
-        <w:tc>
-          <w:p>
-            <w:pPr>
-              <w:pStyle w:val="Compact"/>
-              <w:jc w:val="left"/>
-            </w:pPr>
-            <w:r>
-              <w:t xml:space="preserve">19,760 (19.7%)</w:t>
+              <w:t xml:space="preserve">16,953 (56.6%)</w:t>
+            </w:r>
+          </w:p>
+        </w:tc>
+        <w:tc>
+          <w:p>
+            <w:pPr>
+              <w:pStyle w:val="Compact"/>
+              <w:jc w:val="left"/>
+            </w:pPr>
+            <w:r>
+              <w:t xml:space="preserve">4,272 (14.3%)</w:t>
+            </w:r>
+          </w:p>
+        </w:tc>
+        <w:tc>
+          <w:p>
+            <w:pPr>
+              <w:pStyle w:val="Compact"/>
+              <w:jc w:val="left"/>
+            </w:pPr>
+            <w:r>
+              <w:t xml:space="preserve">8,706 (29.1%)</w:t>
             </w:r>
           </w:p>
         </w:tc>
@@ -1719,34 +1978,42 @@
               <w:jc w:val="left"/>
             </w:pPr>
             <w:r>
-              <w:t xml:space="preserve">80,813 (80.0%)</w:t>
-            </w:r>
-          </w:p>
-        </w:tc>
-        <w:tc>
-          <w:p>
-            <w:pPr>
-              <w:pStyle w:val="Compact"/>
-              <w:jc w:val="left"/>
-            </w:pPr>
-            <w:r>
-              <w:t xml:space="preserve">409 (0.4%)</w:t>
-            </w:r>
-          </w:p>
-        </w:tc>
-        <w:tc>
-          <w:p>
-            <w:pPr>
-              <w:pStyle w:val="Compact"/>
-              <w:jc w:val="left"/>
-            </w:pPr>
-            <w:r>
-              <w:t xml:space="preserve">19,817 (19.6%)</w:t>
+              <w:t xml:space="preserve">11,938 (40.0%)</w:t>
+            </w:r>
+          </w:p>
+        </w:tc>
+        <w:tc>
+          <w:p>
+            <w:pPr>
+              <w:pStyle w:val="Compact"/>
+              <w:jc w:val="left"/>
+            </w:pPr>
+            <w:r>
+              <w:t xml:space="preserve">5,725 (19.2%)</w:t>
+            </w:r>
+          </w:p>
+        </w:tc>
+        <w:tc>
+          <w:p>
+            <w:pPr>
+              <w:pStyle w:val="Compact"/>
+              <w:jc w:val="left"/>
+            </w:pPr>
+            <w:r>
+              <w:t xml:space="preserve">12,185 (40.8%)</w:t>
             </w:r>
           </w:p>
         </w:tc>
       </w:tr>
     </w:tbl>
+    <w:p>
+      <w:pPr>
+        <w:pStyle w:val="BodyText"/>
+      </w:pPr>
+      <w:r>
+        <w:t xml:space="preserve">More than half of the test purchases come from users or products with no earlier history, which is why the cold-start experiments (E2) matter on this dataset.</w:t>
+      </w:r>
+    </w:p>
     <w:p>
       <w:pPr>
         <w:pStyle w:val="BodyText"/>
@@ -1755,13 +2022,229 @@
         <w:rPr>
           <w:b/>
         </w:rPr>
-        <w:t xml:space="preserve">The 1M file contains no learnable purchase pattern.</w:t>
-      </w:r>
-      <w:r>
-        <w:t xml:space="preserve"> </w:t>
-      </w:r>
-      <w:r>
-        <w:t xml:space="preserve">Four independent checks (Fig. 1) all match what random purchasing predicts: product popularity has Poisson-like spread, users do not repeat categories or brands more than chance, and a product’s early sales do not predict its later sales.</w:t>
+        <w:t xml:space="preserve">Signal check.</w:t>
+      </w:r>
+      <w:r>
+        <w:t xml:space="preserve"> </w:t>
+      </w:r>
+      <w:r>
+        <w:t xml:space="preserve">The same four diagnostics used on the 1M file were run on Beauty:</w:t>
+      </w:r>
+    </w:p>
+    <w:tbl>
+      <w:tblPr>
+        <w:tblStyle w:val="Table"/>
+        <w:tblW w:type="pct" w:w="5000.0"/>
+        <w:tblLook w:firstRow="1"/>
+      </w:tblPr>
+      <w:tblGrid>
+        <w:gridCol w:w="2640"/>
+        <w:gridCol w:w="2640"/>
+        <w:gridCol w:w="2640"/>
+      </w:tblGrid>
+      <w:tr>
+        <w:trPr>
+          <w:cnfStyle w:firstRow="1"/>
+        </w:trPr>
+        <w:tc>
+          <w:tcPr>
+            <w:tcBorders>
+              <w:bottom w:val="single"/>
+            </w:tcBorders>
+            <w:vAlign w:val="bottom"/>
+          </w:tcPr>
+          <w:p>
+            <w:pPr>
+              <w:pStyle w:val="Compact"/>
+              <w:jc w:val="left"/>
+            </w:pPr>
+            <w:r>
+              <w:t xml:space="preserve">check</w:t>
+            </w:r>
+          </w:p>
+        </w:tc>
+        <w:tc>
+          <w:tcPr>
+            <w:tcBorders>
+              <w:bottom w:val="single"/>
+            </w:tcBorders>
+            <w:vAlign w:val="bottom"/>
+          </w:tcPr>
+          <w:p>
+            <w:pPr>
+              <w:pStyle w:val="Compact"/>
+              <w:jc w:val="left"/>
+            </w:pPr>
+            <w:r>
+              <w:t xml:space="preserve">observed</w:t>
+            </w:r>
+          </w:p>
+        </w:tc>
+        <w:tc>
+          <w:tcPr>
+            <w:tcBorders>
+              <w:bottom w:val="single"/>
+            </w:tcBorders>
+            <w:vAlign w:val="bottom"/>
+          </w:tcPr>
+          <w:p>
+            <w:pPr>
+              <w:pStyle w:val="Compact"/>
+              <w:jc w:val="left"/>
+            </w:pPr>
+            <w:r>
+              <w:t xml:space="preserve">what pure chance predicts</w:t>
+            </w:r>
+          </w:p>
+        </w:tc>
+      </w:tr>
+      <w:tr>
+        <w:tc>
+          <w:p>
+            <w:pPr>
+              <w:pStyle w:val="Compact"/>
+              <w:jc w:val="left"/>
+            </w:pPr>
+            <w:r>
+              <w:t xml:space="preserve">Item popularity: variance / mean of interactions per item</w:t>
+            </w:r>
+          </w:p>
+        </w:tc>
+        <w:tc>
+          <w:p>
+            <w:pPr>
+              <w:pStyle w:val="Compact"/>
+              <w:jc w:val="left"/>
+            </w:pPr>
+            <w:r>
+              <w:t xml:space="preserve">34.0</w:t>
+            </w:r>
+          </w:p>
+        </w:tc>
+        <w:tc>
+          <w:p>
+            <w:pPr>
+              <w:pStyle w:val="Compact"/>
+              <w:jc w:val="left"/>
+            </w:pPr>
+            <w:r>
+              <w:t xml:space="preserve">about 1 (Poisson)</w:t>
+            </w:r>
+          </w:p>
+        </w:tc>
+      </w:tr>
+      <w:tr>
+        <w:tc>
+          <w:p>
+            <w:pPr>
+              <w:pStyle w:val="Compact"/>
+              <w:jc w:val="left"/>
+            </w:pPr>
+            <w:r>
+              <w:t xml:space="preserve">Correlation of item popularity, first half vs second half of time</w:t>
+            </w:r>
+          </w:p>
+        </w:tc>
+        <w:tc>
+          <w:p>
+            <w:pPr>
+              <w:pStyle w:val="Compact"/>
+              <w:jc w:val="left"/>
+            </w:pPr>
+            <w:r>
+              <w:t xml:space="preserve">0.300</w:t>
+            </w:r>
+          </w:p>
+        </w:tc>
+        <w:tc>
+          <w:p>
+            <w:pPr>
+              <w:pStyle w:val="Compact"/>
+              <w:jc w:val="left"/>
+            </w:pPr>
+            <w:r>
+              <w:t xml:space="preserve">about 0</w:t>
+            </w:r>
+          </w:p>
+        </w:tc>
+      </w:tr>
+      <w:tr>
+        <w:tc>
+          <w:p>
+            <w:pPr>
+              <w:pStyle w:val="Compact"/>
+              <w:jc w:val="left"/>
+            </w:pPr>
+            <w:r>
+              <w:t xml:space="preserve">Two purchases by the same user share a category path</w:t>
+            </w:r>
+          </w:p>
+        </w:tc>
+        <w:tc>
+          <w:p>
+            <w:pPr>
+              <w:pStyle w:val="Compact"/>
+              <w:jc w:val="left"/>
+            </w:pPr>
+            <w:r>
+              <w:t xml:space="preserve">0.110</w:t>
+            </w:r>
+          </w:p>
+        </w:tc>
+        <w:tc>
+          <w:p>
+            <w:pPr>
+              <w:pStyle w:val="Compact"/>
+              <w:jc w:val="left"/>
+            </w:pPr>
+            <w:r>
+              <w:t xml:space="preserve">0.021 (two random items)</w:t>
+            </w:r>
+          </w:p>
+        </w:tc>
+      </w:tr>
+      <w:tr>
+        <w:tc>
+          <w:p>
+            <w:pPr>
+              <w:pStyle w:val="Compact"/>
+              <w:jc w:val="left"/>
+            </w:pPr>
+            <w:r>
+              <w:t xml:space="preserve">Two purchases by the same user share a brand</w:t>
+            </w:r>
+          </w:p>
+        </w:tc>
+        <w:tc>
+          <w:p>
+            <w:pPr>
+              <w:pStyle w:val="Compact"/>
+              <w:jc w:val="left"/>
+            </w:pPr>
+            <w:r>
+              <w:t xml:space="preserve">0.110</w:t>
+            </w:r>
+          </w:p>
+        </w:tc>
+        <w:tc>
+          <w:p>
+            <w:pPr>
+              <w:pStyle w:val="Compact"/>
+              <w:jc w:val="left"/>
+            </w:pPr>
+            <w:r>
+              <w:t xml:space="preserve">0.033 (two random items)</w:t>
+            </w:r>
+          </w:p>
+        </w:tc>
+      </w:tr>
+    </w:tbl>
+    <w:p>
+      <w:pPr>
+        <w:pStyle w:val="BodyText"/>
+      </w:pPr>
+      <w:r>
+        <w:t xml:space="preserve">All four differ strongly from what chance predicts, so this file has structure for models to learn. On the 1M file the same checks match chance (Fig. 1).</w:t>
       </w:r>
     </w:p>
     <w:p>
@@ -1827,30 +2310,7 @@
         <w:rPr>
           <w:i/>
         </w:rPr>
-        <w:t xml:space="preserve">Fig. 1. Observed statistics in amazon_ecommerce_1M against pure chance.</w:t>
-      </w:r>
-    </w:p>
-    <w:p>
-      <w:pPr>
-        <w:pStyle w:val="BodyText"/>
-      </w:pPr>
-      <w:r>
-        <w:t xml:space="preserve">To check that the evaluation code can detect signal when it exists, a</w:t>
-      </w:r>
-      <w:r>
-        <w:t xml:space="preserve"> </w:t>
-      </w:r>
-      <w:r>
-        <w:rPr>
-          <w:b/>
-        </w:rPr>
-        <w:t xml:space="preserve">positive control</w:t>
-      </w:r>
-      <w:r>
-        <w:t xml:space="preserve"> </w:t>
-      </w:r>
-      <w:r>
-        <w:t xml:space="preserve">was generated: a simulated dataset with a planted taste structure (5,000 users, 1,986 items, 124,959 purchases), clearly labelled synthetic. All models were run on it with identical code. Results on the control show what the pipeline can find; results on the 1M file show what that real file contains.</w:t>
+        <w:t xml:space="preserve">Fig. 1. Diagnostics on amazon_ecommerce_1M against pure chance (no learnable pattern).</w:t>
       </w:r>
     </w:p>
     <w:p>
@@ -1883,7 +2343,7 @@
         <w:t xml:space="preserve"> </w:t>
       </w:r>
       <w:r>
-        <w:t xml:space="preserve">and committed before any test scoring; final models were refit on train plus validation and every model was scored on the locked test exactly once. Rankings are scored for users with history before the test period (4,912 in the control data; a seeded sample of 5,000 in the 1M file), never recommending an item the user already bought.</w:t>
+        <w:t xml:space="preserve">and committed before any test scoring; final models were refit on train plus validation and every model was scored on the locked test exactly once. Rankings are scored for the 7,272 users with history before the test period, never recommending an item the user already bought; users with no history are handled separately (E2).</w:t>
       </w:r>
     </w:p>
     <w:p>
@@ -1894,7 +2354,7 @@
         <w:rPr>
           <w:b/>
         </w:rPr>
-        <w:t xml:space="preserve">Table III (control data, K = 10).</w:t>
+        <w:t xml:space="preserve">Table III (Amazon Beauty, locked test, K = 10).</w:t>
       </w:r>
     </w:p>
     <w:tbl>
@@ -2073,73 +2533,73 @@
               <w:jc w:val="right"/>
             </w:pPr>
             <w:r>
-              <w:t xml:space="preserve">0.00183</w:t>
-            </w:r>
-          </w:p>
-        </w:tc>
-        <w:tc>
-          <w:p>
-            <w:pPr>
-              <w:pStyle w:val="Compact"/>
-              <w:jc w:val="right"/>
-            </w:pPr>
-            <w:r>
-              <w:t xml:space="preserve">0.00424</w:t>
-            </w:r>
-          </w:p>
-        </w:tc>
-        <w:tc>
-          <w:p>
-            <w:pPr>
-              <w:pStyle w:val="Compact"/>
-              <w:jc w:val="right"/>
-            </w:pPr>
-            <w:r>
-              <w:t xml:space="preserve">0.00307</w:t>
-            </w:r>
-          </w:p>
-        </w:tc>
-        <w:tc>
-          <w:p>
-            <w:pPr>
-              <w:pStyle w:val="Compact"/>
-              <w:jc w:val="right"/>
-            </w:pPr>
-            <w:r>
-              <w:t xml:space="preserve">0.00122</w:t>
-            </w:r>
-          </w:p>
-        </w:tc>
-        <w:tc>
-          <w:p>
-            <w:pPr>
-              <w:pStyle w:val="Compact"/>
-              <w:jc w:val="right"/>
-            </w:pPr>
-            <w:r>
-              <w:t xml:space="preserve">1</w:t>
-            </w:r>
-          </w:p>
-        </w:tc>
-        <w:tc>
-          <w:p>
-            <w:pPr>
-              <w:pStyle w:val="Compact"/>
-              <w:jc w:val="right"/>
-            </w:pPr>
-            <w:r>
-              <w:t xml:space="preserve">0.98558</w:t>
-            </w:r>
-          </w:p>
-        </w:tc>
-        <w:tc>
-          <w:p>
-            <w:pPr>
-              <w:pStyle w:val="Compact"/>
-              <w:jc w:val="right"/>
-            </w:pPr>
-            <w:r>
-              <w:t xml:space="preserve">12.1436</w:t>
+              <w:t xml:space="preserve">0.00019</w:t>
+            </w:r>
+          </w:p>
+        </w:tc>
+        <w:tc>
+          <w:p>
+            <w:pPr>
+              <w:pStyle w:val="Compact"/>
+              <w:jc w:val="right"/>
+            </w:pPr>
+            <w:r>
+              <w:t xml:space="preserve">0.00062</w:t>
+            </w:r>
+          </w:p>
+        </w:tc>
+        <w:tc>
+          <w:p>
+            <w:pPr>
+              <w:pStyle w:val="Compact"/>
+              <w:jc w:val="right"/>
+            </w:pPr>
+            <w:r>
+              <w:t xml:space="preserve">0.00035</w:t>
+            </w:r>
+          </w:p>
+        </w:tc>
+        <w:tc>
+          <w:p>
+            <w:pPr>
+              <w:pStyle w:val="Compact"/>
+              <w:jc w:val="right"/>
+            </w:pPr>
+            <w:r>
+              <w:t xml:space="preserve">0.00014</w:t>
+            </w:r>
+          </w:p>
+        </w:tc>
+        <w:tc>
+          <w:p>
+            <w:pPr>
+              <w:pStyle w:val="Compact"/>
+              <w:jc w:val="right"/>
+            </w:pPr>
+            <w:r>
+              <w:t xml:space="preserve">0.99694</w:t>
+            </w:r>
+          </w:p>
+        </w:tc>
+        <w:tc>
+          <w:p>
+            <w:pPr>
+              <w:pStyle w:val="Compact"/>
+              <w:jc w:val="right"/>
+            </w:pPr>
+            <w:r>
+              <w:t xml:space="preserve">0.98277</w:t>
+            </w:r>
+          </w:p>
+        </w:tc>
+        <w:tc>
+          <w:p>
+            <w:pPr>
+              <w:pStyle w:val="Compact"/>
+              <w:jc w:val="right"/>
+            </w:pPr>
+            <w:r>
+              <w:t xml:space="preserve">14.1498</w:t>
             </w:r>
           </w:p>
         </w:tc>
@@ -2163,73 +2623,73 @@
               <w:jc w:val="right"/>
             </w:pPr>
             <w:r>
-              <w:t xml:space="preserve">0.03039</w:t>
-            </w:r>
-          </w:p>
-        </w:tc>
-        <w:tc>
-          <w:p>
-            <w:pPr>
-              <w:pStyle w:val="Compact"/>
-              <w:jc w:val="right"/>
-            </w:pPr>
-            <w:r>
-              <w:t xml:space="preserve">0.07994</w:t>
-            </w:r>
-          </w:p>
-        </w:tc>
-        <w:tc>
-          <w:p>
-            <w:pPr>
-              <w:pStyle w:val="Compact"/>
-              <w:jc w:val="right"/>
-            </w:pPr>
-            <w:r>
-              <w:t xml:space="preserve">0.06285</w:t>
-            </w:r>
-          </w:p>
-        </w:tc>
-        <w:tc>
-          <w:p>
-            <w:pPr>
-              <w:pStyle w:val="Compact"/>
-              <w:jc w:val="right"/>
-            </w:pPr>
-            <w:r>
-              <w:t xml:space="preserve">0.03207</w:t>
-            </w:r>
-          </w:p>
-        </w:tc>
-        <w:tc>
-          <w:p>
-            <w:pPr>
-              <w:pStyle w:val="Compact"/>
-              <w:jc w:val="right"/>
-            </w:pPr>
-            <w:r>
-              <w:t xml:space="preserve">0.0095</w:t>
-            </w:r>
-          </w:p>
-        </w:tc>
-        <w:tc>
-          <w:p>
-            <w:pPr>
-              <w:pStyle w:val="Compact"/>
-              <w:jc w:val="right"/>
-            </w:pPr>
-            <w:r>
-              <w:t xml:space="preserve">0.97372</w:t>
-            </w:r>
-          </w:p>
-        </w:tc>
-        <w:tc>
-          <w:p>
-            <w:pPr>
-              <w:pStyle w:val="Compact"/>
-              <w:jc w:val="right"/>
-            </w:pPr>
-            <w:r>
-              <w:t xml:space="preserve">7.32537</w:t>
+              <w:t xml:space="preserve">0.00286</w:t>
+            </w:r>
+          </w:p>
+        </w:tc>
+        <w:tc>
+          <w:p>
+            <w:pPr>
+              <w:pStyle w:val="Compact"/>
+              <w:jc w:val="right"/>
+            </w:pPr>
+            <w:r>
+              <w:t xml:space="preserve">0.00913</w:t>
+            </w:r>
+          </w:p>
+        </w:tc>
+        <w:tc>
+          <w:p>
+            <w:pPr>
+              <w:pStyle w:val="Compact"/>
+              <w:jc w:val="right"/>
+            </w:pPr>
+            <w:r>
+              <w:t xml:space="preserve">0.00587</w:t>
+            </w:r>
+          </w:p>
+        </w:tc>
+        <w:tc>
+          <w:p>
+            <w:pPr>
+              <w:pStyle w:val="Compact"/>
+              <w:jc w:val="right"/>
+            </w:pPr>
+            <w:r>
+              <w:t xml:space="preserve">0.00283</w:t>
+            </w:r>
+          </w:p>
+        </w:tc>
+        <w:tc>
+          <w:p>
+            <w:pPr>
+              <w:pStyle w:val="Compact"/>
+              <w:jc w:val="right"/>
+            </w:pPr>
+            <w:r>
+              <w:t xml:space="preserve">0.00132</w:t>
+            </w:r>
+          </w:p>
+        </w:tc>
+        <w:tc>
+          <w:p>
+            <w:pPr>
+              <w:pStyle w:val="Compact"/>
+              <w:jc w:val="right"/>
+            </w:pPr>
+            <w:r>
+              <w:t xml:space="preserve">0.94749</w:t>
+            </w:r>
+          </w:p>
+        </w:tc>
+        <w:tc>
+          <w:p>
+            <w:pPr>
+              <w:pStyle w:val="Compact"/>
+              <w:jc w:val="right"/>
+            </w:pPr>
+            <w:r>
+              <w:t xml:space="preserve">9.16697</w:t>
             </w:r>
           </w:p>
         </w:tc>
@@ -2253,73 +2713,73 @@
               <w:jc w:val="right"/>
             </w:pPr>
             <w:r>
-              <w:t xml:space="preserve">0.08673</w:t>
-            </w:r>
-          </w:p>
-        </w:tc>
-        <w:tc>
-          <w:p>
-            <w:pPr>
-              <w:pStyle w:val="Compact"/>
-              <w:jc w:val="right"/>
-            </w:pPr>
-            <w:r>
-              <w:t xml:space="preserve">0.23096</w:t>
-            </w:r>
-          </w:p>
-        </w:tc>
-        <w:tc>
-          <w:p>
-            <w:pPr>
-              <w:pStyle w:val="Compact"/>
-              <w:jc w:val="right"/>
-            </w:pPr>
-            <w:r>
-              <w:t xml:space="preserve">0.19883</w:t>
-            </w:r>
-          </w:p>
-        </w:tc>
-        <w:tc>
-          <w:p>
-            <w:pPr>
-              <w:pStyle w:val="Compact"/>
-              <w:jc w:val="right"/>
-            </w:pPr>
-            <w:r>
-              <w:t xml:space="preserve">0.12157</w:t>
-            </w:r>
-          </w:p>
-        </w:tc>
-        <w:tc>
-          <w:p>
-            <w:pPr>
-              <w:pStyle w:val="Compact"/>
-              <w:jc w:val="right"/>
-            </w:pPr>
-            <w:r>
-              <w:t xml:space="preserve">0.126</w:t>
-            </w:r>
-          </w:p>
-        </w:tc>
-        <w:tc>
-          <w:p>
-            <w:pPr>
-              <w:pStyle w:val="Compact"/>
-              <w:jc w:val="right"/>
-            </w:pPr>
-            <w:r>
-              <w:t xml:space="preserve">0.95889</w:t>
-            </w:r>
-          </w:p>
-        </w:tc>
-        <w:tc>
-          <w:p>
-            <w:pPr>
-              <w:pStyle w:val="Compact"/>
-              <w:jc w:val="right"/>
-            </w:pPr>
-            <w:r>
-              <w:t xml:space="preserve">8.20844</w:t>
+              <w:t xml:space="preserve">0.00824</w:t>
+            </w:r>
+          </w:p>
+        </w:tc>
+        <w:tc>
+          <w:p>
+            <w:pPr>
+              <w:pStyle w:val="Compact"/>
+              <w:jc w:val="right"/>
+            </w:pPr>
+            <w:r>
+              <w:t xml:space="preserve">0.02848</w:t>
+            </w:r>
+          </w:p>
+        </w:tc>
+        <w:tc>
+          <w:p>
+            <w:pPr>
+              <w:pStyle w:val="Compact"/>
+              <w:jc w:val="right"/>
+            </w:pPr>
+            <w:r>
+              <w:t xml:space="preserve">0.02065</w:t>
+            </w:r>
+          </w:p>
+        </w:tc>
+        <w:tc>
+          <w:p>
+            <w:pPr>
+              <w:pStyle w:val="Compact"/>
+              <w:jc w:val="right"/>
+            </w:pPr>
+            <w:r>
+              <w:t xml:space="preserve">0.01245</w:t>
+            </w:r>
+          </w:p>
+        </w:tc>
+        <w:tc>
+          <w:p>
+            <w:pPr>
+              <w:pStyle w:val="Compact"/>
+              <w:jc w:val="right"/>
+            </w:pPr>
+            <w:r>
+              <w:t xml:space="preserve">0.66242</w:t>
+            </w:r>
+          </w:p>
+        </w:tc>
+        <w:tc>
+          <w:p>
+            <w:pPr>
+              <w:pStyle w:val="Compact"/>
+              <w:jc w:val="right"/>
+            </w:pPr>
+            <w:r>
+              <w:t xml:space="preserve">0.90311</w:t>
+            </w:r>
+          </w:p>
+        </w:tc>
+        <w:tc>
+          <w:p>
+            <w:pPr>
+              <w:pStyle w:val="Compact"/>
+              <w:jc w:val="right"/>
+            </w:pPr>
+            <w:r>
+              <w:t xml:space="preserve">11.6976</w:t>
             </w:r>
           </w:p>
         </w:tc>
@@ -2343,73 +2803,73 @@
               <w:jc w:val="right"/>
             </w:pPr>
             <w:r>
-              <w:t xml:space="preserve">0.02726</w:t>
-            </w:r>
-          </w:p>
-        </w:tc>
-        <w:tc>
-          <w:p>
-            <w:pPr>
-              <w:pStyle w:val="Compact"/>
-              <w:jc w:val="right"/>
-            </w:pPr>
-            <w:r>
-              <w:t xml:space="preserve">0.07278</w:t>
-            </w:r>
-          </w:p>
-        </w:tc>
-        <w:tc>
-          <w:p>
-            <w:pPr>
-              <w:pStyle w:val="Compact"/>
-              <w:jc w:val="right"/>
-            </w:pPr>
-            <w:r>
-              <w:t xml:space="preserve">0.05715</w:t>
-            </w:r>
-          </w:p>
-        </w:tc>
-        <w:tc>
-          <w:p>
-            <w:pPr>
-              <w:pStyle w:val="Compact"/>
-              <w:jc w:val="right"/>
-            </w:pPr>
-            <w:r>
-              <w:t xml:space="preserve">0.02919</w:t>
-            </w:r>
-          </w:p>
-        </w:tc>
-        <w:tc>
-          <w:p>
-            <w:pPr>
-              <w:pStyle w:val="Compact"/>
-              <w:jc w:val="right"/>
-            </w:pPr>
-            <w:r>
-              <w:t xml:space="preserve">0.016</w:t>
-            </w:r>
-          </w:p>
-        </w:tc>
-        <w:tc>
-          <w:p>
-            <w:pPr>
-              <w:pStyle w:val="Compact"/>
-              <w:jc w:val="right"/>
-            </w:pPr>
-            <w:r>
-              <w:t xml:space="preserve">0.98315</w:t>
-            </w:r>
-          </w:p>
-        </w:tc>
-        <w:tc>
-          <w:p>
-            <w:pPr>
-              <w:pStyle w:val="Compact"/>
-              <w:jc w:val="right"/>
-            </w:pPr>
-            <w:r>
-              <w:t xml:space="preserve">7.6036</w:t>
+              <w:t xml:space="preserve">0.00081</w:t>
+            </w:r>
+          </w:p>
+        </w:tc>
+        <w:tc>
+          <w:p>
+            <w:pPr>
+              <w:pStyle w:val="Compact"/>
+              <w:jc w:val="right"/>
+            </w:pPr>
+            <w:r>
+              <w:t xml:space="preserve">0.00237</w:t>
+            </w:r>
+          </w:p>
+        </w:tc>
+        <w:tc>
+          <w:p>
+            <w:pPr>
+              <w:pStyle w:val="Compact"/>
+              <w:jc w:val="right"/>
+            </w:pPr>
+            <w:r>
+              <w:t xml:space="preserve">0.00155</w:t>
+            </w:r>
+          </w:p>
+        </w:tc>
+        <w:tc>
+          <w:p>
+            <w:pPr>
+              <w:pStyle w:val="Compact"/>
+              <w:jc w:val="right"/>
+            </w:pPr>
+            <w:r>
+              <w:t xml:space="preserve">0.00073</w:t>
+            </w:r>
+          </w:p>
+        </w:tc>
+        <w:tc>
+          <w:p>
+            <w:pPr>
+              <w:pStyle w:val="Compact"/>
+              <w:jc w:val="right"/>
+            </w:pPr>
+            <w:r>
+              <w:t xml:space="preserve">0.13586</w:t>
+            </w:r>
+          </w:p>
+        </w:tc>
+        <w:tc>
+          <w:p>
+            <w:pPr>
+              <w:pStyle w:val="Compact"/>
+              <w:jc w:val="right"/>
+            </w:pPr>
+            <w:r>
+              <w:t xml:space="preserve">0.97823</w:t>
+            </w:r>
+          </w:p>
+        </w:tc>
+        <w:tc>
+          <w:p>
+            <w:pPr>
+              <w:pStyle w:val="Compact"/>
+              <w:jc w:val="right"/>
+            </w:pPr>
+            <w:r>
+              <w:t xml:space="preserve">12.6722</w:t>
             </w:r>
           </w:p>
         </w:tc>
@@ -2433,73 +2893,73 @@
               <w:jc w:val="right"/>
             </w:pPr>
             <w:r>
-              <w:t xml:space="preserve">0.08565</w:t>
-            </w:r>
-          </w:p>
-        </w:tc>
-        <w:tc>
-          <w:p>
-            <w:pPr>
-              <w:pStyle w:val="Compact"/>
-              <w:jc w:val="right"/>
-            </w:pPr>
-            <w:r>
-              <w:t xml:space="preserve">0.22627</w:t>
-            </w:r>
-          </w:p>
-        </w:tc>
-        <w:tc>
-          <w:p>
-            <w:pPr>
-              <w:pStyle w:val="Compact"/>
-              <w:jc w:val="right"/>
-            </w:pPr>
-            <w:r>
-              <w:t xml:space="preserve">0.19294</w:t>
-            </w:r>
-          </w:p>
-        </w:tc>
-        <w:tc>
-          <w:p>
-            <w:pPr>
-              <w:pStyle w:val="Compact"/>
-              <w:jc w:val="right"/>
-            </w:pPr>
-            <w:r>
-              <w:t xml:space="preserve">0.11678</w:t>
-            </w:r>
-          </w:p>
-        </w:tc>
-        <w:tc>
-          <w:p>
-            <w:pPr>
-              <w:pStyle w:val="Compact"/>
-              <w:jc w:val="right"/>
-            </w:pPr>
-            <w:r>
-              <w:t xml:space="preserve">0.27</w:t>
-            </w:r>
-          </w:p>
-        </w:tc>
-        <w:tc>
-          <w:p>
-            <w:pPr>
-              <w:pStyle w:val="Compact"/>
-              <w:jc w:val="right"/>
-            </w:pPr>
-            <w:r>
-              <w:t xml:space="preserve">0.96576</w:t>
-            </w:r>
-          </w:p>
-        </w:tc>
-        <w:tc>
-          <w:p>
-            <w:pPr>
-              <w:pStyle w:val="Compact"/>
-              <w:jc w:val="right"/>
-            </w:pPr>
-            <w:r>
-              <w:t xml:space="preserve">8.73704</w:t>
+              <w:t xml:space="preserve">0.00903</w:t>
+            </w:r>
+          </w:p>
+        </w:tc>
+        <w:tc>
+          <w:p>
+            <w:pPr>
+              <w:pStyle w:val="Compact"/>
+              <w:jc w:val="right"/>
+            </w:pPr>
+            <w:r>
+              <w:t xml:space="preserve">0.03124</w:t>
+            </w:r>
+          </w:p>
+        </w:tc>
+        <w:tc>
+          <w:p>
+            <w:pPr>
+              <w:pStyle w:val="Compact"/>
+              <w:jc w:val="right"/>
+            </w:pPr>
+            <w:r>
+              <w:t xml:space="preserve">0.02237</w:t>
+            </w:r>
+          </w:p>
+        </w:tc>
+        <w:tc>
+          <w:p>
+            <w:pPr>
+              <w:pStyle w:val="Compact"/>
+              <w:jc w:val="right"/>
+            </w:pPr>
+            <w:r>
+              <w:t xml:space="preserve">0.01352</w:t>
+            </w:r>
+          </w:p>
+        </w:tc>
+        <w:tc>
+          <w:p>
+            <w:pPr>
+              <w:pStyle w:val="Compact"/>
+              <w:jc w:val="right"/>
+            </w:pPr>
+            <w:r>
+              <w:t xml:space="preserve">0.51954</w:t>
+            </w:r>
+          </w:p>
+        </w:tc>
+        <w:tc>
+          <w:p>
+            <w:pPr>
+              <w:pStyle w:val="Compact"/>
+              <w:jc w:val="right"/>
+            </w:pPr>
+            <w:r>
+              <w:t xml:space="preserve">0.90915</w:t>
+            </w:r>
+          </w:p>
+        </w:tc>
+        <w:tc>
+          <w:p>
+            <w:pPr>
+              <w:pStyle w:val="Compact"/>
+              <w:jc w:val="right"/>
+            </w:pPr>
+            <w:r>
+              <w:t xml:space="preserve">11.9471</w:t>
             </w:r>
           </w:p>
         </w:tc>
@@ -2523,73 +2983,73 @@
               <w:jc w:val="right"/>
             </w:pPr>
             <w:r>
-              <w:t xml:space="preserve">0.06338</w:t>
-            </w:r>
-          </w:p>
-        </w:tc>
-        <w:tc>
-          <w:p>
-            <w:pPr>
-              <w:pStyle w:val="Compact"/>
-              <w:jc w:val="right"/>
-            </w:pPr>
-            <w:r>
-              <w:t xml:space="preserve">0.16962</w:t>
-            </w:r>
-          </w:p>
-        </w:tc>
-        <w:tc>
-          <w:p>
-            <w:pPr>
-              <w:pStyle w:val="Compact"/>
-              <w:jc w:val="right"/>
-            </w:pPr>
-            <w:r>
-              <w:t xml:space="preserve">0.14687</w:t>
-            </w:r>
-          </w:p>
-        </w:tc>
-        <w:tc>
-          <w:p>
-            <w:pPr>
-              <w:pStyle w:val="Compact"/>
-              <w:jc w:val="right"/>
-            </w:pPr>
-            <w:r>
-              <w:t xml:space="preserve">0.08664</w:t>
-            </w:r>
-          </w:p>
-        </w:tc>
-        <w:tc>
-          <w:p>
-            <w:pPr>
-              <w:pStyle w:val="Compact"/>
-              <w:jc w:val="right"/>
-            </w:pPr>
-            <w:r>
-              <w:t xml:space="preserve">0.507</w:t>
-            </w:r>
-          </w:p>
-        </w:tc>
-        <w:tc>
-          <w:p>
-            <w:pPr>
-              <w:pStyle w:val="Compact"/>
-              <w:jc w:val="right"/>
-            </w:pPr>
-            <w:r>
-              <w:t xml:space="preserve">0.95248</w:t>
-            </w:r>
-          </w:p>
-        </w:tc>
-        <w:tc>
-          <w:p>
-            <w:pPr>
-              <w:pStyle w:val="Compact"/>
-              <w:jc w:val="right"/>
-            </w:pPr>
-            <w:r>
-              <w:t xml:space="preserve">10.0925</w:t>
+              <w:t xml:space="preserve">0.00646</w:t>
+            </w:r>
+          </w:p>
+        </w:tc>
+        <w:tc>
+          <w:p>
+            <w:pPr>
+              <w:pStyle w:val="Compact"/>
+              <w:jc w:val="right"/>
+            </w:pPr>
+            <w:r>
+              <w:t xml:space="preserve">0.02119</w:t>
+            </w:r>
+          </w:p>
+        </w:tc>
+        <w:tc>
+          <w:p>
+            <w:pPr>
+              <w:pStyle w:val="Compact"/>
+              <w:jc w:val="right"/>
+            </w:pPr>
+            <w:r>
+              <w:t xml:space="preserve">0.01565</w:t>
+            </w:r>
+          </w:p>
+        </w:tc>
+        <w:tc>
+          <w:p>
+            <w:pPr>
+              <w:pStyle w:val="Compact"/>
+              <w:jc w:val="right"/>
+            </w:pPr>
+            <w:r>
+              <w:t xml:space="preserve">0.00944</w:t>
+            </w:r>
+          </w:p>
+        </w:tc>
+        <w:tc>
+          <w:p>
+            <w:pPr>
+              <w:pStyle w:val="Compact"/>
+              <w:jc w:val="right"/>
+            </w:pPr>
+            <w:r>
+              <w:t xml:space="preserve">0.83216</w:t>
+            </w:r>
+          </w:p>
+        </w:tc>
+        <w:tc>
+          <w:p>
+            <w:pPr>
+              <w:pStyle w:val="Compact"/>
+              <w:jc w:val="right"/>
+            </w:pPr>
+            <w:r>
+              <w:t xml:space="preserve">0.91695</w:t>
+            </w:r>
+          </w:p>
+        </w:tc>
+        <w:tc>
+          <w:p>
+            <w:pPr>
+              <w:pStyle w:val="Compact"/>
+              <w:jc w:val="right"/>
+            </w:pPr>
+            <w:r>
+              <w:t xml:space="preserve">13.3631</w:t>
             </w:r>
           </w:p>
         </w:tc>
@@ -2613,73 +3073,73 @@
               <w:jc w:val="right"/>
             </w:pPr>
             <w:r>
-              <w:t xml:space="preserve">0.00735</w:t>
-            </w:r>
-          </w:p>
-        </w:tc>
-        <w:tc>
-          <w:p>
-            <w:pPr>
-              <w:pStyle w:val="Compact"/>
-              <w:jc w:val="right"/>
-            </w:pPr>
-            <w:r>
-              <w:t xml:space="preserve">0.01943</w:t>
-            </w:r>
-          </w:p>
-        </w:tc>
-        <w:tc>
-          <w:p>
-            <w:pPr>
-              <w:pStyle w:val="Compact"/>
-              <w:jc w:val="right"/>
-            </w:pPr>
-            <w:r>
-              <w:t xml:space="preserve">0.01369</w:t>
-            </w:r>
-          </w:p>
-        </w:tc>
-        <w:tc>
-          <w:p>
-            <w:pPr>
-              <w:pStyle w:val="Compact"/>
-              <w:jc w:val="right"/>
-            </w:pPr>
-            <w:r>
-              <w:t xml:space="preserve">0.00622</w:t>
-            </w:r>
-          </w:p>
-        </w:tc>
-        <w:tc>
-          <w:p>
-            <w:pPr>
-              <w:pStyle w:val="Compact"/>
-              <w:jc w:val="right"/>
-            </w:pPr>
-            <w:r>
-              <w:t xml:space="preserve">0.892</w:t>
-            </w:r>
-          </w:p>
-        </w:tc>
-        <w:tc>
-          <w:p>
-            <w:pPr>
-              <w:pStyle w:val="Compact"/>
-              <w:jc w:val="right"/>
-            </w:pPr>
-            <w:r>
-              <w:t xml:space="preserve">0.89012</w:t>
-            </w:r>
-          </w:p>
-        </w:tc>
-        <w:tc>
-          <w:p>
-            <w:pPr>
-              <w:pStyle w:val="Compact"/>
-              <w:jc w:val="right"/>
-            </w:pPr>
-            <w:r>
-              <w:t xml:space="preserve">12.1633</w:t>
+              <w:t xml:space="preserve">0.00862</w:t>
+            </w:r>
+          </w:p>
+        </w:tc>
+        <w:tc>
+          <w:p>
+            <w:pPr>
+              <w:pStyle w:val="Compact"/>
+              <w:jc w:val="right"/>
+            </w:pPr>
+            <w:r>
+              <w:t xml:space="preserve">0.03167</w:t>
+            </w:r>
+          </w:p>
+        </w:tc>
+        <w:tc>
+          <w:p>
+            <w:pPr>
+              <w:pStyle w:val="Compact"/>
+              <w:jc w:val="right"/>
+            </w:pPr>
+            <w:r>
+              <w:t xml:space="preserve">0.02265</w:t>
+            </w:r>
+          </w:p>
+        </w:tc>
+        <w:tc>
+          <w:p>
+            <w:pPr>
+              <w:pStyle w:val="Compact"/>
+              <w:jc w:val="right"/>
+            </w:pPr>
+            <w:r>
+              <w:t xml:space="preserve">0.01432</w:t>
+            </w:r>
+          </w:p>
+        </w:tc>
+        <w:tc>
+          <w:p>
+            <w:pPr>
+              <w:pStyle w:val="Compact"/>
+              <w:jc w:val="right"/>
+            </w:pPr>
+            <w:r>
+              <w:t xml:space="preserve">0.7777</w:t>
+            </w:r>
+          </w:p>
+        </w:tc>
+        <w:tc>
+          <w:p>
+            <w:pPr>
+              <w:pStyle w:val="Compact"/>
+              <w:jc w:val="right"/>
+            </w:pPr>
+            <w:r>
+              <w:t xml:space="preserve">0.64797</w:t>
+            </w:r>
+          </w:p>
+        </w:tc>
+        <w:tc>
+          <w:p>
+            <w:pPr>
+              <w:pStyle w:val="Compact"/>
+              <w:jc w:val="right"/>
+            </w:pPr>
+            <w:r>
+              <w:t xml:space="preserve">13.6019</w:t>
             </w:r>
           </w:p>
         </w:tc>
@@ -2703,73 +3163,73 @@
               <w:jc w:val="right"/>
             </w:pPr>
             <w:r>
-              <w:t xml:space="preserve">0.08369</w:t>
-            </w:r>
-          </w:p>
-        </w:tc>
-        <w:tc>
-          <w:p>
-            <w:pPr>
-              <w:pStyle w:val="Compact"/>
-              <w:jc w:val="right"/>
-            </w:pPr>
-            <w:r>
-              <w:t xml:space="preserve">0.22283</w:t>
-            </w:r>
-          </w:p>
-        </w:tc>
-        <w:tc>
-          <w:p>
-            <w:pPr>
-              <w:pStyle w:val="Compact"/>
-              <w:jc w:val="right"/>
-            </w:pPr>
-            <w:r>
-              <w:t xml:space="preserve">0.19367</w:t>
-            </w:r>
-          </w:p>
-        </w:tc>
-        <w:tc>
-          <w:p>
-            <w:pPr>
-              <w:pStyle w:val="Compact"/>
-              <w:jc w:val="right"/>
-            </w:pPr>
-            <w:r>
-              <w:t xml:space="preserve">0.11833</w:t>
-            </w:r>
-          </w:p>
-        </w:tc>
-        <w:tc>
-          <w:p>
-            <w:pPr>
-              <w:pStyle w:val="Compact"/>
-              <w:jc w:val="right"/>
-            </w:pPr>
-            <w:r>
-              <w:t xml:space="preserve">0.139</w:t>
-            </w:r>
-          </w:p>
-        </w:tc>
-        <w:tc>
-          <w:p>
-            <w:pPr>
-              <w:pStyle w:val="Compact"/>
-              <w:jc w:val="right"/>
-            </w:pPr>
-            <w:r>
-              <w:t xml:space="preserve">0.95468</w:t>
-            </w:r>
-          </w:p>
-        </w:tc>
-        <w:tc>
-          <w:p>
-            <w:pPr>
-              <w:pStyle w:val="Compact"/>
-              <w:jc w:val="right"/>
-            </w:pPr>
-            <w:r>
-              <w:t xml:space="preserve">8.7207</w:t>
+              <w:t xml:space="preserve">0.0107</w:t>
+            </w:r>
+          </w:p>
+        </w:tc>
+        <w:tc>
+          <w:p>
+            <w:pPr>
+              <w:pStyle w:val="Compact"/>
+              <w:jc w:val="right"/>
+            </w:pPr>
+            <w:r>
+              <w:t xml:space="preserve">0.03897</w:t>
+            </w:r>
+          </w:p>
+        </w:tc>
+        <w:tc>
+          <w:p>
+            <w:pPr>
+              <w:pStyle w:val="Compact"/>
+              <w:jc w:val="right"/>
+            </w:pPr>
+            <w:r>
+              <w:t xml:space="preserve">0.02666</w:t>
+            </w:r>
+          </w:p>
+        </w:tc>
+        <w:tc>
+          <w:p>
+            <w:pPr>
+              <w:pStyle w:val="Compact"/>
+              <w:jc w:val="right"/>
+            </w:pPr>
+            <w:r>
+              <w:t xml:space="preserve">0.01608</w:t>
+            </w:r>
+          </w:p>
+        </w:tc>
+        <w:tc>
+          <w:p>
+            <w:pPr>
+              <w:pStyle w:val="Compact"/>
+              <w:jc w:val="right"/>
+            </w:pPr>
+            <w:r>
+              <w:t xml:space="preserve">0.71176</w:t>
+            </w:r>
+          </w:p>
+        </w:tc>
+        <w:tc>
+          <w:p>
+            <w:pPr>
+              <w:pStyle w:val="Compact"/>
+              <w:jc w:val="right"/>
+            </w:pPr>
+            <w:r>
+              <w:t xml:space="preserve">0.78284</w:t>
+            </w:r>
+          </w:p>
+        </w:tc>
+        <w:tc>
+          <w:p>
+            <w:pPr>
+              <w:pStyle w:val="Compact"/>
+              <w:jc w:val="right"/>
+            </w:pPr>
+            <w:r>
+              <w:t xml:space="preserve">12.6567</w:t>
             </w:r>
           </w:p>
         </w:tc>
@@ -2780,724 +3240,22 @@
         <w:pStyle w:val="BodyText"/>
       </w:pPr>
       <w:r>
-        <w:t xml:space="preserve">On the control data the personalised models clearly beat tuned popularity (NDCG@10 0.063): item-kNN reaches 0.199, ALS 0.193, the adaptive hybrid 0.194 and BPR 0.147. The rating-trained SVD (0.057) and the content-only model (0.014) do not.</w:t>
-      </w:r>
-    </w:p>
-    <w:p>
-      <w:pPr>
-        <w:pStyle w:val="BodyText"/>
-      </w:pPr>
+        <w:t xml:space="preserve">All personalised models except SVD beat tuned popularity (NDCG@10 0.0059). The hybrid is best at 0.0267, about</w:t>
+      </w:r>
+      <w:r>
+        <w:t xml:space="preserve"> </w:t>
+      </w:r>
       <w:r>
         <w:rPr>
           <w:b/>
         </w:rPr>
-        <w:t xml:space="preserve">Table III (amazon_ecommerce_1M, K = 10).</w:t>
-      </w:r>
-    </w:p>
-    <w:tbl>
-      <w:tblPr>
-        <w:tblStyle w:val="Table"/>
-        <w:tblW w:type="pct" w:w="4999.999999999999"/>
-        <w:tblLook w:firstRow="1"/>
-      </w:tblPr>
-      <w:tblGrid>
-        <w:gridCol w:w="2159"/>
-        <w:gridCol w:w="575"/>
-        <w:gridCol w:w="575"/>
-        <w:gridCol w:w="791"/>
-        <w:gridCol w:w="719"/>
-        <w:gridCol w:w="863"/>
-        <w:gridCol w:w="1439"/>
-        <w:gridCol w:w="791"/>
-      </w:tblGrid>
-      <w:tr>
-        <w:trPr>
-          <w:cnfStyle w:firstRow="1"/>
-        </w:trPr>
-        <w:tc>
-          <w:tcPr>
-            <w:tcBorders>
-              <w:bottom w:val="single"/>
-            </w:tcBorders>
-            <w:vAlign w:val="bottom"/>
-          </w:tcPr>
-          <w:p>
-            <w:pPr>
-              <w:pStyle w:val="Compact"/>
-              <w:jc w:val="left"/>
-            </w:pPr>
-            <w:r>
-              <w:t xml:space="preserve">Model</w:t>
-            </w:r>
-          </w:p>
-        </w:tc>
-        <w:tc>
-          <w:tcPr>
-            <w:tcBorders>
-              <w:bottom w:val="single"/>
-            </w:tcBorders>
-            <w:vAlign w:val="bottom"/>
-          </w:tcPr>
-          <w:p>
-            <w:pPr>
-              <w:pStyle w:val="Compact"/>
-              <w:jc w:val="right"/>
-            </w:pPr>
-            <w:r>
-              <w:t xml:space="preserve">P@10</w:t>
-            </w:r>
-          </w:p>
-        </w:tc>
-        <w:tc>
-          <w:tcPr>
-            <w:tcBorders>
-              <w:bottom w:val="single"/>
-            </w:tcBorders>
-            <w:vAlign w:val="bottom"/>
-          </w:tcPr>
-          <w:p>
-            <w:pPr>
-              <w:pStyle w:val="Compact"/>
-              <w:jc w:val="right"/>
-            </w:pPr>
-            <w:r>
-              <w:t xml:space="preserve">R@10</w:t>
-            </w:r>
-          </w:p>
-        </w:tc>
-        <w:tc>
-          <w:tcPr>
-            <w:tcBorders>
-              <w:bottom w:val="single"/>
-            </w:tcBorders>
-            <w:vAlign w:val="bottom"/>
-          </w:tcPr>
-          <w:p>
-            <w:pPr>
-              <w:pStyle w:val="Compact"/>
-              <w:jc w:val="right"/>
-            </w:pPr>
-            <w:r>
-              <w:t xml:space="preserve">NDCG@10</w:t>
-            </w:r>
-          </w:p>
-        </w:tc>
-        <w:tc>
-          <w:tcPr>
-            <w:tcBorders>
-              <w:bottom w:val="single"/>
-            </w:tcBorders>
-            <w:vAlign w:val="bottom"/>
-          </w:tcPr>
-          <w:p>
-            <w:pPr>
-              <w:pStyle w:val="Compact"/>
-              <w:jc w:val="right"/>
-            </w:pPr>
-            <w:r>
-              <w:t xml:space="preserve">MAP@10</w:t>
-            </w:r>
-          </w:p>
-        </w:tc>
-        <w:tc>
-          <w:tcPr>
-            <w:tcBorders>
-              <w:bottom w:val="single"/>
-            </w:tcBorders>
-            <w:vAlign w:val="bottom"/>
-          </w:tcPr>
-          <w:p>
-            <w:pPr>
-              <w:pStyle w:val="Compact"/>
-              <w:jc w:val="right"/>
-            </w:pPr>
-            <w:r>
-              <w:t xml:space="preserve">Coverage</w:t>
-            </w:r>
-          </w:p>
-        </w:tc>
-        <w:tc>
-          <w:tcPr>
-            <w:tcBorders>
-              <w:bottom w:val="single"/>
-            </w:tcBorders>
-            <w:vAlign w:val="bottom"/>
-          </w:tcPr>
-          <w:p>
-            <w:pPr>
-              <w:pStyle w:val="Compact"/>
-              <w:jc w:val="left"/>
-            </w:pPr>
-            <w:r>
-              <w:t xml:space="preserve">Diversity</w:t>
-            </w:r>
-          </w:p>
-        </w:tc>
-        <w:tc>
-          <w:tcPr>
-            <w:tcBorders>
-              <w:bottom w:val="single"/>
-            </w:tcBorders>
-            <w:vAlign w:val="bottom"/>
-          </w:tcPr>
-          <w:p>
-            <w:pPr>
-              <w:pStyle w:val="Compact"/>
-              <w:jc w:val="right"/>
-            </w:pPr>
-            <w:r>
-              <w:t xml:space="preserve">Novelty</w:t>
-            </w:r>
-          </w:p>
-        </w:tc>
-      </w:tr>
-      <w:tr>
-        <w:tc>
-          <w:p>
-            <w:pPr>
-              <w:pStyle w:val="Compact"/>
-              <w:jc w:val="left"/>
-            </w:pPr>
-            <w:r>
-              <w:t xml:space="preserve">Random (reference)</w:t>
-            </w:r>
-          </w:p>
-        </w:tc>
-        <w:tc>
-          <w:p>
-            <w:pPr>
-              <w:pStyle w:val="Compact"/>
-              <w:jc w:val="right"/>
-            </w:pPr>
-            <w:r>
-              <w:t xml:space="preserve">6e-05</w:t>
-            </w:r>
-          </w:p>
-        </w:tc>
-        <w:tc>
-          <w:p>
-            <w:pPr>
-              <w:pStyle w:val="Compact"/>
-              <w:jc w:val="right"/>
-            </w:pPr>
-            <w:r>
-              <w:t xml:space="preserve">0.0006</w:t>
-            </w:r>
-          </w:p>
-        </w:tc>
-        <w:tc>
-          <w:p>
-            <w:pPr>
-              <w:pStyle w:val="Compact"/>
-              <w:jc w:val="right"/>
-            </w:pPr>
-            <w:r>
-              <w:t xml:space="preserve">0.0002</w:t>
-            </w:r>
-          </w:p>
-        </w:tc>
-        <w:tc>
-          <w:p>
-            <w:pPr>
-              <w:pStyle w:val="Compact"/>
-              <w:jc w:val="right"/>
-            </w:pPr>
-            <w:r>
-              <w:t xml:space="preserve">8e-05</w:t>
-            </w:r>
-          </w:p>
-        </w:tc>
-        <w:tc>
-          <w:p>
-            <w:pPr>
-              <w:pStyle w:val="Compact"/>
-              <w:jc w:val="right"/>
-            </w:pPr>
-            <w:r>
-              <w:t xml:space="preserve">0.42689</w:t>
-            </w:r>
-          </w:p>
-        </w:tc>
-        <w:tc>
-          <w:p>
-            <w:pPr>
-              <w:pStyle w:val="Compact"/>
-              <w:jc w:val="left"/>
-            </w:pPr>
-            <w:r>
-              <w:t xml:space="preserve">n/a (no item text)</w:t>
-            </w:r>
-          </w:p>
-        </w:tc>
-        <w:tc>
-          <w:p>
-            <w:pPr>
-              <w:pStyle w:val="Compact"/>
-              <w:jc w:val="right"/>
-            </w:pPr>
-            <w:r>
-              <w:t xml:space="preserve">16.5392</w:t>
-            </w:r>
-          </w:p>
-        </w:tc>
-      </w:tr>
-      <w:tr>
-        <w:tc>
-          <w:p>
-            <w:pPr>
-              <w:pStyle w:val="Compact"/>
-              <w:jc w:val="left"/>
-            </w:pPr>
-            <w:r>
-              <w:t xml:space="preserve">Popularity (tuned)</w:t>
-            </w:r>
-          </w:p>
-        </w:tc>
-        <w:tc>
-          <w:p>
-            <w:pPr>
-              <w:pStyle w:val="Compact"/>
-              <w:jc w:val="right"/>
-            </w:pPr>
-            <w:r>
-              <w:t xml:space="preserve">4e-05</w:t>
-            </w:r>
-          </w:p>
-        </w:tc>
-        <w:tc>
-          <w:p>
-            <w:pPr>
-              <w:pStyle w:val="Compact"/>
-              <w:jc w:val="right"/>
-            </w:pPr>
-            <w:r>
-              <w:t xml:space="preserve">0.0004</w:t>
-            </w:r>
-          </w:p>
-        </w:tc>
-        <w:tc>
-          <w:p>
-            <w:pPr>
-              <w:pStyle w:val="Compact"/>
-              <w:jc w:val="right"/>
-            </w:pPr>
-            <w:r>
-              <w:t xml:space="preserve">0.00013</w:t>
-            </w:r>
-          </w:p>
-        </w:tc>
-        <w:tc>
-          <w:p>
-            <w:pPr>
-              <w:pStyle w:val="Compact"/>
-              <w:jc w:val="right"/>
-            </w:pPr>
-            <w:r>
-              <w:t xml:space="preserve">6e-05</w:t>
-            </w:r>
-          </w:p>
-        </w:tc>
-        <w:tc>
-          <w:p>
-            <w:pPr>
-              <w:pStyle w:val="Compact"/>
-              <w:jc w:val="right"/>
-            </w:pPr>
-            <w:r>
-              <w:t xml:space="preserve">0.00012</w:t>
-            </w:r>
-          </w:p>
-        </w:tc>
-        <w:tc>
-          <w:p>
-            <w:pPr>
-              <w:pStyle w:val="Compact"/>
-              <w:jc w:val="left"/>
-            </w:pPr>
-            <w:r>
-              <w:t xml:space="preserve">n/a (no item text)</w:t>
-            </w:r>
-          </w:p>
-        </w:tc>
-        <w:tc>
-          <w:p>
-            <w:pPr>
-              <w:pStyle w:val="Compact"/>
-              <w:jc w:val="right"/>
-            </w:pPr>
-            <w:r>
-              <w:t xml:space="preserve">15.0663</w:t>
-            </w:r>
-          </w:p>
-        </w:tc>
-      </w:tr>
-      <w:tr>
-        <w:tc>
-          <w:p>
-            <w:pPr>
-              <w:pStyle w:val="Compact"/>
-              <w:jc w:val="left"/>
-            </w:pPr>
-            <w:r>
-              <w:t xml:space="preserve">Item-kNN</w:t>
-            </w:r>
-          </w:p>
-        </w:tc>
-        <w:tc>
-          <w:p>
-            <w:pPr>
-              <w:pStyle w:val="Compact"/>
-              <w:jc w:val="right"/>
-            </w:pPr>
-            <w:r>
-              <w:t xml:space="preserve">2e-05</w:t>
-            </w:r>
-          </w:p>
-        </w:tc>
-        <w:tc>
-          <w:p>
-            <w:pPr>
-              <w:pStyle w:val="Compact"/>
-              <w:jc w:val="right"/>
-            </w:pPr>
-            <w:r>
-              <w:t xml:space="preserve">0.0002</w:t>
-            </w:r>
-          </w:p>
-        </w:tc>
-        <w:tc>
-          <w:p>
-            <w:pPr>
-              <w:pStyle w:val="Compact"/>
-              <w:jc w:val="right"/>
-            </w:pPr>
-            <w:r>
-              <w:t xml:space="preserve">6e-05</w:t>
-            </w:r>
-          </w:p>
-        </w:tc>
-        <w:tc>
-          <w:p>
-            <w:pPr>
-              <w:pStyle w:val="Compact"/>
-              <w:jc w:val="right"/>
-            </w:pPr>
-            <w:r>
-              <w:t xml:space="preserve">2e-05</w:t>
-            </w:r>
-          </w:p>
-        </w:tc>
-        <w:tc>
-          <w:p>
-            <w:pPr>
-              <w:pStyle w:val="Compact"/>
-              <w:jc w:val="right"/>
-            </w:pPr>
-            <w:r>
-              <w:t xml:space="preserve">0.37432</w:t>
-            </w:r>
-          </w:p>
-        </w:tc>
-        <w:tc>
-          <w:p>
-            <w:pPr>
-              <w:pStyle w:val="Compact"/>
-              <w:jc w:val="left"/>
-            </w:pPr>
-            <w:r>
-              <w:t xml:space="preserve">n/a (no item text)</w:t>
-            </w:r>
-          </w:p>
-        </w:tc>
-        <w:tc>
-          <w:p>
-            <w:pPr>
-              <w:pStyle w:val="Compact"/>
-              <w:jc w:val="right"/>
-            </w:pPr>
-            <w:r>
-              <w:t xml:space="preserve">16.2926</w:t>
-            </w:r>
-          </w:p>
-        </w:tc>
-      </w:tr>
-      <w:tr>
-        <w:tc>
-          <w:p>
-            <w:pPr>
-              <w:pStyle w:val="Compact"/>
-              <w:jc w:val="left"/>
-            </w:pPr>
-            <w:r>
-              <w:t xml:space="preserve">SVD (biased, rating-trained)</w:t>
-            </w:r>
-          </w:p>
-        </w:tc>
-        <w:tc>
-          <w:p>
-            <w:pPr>
-              <w:pStyle w:val="Compact"/>
-              <w:jc w:val="right"/>
-            </w:pPr>
-            <w:r>
-              <w:t xml:space="preserve">2e-05</w:t>
-            </w:r>
-          </w:p>
-        </w:tc>
-        <w:tc>
-          <w:p>
-            <w:pPr>
-              <w:pStyle w:val="Compact"/>
-              <w:jc w:val="right"/>
-            </w:pPr>
-            <w:r>
-              <w:t xml:space="preserve">0.0002</w:t>
-            </w:r>
-          </w:p>
-        </w:tc>
-        <w:tc>
-          <w:p>
-            <w:pPr>
-              <w:pStyle w:val="Compact"/>
-              <w:jc w:val="right"/>
-            </w:pPr>
-            <w:r>
-              <w:t xml:space="preserve">6e-05</w:t>
-            </w:r>
-          </w:p>
-        </w:tc>
-        <w:tc>
-          <w:p>
-            <w:pPr>
-              <w:pStyle w:val="Compact"/>
-              <w:jc w:val="right"/>
-            </w:pPr>
-            <w:r>
-              <w:t xml:space="preserve">2e-05</w:t>
-            </w:r>
-          </w:p>
-        </w:tc>
-        <w:tc>
-          <w:p>
-            <w:pPr>
-              <w:pStyle w:val="Compact"/>
-              <w:jc w:val="right"/>
-            </w:pPr>
-            <w:r>
-              <w:t xml:space="preserve">0.01778</w:t>
-            </w:r>
-          </w:p>
-        </w:tc>
-        <w:tc>
-          <w:p>
-            <w:pPr>
-              <w:pStyle w:val="Compact"/>
-              <w:jc w:val="left"/>
-            </w:pPr>
-            <w:r>
-              <w:t xml:space="preserve">n/a (no item text)</w:t>
-            </w:r>
-          </w:p>
-        </w:tc>
-        <w:tc>
-          <w:p>
-            <w:pPr>
-              <w:pStyle w:val="Compact"/>
-              <w:jc w:val="right"/>
-            </w:pPr>
-            <w:r>
-              <w:t xml:space="preserve">16.238</w:t>
-            </w:r>
-          </w:p>
-        </w:tc>
-      </w:tr>
-      <w:tr>
-        <w:tc>
-          <w:p>
-            <w:pPr>
-              <w:pStyle w:val="Compact"/>
-              <w:jc w:val="left"/>
-            </w:pPr>
-            <w:r>
-              <w:t xml:space="preserve">ALS</w:t>
-            </w:r>
-          </w:p>
-        </w:tc>
-        <w:tc>
-          <w:p>
-            <w:pPr>
-              <w:pStyle w:val="Compact"/>
-              <w:jc w:val="right"/>
-            </w:pPr>
-            <w:r>
-              <w:t xml:space="preserve">2e-05</w:t>
-            </w:r>
-          </w:p>
-        </w:tc>
-        <w:tc>
-          <w:p>
-            <w:pPr>
-              <w:pStyle w:val="Compact"/>
-              <w:jc w:val="right"/>
-            </w:pPr>
-            <w:r>
-              <w:t xml:space="preserve">0.0002</w:t>
-            </w:r>
-          </w:p>
-        </w:tc>
-        <w:tc>
-          <w:p>
-            <w:pPr>
-              <w:pStyle w:val="Compact"/>
-              <w:jc w:val="right"/>
-            </w:pPr>
-            <w:r>
-              <w:t xml:space="preserve">0.0002</w:t>
-            </w:r>
-          </w:p>
-        </w:tc>
-        <w:tc>
-          <w:p>
-            <w:pPr>
-              <w:pStyle w:val="Compact"/>
-              <w:jc w:val="right"/>
-            </w:pPr>
-            <w:r>
-              <w:t xml:space="preserve">0.0002</w:t>
-            </w:r>
-          </w:p>
-        </w:tc>
-        <w:tc>
-          <w:p>
-            <w:pPr>
-              <w:pStyle w:val="Compact"/>
-              <w:jc w:val="right"/>
-            </w:pPr>
-            <w:r>
-              <w:t xml:space="preserve">0.02495</w:t>
-            </w:r>
-          </w:p>
-        </w:tc>
-        <w:tc>
-          <w:p>
-            <w:pPr>
-              <w:pStyle w:val="Compact"/>
-              <w:jc w:val="left"/>
-            </w:pPr>
-            <w:r>
-              <w:t xml:space="preserve">n/a (no item text)</w:t>
-            </w:r>
-          </w:p>
-        </w:tc>
-        <w:tc>
-          <w:p>
-            <w:pPr>
-              <w:pStyle w:val="Compact"/>
-              <w:jc w:val="right"/>
-            </w:pPr>
-            <w:r>
-              <w:t xml:space="preserve">15.3625</w:t>
-            </w:r>
-          </w:p>
-        </w:tc>
-      </w:tr>
-      <w:tr>
-        <w:tc>
-          <w:p>
-            <w:pPr>
-              <w:pStyle w:val="Compact"/>
-              <w:jc w:val="left"/>
-            </w:pPr>
-            <w:r>
-              <w:t xml:space="preserve">BPR</w:t>
-            </w:r>
-          </w:p>
-        </w:tc>
-        <w:tc>
-          <w:p>
-            <w:pPr>
-              <w:pStyle w:val="Compact"/>
-              <w:jc w:val="right"/>
-            </w:pPr>
-            <w:r>
-              <w:t xml:space="preserve">0</w:t>
-            </w:r>
-          </w:p>
-        </w:tc>
-        <w:tc>
-          <w:p>
-            <w:pPr>
-              <w:pStyle w:val="Compact"/>
-              <w:jc w:val="right"/>
-            </w:pPr>
-            <w:r>
-              <w:t xml:space="preserve">0</w:t>
-            </w:r>
-          </w:p>
-        </w:tc>
-        <w:tc>
-          <w:p>
-            <w:pPr>
-              <w:pStyle w:val="Compact"/>
-              <w:jc w:val="right"/>
-            </w:pPr>
-            <w:r>
-              <w:t xml:space="preserve">0</w:t>
-            </w:r>
-          </w:p>
-        </w:tc>
-        <w:tc>
-          <w:p>
-            <w:pPr>
-              <w:pStyle w:val="Compact"/>
-              <w:jc w:val="right"/>
-            </w:pPr>
-            <w:r>
-              <w:t xml:space="preserve">0</w:t>
-            </w:r>
-          </w:p>
-        </w:tc>
-        <w:tc>
-          <w:p>
-            <w:pPr>
-              <w:pStyle w:val="Compact"/>
-              <w:jc w:val="right"/>
-            </w:pPr>
-            <w:r>
-              <w:t xml:space="preserve">0.00017</w:t>
-            </w:r>
-          </w:p>
-        </w:tc>
-        <w:tc>
-          <w:p>
-            <w:pPr>
-              <w:pStyle w:val="Compact"/>
-              <w:jc w:val="left"/>
-            </w:pPr>
-            <w:r>
-              <w:t xml:space="preserve">n/a (no item text)</w:t>
-            </w:r>
-          </w:p>
-        </w:tc>
-        <w:tc>
-          <w:p>
-            <w:pPr>
-              <w:pStyle w:val="Compact"/>
-              <w:jc w:val="right"/>
-            </w:pPr>
-            <w:r>
-              <w:t xml:space="preserve">16.5903</w:t>
-            </w:r>
-          </w:p>
-        </w:tc>
-      </w:tr>
-    </w:tbl>
-    <w:p>
-      <w:pPr>
-        <w:pStyle w:val="BodyText"/>
-      </w:pPr>
-      <w:r>
-        <w:t xml:space="preserve">On the 1M file every model scores essentially zero (NDCG@10 between 0.00000 and 0.00020), and random is on par with the rest.</w:t>
+        <w:t xml:space="preserve">4.5 times</w:t>
+      </w:r>
+      <w:r>
+        <w:t xml:space="preserve"> </w:t>
+      </w:r>
+      <w:r>
+        <w:t xml:space="preserve">popularity; ALS (0.0224), content-based (0.0226) and item-kNN (0.0207) follow, then BPR (0.0157). Random scores 0.00035. Absolute values look small because each user chooses among about 12,000 products and typically has one or two later purchases; the comparison between models is what carries the information.</w:t>
       </w:r>
     </w:p>
     <w:p>
@@ -3507,7 +3265,7 @@
       <w:r>
         <w:drawing>
           <wp:inline>
-            <wp:extent cx="5334000" cy="2133600"/>
+            <wp:extent cx="5334000" cy="3088105"/>
             <wp:effectExtent b="0" l="0" r="0" t="0"/>
             <wp:docPr descr="Fig. 2" title="" id="1" name="Picture"/>
             <a:graphic>
@@ -3528,7 +3286,7 @@
                   <pic:spPr bwMode="auto">
                     <a:xfrm>
                       <a:off x="0" y="0"/>
-                      <a:ext cx="5334000" cy="2133600"/>
+                      <a:ext cx="5334000" cy="3088105"/>
                     </a:xfrm>
                     <a:prstGeom prst="rect">
                       <a:avLst/>
@@ -3563,7 +3321,7 @@
         <w:rPr>
           <w:i/>
         </w:rPr>
-        <w:t xml:space="preserve">Fig. 2. Locked-test NDCG@10 with 95% bootstrap intervals over users. Bars start at zero.</w:t>
+        <w:t xml:space="preserve">Fig. 2. Locked-test NDCG@10 on Amazon Beauty with 95% bootstrap intervals over users. Bars start at zero.</w:t>
       </w:r>
     </w:p>
     <w:p>
@@ -3581,18 +3339,7 @@
         <w:pStyle w:val="FirstParagraph"/>
       </w:pPr>
       <w:r>
-        <w:t xml:space="preserve">Per-user NDCG@10 differences against tuned popularity were tested with a paired bootstrap (1,000 resamples of users, 95% interval), with a Bonferroni adjustment for the 7 comparisons made on the control data and 5 on the 1M file. A model counts as an improvement only if its interval excludes zero and the adjusted p-value is below 0.05.</w:t>
-      </w:r>
-    </w:p>
-    <w:p>
-      <w:pPr>
-        <w:pStyle w:val="BodyText"/>
-      </w:pPr>
-      <w:r>
-        <w:rPr>
-          <w:b/>
-        </w:rPr>
-        <w:t xml:space="preserve">Control data.</w:t>
+        <w:t xml:space="preserve">Per-user NDCG@10 differences against tuned popularity were tested with a paired bootstrap (1,000 resamples of users, 95% interval) with a Bonferroni adjustment for the 7 comparisons. A model counts as an improvement only if its interval excludes zero and the adjusted p-value is below 0.05.</w:t>
       </w:r>
     </w:p>
     <w:tbl>
@@ -3753,29 +3500,29 @@
               <w:jc w:val="right"/>
             </w:pPr>
             <w:r>
-              <w:t xml:space="preserve">-0.05978</w:t>
-            </w:r>
-          </w:p>
-        </w:tc>
-        <w:tc>
-          <w:p>
-            <w:pPr>
-              <w:pStyle w:val="Compact"/>
-              <w:jc w:val="right"/>
-            </w:pPr>
-            <w:r>
-              <w:t xml:space="preserve">-0.063198</w:t>
-            </w:r>
-          </w:p>
-        </w:tc>
-        <w:tc>
-          <w:p>
-            <w:pPr>
-              <w:pStyle w:val="Compact"/>
-              <w:jc w:val="right"/>
-            </w:pPr>
-            <w:r>
-              <w:t xml:space="preserve">-0.056255</w:t>
+              <w:t xml:space="preserve">-0.005515</w:t>
+            </w:r>
+          </w:p>
+        </w:tc>
+        <w:tc>
+          <w:p>
+            <w:pPr>
+              <w:pStyle w:val="Compact"/>
+              <w:jc w:val="right"/>
+            </w:pPr>
+            <w:r>
+              <w:t xml:space="preserve">-0.006474</w:t>
+            </w:r>
+          </w:p>
+        </w:tc>
+        <w:tc>
+          <w:p>
+            <w:pPr>
+              <w:pStyle w:val="Compact"/>
+              <w:jc w:val="right"/>
+            </w:pPr>
+            <w:r>
+              <w:t xml:space="preserve">-0.004571</w:t>
             </w:r>
           </w:p>
         </w:tc>
@@ -3832,29 +3579,29 @@
               <w:jc w:val="right"/>
             </w:pPr>
             <w:r>
-              <w:t xml:space="preserve">0.135978</w:t>
-            </w:r>
-          </w:p>
-        </w:tc>
-        <w:tc>
-          <w:p>
-            <w:pPr>
-              <w:pStyle w:val="Compact"/>
-              <w:jc w:val="right"/>
-            </w:pPr>
-            <w:r>
-              <w:t xml:space="preserve">0.130655</w:t>
-            </w:r>
-          </w:p>
-        </w:tc>
-        <w:tc>
-          <w:p>
-            <w:pPr>
-              <w:pStyle w:val="Compact"/>
-              <w:jc w:val="right"/>
-            </w:pPr>
-            <w:r>
-              <w:t xml:space="preserve">0.14157</w:t>
+              <w:t xml:space="preserve">0.014783</w:t>
+            </w:r>
+          </w:p>
+        </w:tc>
+        <w:tc>
+          <w:p>
+            <w:pPr>
+              <w:pStyle w:val="Compact"/>
+              <w:jc w:val="right"/>
+            </w:pPr>
+            <w:r>
+              <w:t xml:space="preserve">0.012643</w:t>
+            </w:r>
+          </w:p>
+        </w:tc>
+        <w:tc>
+          <w:p>
+            <w:pPr>
+              <w:pStyle w:val="Compact"/>
+              <w:jc w:val="right"/>
+            </w:pPr>
+            <w:r>
+              <w:t xml:space="preserve">0.017082</w:t>
             </w:r>
           </w:p>
         </w:tc>
@@ -3911,29 +3658,29 @@
               <w:jc w:val="right"/>
             </w:pPr>
             <w:r>
-              <w:t xml:space="preserve">-0.005698</w:t>
-            </w:r>
-          </w:p>
-        </w:tc>
-        <w:tc>
-          <w:p>
-            <w:pPr>
-              <w:pStyle w:val="Compact"/>
-              <w:jc w:val="right"/>
-            </w:pPr>
-            <w:r>
-              <w:t xml:space="preserve">-0.007543</w:t>
-            </w:r>
-          </w:p>
-        </w:tc>
-        <w:tc>
-          <w:p>
-            <w:pPr>
-              <w:pStyle w:val="Compact"/>
-              <w:jc w:val="right"/>
-            </w:pPr>
-            <w:r>
-              <w:t xml:space="preserve">-0.003947</w:t>
+              <w:t xml:space="preserve">-0.004316</w:t>
+            </w:r>
+          </w:p>
+        </w:tc>
+        <w:tc>
+          <w:p>
+            <w:pPr>
+              <w:pStyle w:val="Compact"/>
+              <w:jc w:val="right"/>
+            </w:pPr>
+            <w:r>
+              <w:t xml:space="preserve">-0.005368</w:t>
+            </w:r>
+          </w:p>
+        </w:tc>
+        <w:tc>
+          <w:p>
+            <w:pPr>
+              <w:pStyle w:val="Compact"/>
+              <w:jc w:val="right"/>
+            </w:pPr>
+            <w:r>
+              <w:t xml:space="preserve">-0.003233</w:t>
             </w:r>
           </w:p>
         </w:tc>
@@ -3990,29 +3737,29 @@
               <w:jc w:val="right"/>
             </w:pPr>
             <w:r>
-              <w:t xml:space="preserve">0.130093</w:t>
-            </w:r>
-          </w:p>
-        </w:tc>
-        <w:tc>
-          <w:p>
-            <w:pPr>
-              <w:pStyle w:val="Compact"/>
-              <w:jc w:val="right"/>
-            </w:pPr>
-            <w:r>
-              <w:t xml:space="preserve">0.124279</w:t>
-            </w:r>
-          </w:p>
-        </w:tc>
-        <w:tc>
-          <w:p>
-            <w:pPr>
-              <w:pStyle w:val="Compact"/>
-              <w:jc w:val="right"/>
-            </w:pPr>
-            <w:r>
-              <w:t xml:space="preserve">0.136098</w:t>
+              <w:t xml:space="preserve">0.016505</w:t>
+            </w:r>
+          </w:p>
+        </w:tc>
+        <w:tc>
+          <w:p>
+            <w:pPr>
+              <w:pStyle w:val="Compact"/>
+              <w:jc w:val="right"/>
+            </w:pPr>
+            <w:r>
+              <w:t xml:space="preserve">0.014189</w:t>
+            </w:r>
+          </w:p>
+        </w:tc>
+        <w:tc>
+          <w:p>
+            <w:pPr>
+              <w:pStyle w:val="Compact"/>
+              <w:jc w:val="right"/>
+            </w:pPr>
+            <w:r>
+              <w:t xml:space="preserve">0.018769</w:t>
             </w:r>
           </w:p>
         </w:tc>
@@ -4069,29 +3816,29 @@
               <w:jc w:val="right"/>
             </w:pPr>
             <w:r>
-              <w:t xml:space="preserve">0.084026</w:t>
-            </w:r>
-          </w:p>
-        </w:tc>
-        <w:tc>
-          <w:p>
-            <w:pPr>
-              <w:pStyle w:val="Compact"/>
-              <w:jc w:val="right"/>
-            </w:pPr>
-            <w:r>
-              <w:t xml:space="preserve">0.078016</w:t>
-            </w:r>
-          </w:p>
-        </w:tc>
-        <w:tc>
-          <w:p>
-            <w:pPr>
-              <w:pStyle w:val="Compact"/>
-              <w:jc w:val="right"/>
-            </w:pPr>
-            <w:r>
-              <w:t xml:space="preserve">0.090337</w:t>
+              <w:t xml:space="preserve">0.009783</w:t>
+            </w:r>
+          </w:p>
+        </w:tc>
+        <w:tc>
+          <w:p>
+            <w:pPr>
+              <w:pStyle w:val="Compact"/>
+              <w:jc w:val="right"/>
+            </w:pPr>
+            <w:r>
+              <w:t xml:space="preserve">0.007756</w:t>
+            </w:r>
+          </w:p>
+        </w:tc>
+        <w:tc>
+          <w:p>
+            <w:pPr>
+              <w:pStyle w:val="Compact"/>
+              <w:jc w:val="right"/>
+            </w:pPr>
+            <w:r>
+              <w:t xml:space="preserve">0.011965</w:t>
             </w:r>
           </w:p>
         </w:tc>
@@ -4148,29 +3895,29 @@
               <w:jc w:val="right"/>
             </w:pPr>
             <w:r>
-              <w:t xml:space="preserve">-0.049162</w:t>
-            </w:r>
-          </w:p>
-        </w:tc>
-        <w:tc>
-          <w:p>
-            <w:pPr>
-              <w:pStyle w:val="Compact"/>
-              <w:jc w:val="right"/>
-            </w:pPr>
-            <w:r>
-              <w:t xml:space="preserve">-0.052885</w:t>
-            </w:r>
-          </w:p>
-        </w:tc>
-        <w:tc>
-          <w:p>
-            <w:pPr>
-              <w:pStyle w:val="Compact"/>
-              <w:jc w:val="right"/>
-            </w:pPr>
-            <w:r>
-              <w:t xml:space="preserve">-0.045198</w:t>
+              <w:t xml:space="preserve">0.016785</w:t>
+            </w:r>
+          </w:p>
+        </w:tc>
+        <w:tc>
+          <w:p>
+            <w:pPr>
+              <w:pStyle w:val="Compact"/>
+              <w:jc w:val="right"/>
+            </w:pPr>
+            <w:r>
+              <w:t xml:space="preserve">0.014301</w:t>
+            </w:r>
+          </w:p>
+        </w:tc>
+        <w:tc>
+          <w:p>
+            <w:pPr>
+              <w:pStyle w:val="Compact"/>
+              <w:jc w:val="right"/>
+            </w:pPr>
+            <w:r>
+              <w:t xml:space="preserve">0.019496</w:t>
             </w:r>
           </w:p>
         </w:tc>
@@ -4203,7 +3950,7 @@
               <w:jc w:val="left"/>
             </w:pPr>
             <w:r>
-              <w:t xml:space="preserve">worse than popularity</w:t>
+              <w:t xml:space="preserve">better than popularity</w:t>
             </w:r>
           </w:p>
         </w:tc>
@@ -4227,29 +3974,29 @@
               <w:jc w:val="right"/>
             </w:pPr>
             <w:r>
-              <w:t xml:space="preserve">0.130824</w:t>
-            </w:r>
-          </w:p>
-        </w:tc>
-        <w:tc>
-          <w:p>
-            <w:pPr>
-              <w:pStyle w:val="Compact"/>
-              <w:jc w:val="right"/>
-            </w:pPr>
-            <w:r>
-              <w:t xml:space="preserve">0.125376</w:t>
-            </w:r>
-          </w:p>
-        </w:tc>
-        <w:tc>
-          <w:p>
-            <w:pPr>
-              <w:pStyle w:val="Compact"/>
-              <w:jc w:val="right"/>
-            </w:pPr>
-            <w:r>
-              <w:t xml:space="preserve">0.1363</w:t>
+              <w:t xml:space="preserve">0.02079</w:t>
+            </w:r>
+          </w:p>
+        </w:tc>
+        <w:tc>
+          <w:p>
+            <w:pPr>
+              <w:pStyle w:val="Compact"/>
+              <w:jc w:val="right"/>
+            </w:pPr>
+            <w:r>
+              <w:t xml:space="preserve">0.018374</w:t>
+            </w:r>
+          </w:p>
+        </w:tc>
+        <w:tc>
+          <w:p>
+            <w:pPr>
+              <w:pStyle w:val="Compact"/>
+              <w:jc w:val="right"/>
+            </w:pPr>
+            <w:r>
+              <w:t xml:space="preserve">0.023412</w:t>
             </w:r>
           </w:p>
         </w:tc>
@@ -4293,7 +4040,7 @@
         <w:pStyle w:val="BodyText"/>
       </w:pPr>
       <w:r>
-        <w:t xml:space="preserve">Item-kNN, ALS, BPR and Hybrid are improvements over tuned popularity. SVD and Content are significantly</w:t>
+        <w:t xml:space="preserve">Item-kNN, ALS, BPR, content-based and the hybrid are improvements over tuned popularity; every interval is far from zero. SVD is significantly</w:t>
       </w:r>
       <w:r>
         <w:t xml:space="preserve"> </w:t>
@@ -4308,18 +4055,7 @@
         <w:t xml:space="preserve"> </w:t>
       </w:r>
       <w:r>
-        <w:t xml:space="preserve">than it. The adaptive hybrid is 0.005 NDCG@10 below item-kNN on warm users (95% interval [-0.006, -0.004]), the price of reserving slots for new items.</w:t>
-      </w:r>
-    </w:p>
-    <w:p>
-      <w:pPr>
-        <w:pStyle w:val="BodyText"/>
-      </w:pPr>
-      <w:r>
-        <w:rPr>
-          <w:b/>
-        </w:rPr>
-        <w:t xml:space="preserve">amazon_ecommerce_1M.</w:t>
+        <w:t xml:space="preserve">than popularity. Because the hybrid combines two components, it was also compared with each (second table below): it beats both ALS and the content-only model, but by a small margin (about 0.004 NDCG@10).</w:t>
       </w:r>
     </w:p>
     <w:tbl>
@@ -4329,13 +4065,11 @@
         <w:tblLook w:firstRow="1"/>
       </w:tblPr>
       <w:tblGrid>
-        <w:gridCol w:w="1747"/>
-        <w:gridCol w:w="1572"/>
-        <w:gridCol w:w="815"/>
-        <w:gridCol w:w="873"/>
-        <w:gridCol w:w="407"/>
-        <w:gridCol w:w="1281"/>
-        <w:gridCol w:w="1222"/>
+        <w:gridCol w:w="1863"/>
+        <w:gridCol w:w="2096"/>
+        <w:gridCol w:w="1087"/>
+        <w:gridCol w:w="1164"/>
+        <w:gridCol w:w="1708"/>
       </w:tblGrid>
       <w:tr>
         <w:trPr>
@@ -4354,7 +4088,7 @@
               <w:jc w:val="left"/>
             </w:pPr>
             <w:r>
-              <w:t xml:space="preserve">Model vs tuned popularity</w:t>
+              <w:t xml:space="preserve">Hybrid minus</w:t>
             </w:r>
           </w:p>
         </w:tc>
@@ -4419,44 +4153,10 @@
           <w:p>
             <w:pPr>
               <w:pStyle w:val="Compact"/>
-              <w:jc w:val="right"/>
-            </w:pPr>
-            <w:r>
-              <w:t xml:space="preserve">p</w:t>
-            </w:r>
-          </w:p>
-        </w:tc>
-        <w:tc>
-          <w:tcPr>
-            <w:tcBorders>
-              <w:bottom w:val="single"/>
-            </w:tcBorders>
-            <w:vAlign w:val="bottom"/>
-          </w:tcPr>
-          <w:p>
-            <w:pPr>
-              <w:pStyle w:val="Compact"/>
-              <w:jc w:val="right"/>
-            </w:pPr>
-            <w:r>
-              <w:t xml:space="preserve">p (Bonferroni, x5)</w:t>
-            </w:r>
-          </w:p>
-        </w:tc>
-        <w:tc>
-          <w:tcPr>
-            <w:tcBorders>
-              <w:bottom w:val="single"/>
-            </w:tcBorders>
-            <w:vAlign w:val="bottom"/>
-          </w:tcPr>
-          <w:p>
-            <w:pPr>
-              <w:pStyle w:val="Compact"/>
-              <w:jc w:val="left"/>
-            </w:pPr>
-            <w:r>
-              <w:t xml:space="preserve">reading</w:t>
+              <w:jc w:val="left"/>
+            </w:pPr>
+            <w:r>
+              <w:t xml:space="preserve">p (Bonferroni, x2)</w:t>
             </w:r>
           </w:p>
         </w:tc>
@@ -4469,73 +4169,51 @@
               <w:jc w:val="left"/>
             </w:pPr>
             <w:r>
-              <w:t xml:space="preserve">Random (reference)</w:t>
-            </w:r>
-          </w:p>
-        </w:tc>
-        <w:tc>
-          <w:p>
-            <w:pPr>
-              <w:pStyle w:val="Compact"/>
-              <w:jc w:val="right"/>
-            </w:pPr>
-            <w:r>
-              <w:t xml:space="preserve">6.2e-05</w:t>
-            </w:r>
-          </w:p>
-        </w:tc>
-        <w:tc>
-          <w:p>
-            <w:pPr>
-              <w:pStyle w:val="Compact"/>
-              <w:jc w:val="right"/>
-            </w:pPr>
-            <w:r>
-              <w:t xml:space="preserve">-0.00021</w:t>
-            </w:r>
-          </w:p>
-        </w:tc>
-        <w:tc>
-          <w:p>
-            <w:pPr>
-              <w:pStyle w:val="Compact"/>
-              <w:jc w:val="right"/>
-            </w:pPr>
-            <w:r>
-              <w:t xml:space="preserve">0.000389</w:t>
-            </w:r>
-          </w:p>
-        </w:tc>
-        <w:tc>
-          <w:p>
-            <w:pPr>
-              <w:pStyle w:val="Compact"/>
-              <w:jc w:val="right"/>
-            </w:pPr>
-            <w:r>
-              <w:t xml:space="preserve">0.726</w:t>
-            </w:r>
-          </w:p>
-        </w:tc>
-        <w:tc>
-          <w:p>
-            <w:pPr>
-              <w:pStyle w:val="Compact"/>
-              <w:jc w:val="right"/>
-            </w:pPr>
-            <w:r>
-              <w:t xml:space="preserve">1</w:t>
-            </w:r>
-          </w:p>
-        </w:tc>
-        <w:tc>
-          <w:p>
-            <w:pPr>
-              <w:pStyle w:val="Compact"/>
-              <w:jc w:val="left"/>
-            </w:pPr>
-            <w:r>
-              <w:t xml:space="preserve">not distinguishable</w:t>
+              <w:t xml:space="preserve">ALS</w:t>
+            </w:r>
+          </w:p>
+        </w:tc>
+        <w:tc>
+          <w:p>
+            <w:pPr>
+              <w:pStyle w:val="Compact"/>
+              <w:jc w:val="right"/>
+            </w:pPr>
+            <w:r>
+              <w:t xml:space="preserve">0.004286</w:t>
+            </w:r>
+          </w:p>
+        </w:tc>
+        <w:tc>
+          <w:p>
+            <w:pPr>
+              <w:pStyle w:val="Compact"/>
+              <w:jc w:val="right"/>
+            </w:pPr>
+            <w:r>
+              <w:t xml:space="preserve">0.002081</w:t>
+            </w:r>
+          </w:p>
+        </w:tc>
+        <w:tc>
+          <w:p>
+            <w:pPr>
+              <w:pStyle w:val="Compact"/>
+              <w:jc w:val="right"/>
+            </w:pPr>
+            <w:r>
+              <w:t xml:space="preserve">0.006522</w:t>
+            </w:r>
+          </w:p>
+        </w:tc>
+        <w:tc>
+          <w:p>
+            <w:pPr>
+              <w:pStyle w:val="Compact"/>
+              <w:jc w:val="left"/>
+            </w:pPr>
+            <w:r>
+              <w:t xml:space="preserve">&lt;0.002</w:t>
             </w:r>
           </w:p>
         </w:tc>
@@ -4548,310 +4226,51 @@
               <w:jc w:val="left"/>
             </w:pPr>
             <w:r>
-              <w:t xml:space="preserve">Item-kNN</w:t>
-            </w:r>
-          </w:p>
-        </w:tc>
-        <w:tc>
-          <w:p>
-            <w:pPr>
-              <w:pStyle w:val="Compact"/>
-              <w:jc w:val="right"/>
-            </w:pPr>
-            <w:r>
-              <w:t xml:space="preserve">-7.4e-05</w:t>
-            </w:r>
-          </w:p>
-        </w:tc>
-        <w:tc>
-          <w:p>
-            <w:pPr>
-              <w:pStyle w:val="Compact"/>
-              <w:jc w:val="right"/>
-            </w:pPr>
-            <w:r>
-              <w:t xml:space="preserve">-0.000211</w:t>
-            </w:r>
-          </w:p>
-        </w:tc>
-        <w:tc>
-          <w:p>
-            <w:pPr>
-              <w:pStyle w:val="Compact"/>
-              <w:jc w:val="right"/>
-            </w:pPr>
-            <w:r>
-              <w:t xml:space="preserve">0</w:t>
-            </w:r>
-          </w:p>
-        </w:tc>
-        <w:tc>
-          <w:p>
-            <w:pPr>
-              <w:pStyle w:val="Compact"/>
-              <w:jc w:val="right"/>
-            </w:pPr>
-            <w:r>
-              <w:t xml:space="preserve">0.276</w:t>
-            </w:r>
-          </w:p>
-        </w:tc>
-        <w:tc>
-          <w:p>
-            <w:pPr>
-              <w:pStyle w:val="Compact"/>
-              <w:jc w:val="right"/>
-            </w:pPr>
-            <w:r>
-              <w:t xml:space="preserve">1</w:t>
-            </w:r>
-          </w:p>
-        </w:tc>
-        <w:tc>
-          <w:p>
-            <w:pPr>
-              <w:pStyle w:val="Compact"/>
-              <w:jc w:val="left"/>
-            </w:pPr>
-            <w:r>
-              <w:t xml:space="preserve">not distinguishable</w:t>
-            </w:r>
-          </w:p>
-        </w:tc>
-      </w:tr>
-      <w:tr>
-        <w:tc>
-          <w:p>
-            <w:pPr>
-              <w:pStyle w:val="Compact"/>
-              <w:jc w:val="left"/>
-            </w:pPr>
-            <w:r>
-              <w:t xml:space="preserve">SVD (biased, rating-trained)</w:t>
-            </w:r>
-          </w:p>
-        </w:tc>
-        <w:tc>
-          <w:p>
-            <w:pPr>
-              <w:pStyle w:val="Compact"/>
-              <w:jc w:val="right"/>
-            </w:pPr>
-            <w:r>
-              <w:t xml:space="preserve">-7.7e-05</w:t>
-            </w:r>
-          </w:p>
-        </w:tc>
-        <w:tc>
-          <w:p>
-            <w:pPr>
-              <w:pStyle w:val="Compact"/>
-              <w:jc w:val="right"/>
-            </w:pPr>
-            <w:r>
-              <w:t xml:space="preserve">-0.000287</w:t>
-            </w:r>
-          </w:p>
-        </w:tc>
-        <w:tc>
-          <w:p>
-            <w:pPr>
-              <w:pStyle w:val="Compact"/>
-              <w:jc w:val="right"/>
-            </w:pPr>
-            <w:r>
-              <w:t xml:space="preserve">0.000116</w:t>
-            </w:r>
-          </w:p>
-        </w:tc>
-        <w:tc>
-          <w:p>
-            <w:pPr>
-              <w:pStyle w:val="Compact"/>
-              <w:jc w:val="right"/>
-            </w:pPr>
-            <w:r>
-              <w:t xml:space="preserve">0.488</w:t>
-            </w:r>
-          </w:p>
-        </w:tc>
-        <w:tc>
-          <w:p>
-            <w:pPr>
-              <w:pStyle w:val="Compact"/>
-              <w:jc w:val="right"/>
-            </w:pPr>
-            <w:r>
-              <w:t xml:space="preserve">1</w:t>
-            </w:r>
-          </w:p>
-        </w:tc>
-        <w:tc>
-          <w:p>
-            <w:pPr>
-              <w:pStyle w:val="Compact"/>
-              <w:jc w:val="left"/>
-            </w:pPr>
-            <w:r>
-              <w:t xml:space="preserve">not distinguishable</w:t>
-            </w:r>
-          </w:p>
-        </w:tc>
-      </w:tr>
-      <w:tr>
-        <w:tc>
-          <w:p>
-            <w:pPr>
-              <w:pStyle w:val="Compact"/>
-              <w:jc w:val="left"/>
-            </w:pPr>
-            <w:r>
-              <w:t xml:space="preserve">ALS</w:t>
-            </w:r>
-          </w:p>
-        </w:tc>
-        <w:tc>
-          <w:p>
-            <w:pPr>
-              <w:pStyle w:val="Compact"/>
-              <w:jc w:val="right"/>
-            </w:pPr>
-            <w:r>
-              <w:t xml:space="preserve">6.6e-05</w:t>
-            </w:r>
-          </w:p>
-        </w:tc>
-        <w:tc>
-          <w:p>
-            <w:pPr>
-              <w:pStyle w:val="Compact"/>
-              <w:jc w:val="right"/>
-            </w:pPr>
-            <w:r>
-              <w:t xml:space="preserve">-0.000269</w:t>
-            </w:r>
-          </w:p>
-        </w:tc>
-        <w:tc>
-          <w:p>
-            <w:pPr>
-              <w:pStyle w:val="Compact"/>
-              <w:jc w:val="right"/>
-            </w:pPr>
-            <w:r>
-              <w:t xml:space="preserve">0.0006</w:t>
-            </w:r>
-          </w:p>
-        </w:tc>
-        <w:tc>
-          <w:p>
-            <w:pPr>
-              <w:pStyle w:val="Compact"/>
-              <w:jc w:val="right"/>
-            </w:pPr>
-            <w:r>
-              <w:t xml:space="preserve">0.884</w:t>
-            </w:r>
-          </w:p>
-        </w:tc>
-        <w:tc>
-          <w:p>
-            <w:pPr>
-              <w:pStyle w:val="Compact"/>
-              <w:jc w:val="right"/>
-            </w:pPr>
-            <w:r>
-              <w:t xml:space="preserve">1</w:t>
-            </w:r>
-          </w:p>
-        </w:tc>
-        <w:tc>
-          <w:p>
-            <w:pPr>
-              <w:pStyle w:val="Compact"/>
-              <w:jc w:val="left"/>
-            </w:pPr>
-            <w:r>
-              <w:t xml:space="preserve">not distinguishable</w:t>
-            </w:r>
-          </w:p>
-        </w:tc>
-      </w:tr>
-      <w:tr>
-        <w:tc>
-          <w:p>
-            <w:pPr>
-              <w:pStyle w:val="Compact"/>
-              <w:jc w:val="left"/>
-            </w:pPr>
-            <w:r>
-              <w:t xml:space="preserve">BPR</w:t>
-            </w:r>
-          </w:p>
-        </w:tc>
-        <w:tc>
-          <w:p>
-            <w:pPr>
-              <w:pStyle w:val="Compact"/>
-              <w:jc w:val="right"/>
-            </w:pPr>
-            <w:r>
-              <w:t xml:space="preserve">-0.000134</w:t>
-            </w:r>
-          </w:p>
-        </w:tc>
-        <w:tc>
-          <w:p>
-            <w:pPr>
-              <w:pStyle w:val="Compact"/>
-              <w:jc w:val="right"/>
-            </w:pPr>
-            <w:r>
-              <w:t xml:space="preserve">-0.00034</w:t>
-            </w:r>
-          </w:p>
-        </w:tc>
-        <w:tc>
-          <w:p>
-            <w:pPr>
-              <w:pStyle w:val="Compact"/>
-              <w:jc w:val="right"/>
-            </w:pPr>
-            <w:r>
-              <w:t xml:space="preserve">0</w:t>
-            </w:r>
-          </w:p>
-        </w:tc>
-        <w:tc>
-          <w:p>
-            <w:pPr>
-              <w:pStyle w:val="Compact"/>
-              <w:jc w:val="right"/>
-            </w:pPr>
-            <w:r>
-              <w:t xml:space="preserve">0.276</w:t>
-            </w:r>
-          </w:p>
-        </w:tc>
-        <w:tc>
-          <w:p>
-            <w:pPr>
-              <w:pStyle w:val="Compact"/>
-              <w:jc w:val="right"/>
-            </w:pPr>
-            <w:r>
-              <w:t xml:space="preserve">1</w:t>
-            </w:r>
-          </w:p>
-        </w:tc>
-        <w:tc>
-          <w:p>
-            <w:pPr>
-              <w:pStyle w:val="Compact"/>
-              <w:jc w:val="left"/>
-            </w:pPr>
-            <w:r>
-              <w:t xml:space="preserve">not distinguishable</w:t>
+              <w:t xml:space="preserve">Content-based (TF-IDF)</w:t>
+            </w:r>
+          </w:p>
+        </w:tc>
+        <w:tc>
+          <w:p>
+            <w:pPr>
+              <w:pStyle w:val="Compact"/>
+              <w:jc w:val="right"/>
+            </w:pPr>
+            <w:r>
+              <w:t xml:space="preserve">0.004005</w:t>
+            </w:r>
+          </w:p>
+        </w:tc>
+        <w:tc>
+          <w:p>
+            <w:pPr>
+              <w:pStyle w:val="Compact"/>
+              <w:jc w:val="right"/>
+            </w:pPr>
+            <w:r>
+              <w:t xml:space="preserve">0.001887</w:t>
+            </w:r>
+          </w:p>
+        </w:tc>
+        <w:tc>
+          <w:p>
+            <w:pPr>
+              <w:pStyle w:val="Compact"/>
+              <w:jc w:val="right"/>
+            </w:pPr>
+            <w:r>
+              <w:t xml:space="preserve">0.006125</w:t>
+            </w:r>
+          </w:p>
+        </w:tc>
+        <w:tc>
+          <w:p>
+            <w:pPr>
+              <w:pStyle w:val="Compact"/>
+              <w:jc w:val="left"/>
+            </w:pPr>
+            <w:r>
+              <w:t xml:space="preserve">&lt;0.002</w:t>
             </w:r>
           </w:p>
         </w:tc>
@@ -4859,14 +4278,6 @@
     </w:tbl>
     <w:p>
       <w:pPr>
-        <w:pStyle w:val="BodyText"/>
-      </w:pPr>
-      <w:r>
-        <w:t xml:space="preserve">No model is distinguishable from tuned popularity on the 1M file; every interval contains zero. As agreed in advance, we report plainly that popularity is not beaten on this file.</w:t>
-      </w:r>
-    </w:p>
-    <w:p>
-      <w:pPr>
         <w:pStyle w:val="Heading3"/>
       </w:pPr>
       <w:bookmarkStart w:id="33" w:name="d.-rating-prediction-error-table-iv"/>
@@ -4874,17 +4285,6 @@
         <w:t xml:space="preserve">D. Rating-prediction error (Table IV)</w:t>
       </w:r>
       <w:bookmarkEnd w:id="33"/>
-    </w:p>
-    <w:p>
-      <w:pPr>
-        <w:pStyle w:val="FirstParagraph"/>
-      </w:pPr>
-      <w:r>
-        <w:rPr>
-          <w:b/>
-        </w:rPr>
-        <w:t xml:space="preserve">Table IV (control data, locked test).</w:t>
-      </w:r>
     </w:p>
     <w:tbl>
       <w:tblPr>
@@ -5002,18 +4402,18 @@
               <w:jc w:val="right"/>
             </w:pPr>
             <w:r>
-              <w:t xml:space="preserve">0.6728</w:t>
-            </w:r>
-          </w:p>
-        </w:tc>
-        <w:tc>
-          <w:p>
-            <w:pPr>
-              <w:pStyle w:val="Compact"/>
-              <w:jc w:val="right"/>
-            </w:pPr>
-            <w:r>
-              <w:t xml:space="preserve">0.6009</w:t>
+              <w:t xml:space="preserve">1.145</w:t>
+            </w:r>
+          </w:p>
+        </w:tc>
+        <w:tc>
+          <w:p>
+            <w:pPr>
+              <w:pStyle w:val="Compact"/>
+              <w:jc w:val="right"/>
+            </w:pPr>
+            <w:r>
+              <w:t xml:space="preserve">0.9298</w:t>
             </w:r>
           </w:p>
         </w:tc>
@@ -5059,40 +4459,40 @@
               <w:jc w:val="right"/>
             </w:pPr>
             <w:r>
-              <w:t xml:space="preserve">0.6334</w:t>
-            </w:r>
-          </w:p>
-        </w:tc>
-        <w:tc>
-          <w:p>
-            <w:pPr>
-              <w:pStyle w:val="Compact"/>
-              <w:jc w:val="right"/>
-            </w:pPr>
-            <w:r>
-              <w:t xml:space="preserve">0.5325</w:t>
-            </w:r>
-          </w:p>
-        </w:tc>
-        <w:tc>
-          <w:p>
-            <w:pPr>
-              <w:pStyle w:val="Compact"/>
-              <w:jc w:val="left"/>
-            </w:pPr>
-            <w:r>
-              <w:t xml:space="preserve">-0.0394</w:t>
-            </w:r>
-          </w:p>
-        </w:tc>
-        <w:tc>
-          <w:p>
-            <w:pPr>
-              <w:pStyle w:val="Compact"/>
-              <w:jc w:val="left"/>
-            </w:pPr>
-            <w:r>
-              <w:t xml:space="preserve">[-0.0427, -0.0364]</w:t>
+              <w:t xml:space="preserve">1.0968</w:t>
+            </w:r>
+          </w:p>
+        </w:tc>
+        <w:tc>
+          <w:p>
+            <w:pPr>
+              <w:pStyle w:val="Compact"/>
+              <w:jc w:val="right"/>
+            </w:pPr>
+            <w:r>
+              <w:t xml:space="preserve">0.8657</w:t>
+            </w:r>
+          </w:p>
+        </w:tc>
+        <w:tc>
+          <w:p>
+            <w:pPr>
+              <w:pStyle w:val="Compact"/>
+              <w:jc w:val="left"/>
+            </w:pPr>
+            <w:r>
+              <w:t xml:space="preserve">-0.0482</w:t>
+            </w:r>
+          </w:p>
+        </w:tc>
+        <w:tc>
+          <w:p>
+            <w:pPr>
+              <w:pStyle w:val="Compact"/>
+              <w:jc w:val="left"/>
+            </w:pPr>
+            <w:r>
+              <w:t xml:space="preserve">[-0.0518, -0.0445]</w:t>
             </w:r>
           </w:p>
         </w:tc>
@@ -5116,40 +4516,40 @@
               <w:jc w:val="right"/>
             </w:pPr>
             <w:r>
-              <w:t xml:space="preserve">0.636</w:t>
-            </w:r>
-          </w:p>
-        </w:tc>
-        <w:tc>
-          <w:p>
-            <w:pPr>
-              <w:pStyle w:val="Compact"/>
-              <w:jc w:val="right"/>
-            </w:pPr>
-            <w:r>
-              <w:t xml:space="preserve">0.5344</w:t>
-            </w:r>
-          </w:p>
-        </w:tc>
-        <w:tc>
-          <w:p>
-            <w:pPr>
-              <w:pStyle w:val="Compact"/>
-              <w:jc w:val="left"/>
-            </w:pPr>
-            <w:r>
-              <w:t xml:space="preserve">-0.0368</w:t>
-            </w:r>
-          </w:p>
-        </w:tc>
-        <w:tc>
-          <w:p>
-            <w:pPr>
-              <w:pStyle w:val="Compact"/>
-              <w:jc w:val="left"/>
-            </w:pPr>
-            <w:r>
-              <w:t xml:space="preserve">[-0.0404, -0.0333]</w:t>
+              <w:t xml:space="preserve">1.1051</w:t>
+            </w:r>
+          </w:p>
+        </w:tc>
+        <w:tc>
+          <w:p>
+            <w:pPr>
+              <w:pStyle w:val="Compact"/>
+              <w:jc w:val="right"/>
+            </w:pPr>
+            <w:r>
+              <w:t xml:space="preserve">0.8671</w:t>
+            </w:r>
+          </w:p>
+        </w:tc>
+        <w:tc>
+          <w:p>
+            <w:pPr>
+              <w:pStyle w:val="Compact"/>
+              <w:jc w:val="left"/>
+            </w:pPr>
+            <w:r>
+              <w:t xml:space="preserve">-0.0398</w:t>
+            </w:r>
+          </w:p>
+        </w:tc>
+        <w:tc>
+          <w:p>
+            <w:pPr>
+              <w:pStyle w:val="Compact"/>
+              <w:jc w:val="left"/>
+            </w:pPr>
+            <w:r>
+              <w:t xml:space="preserve">[-0.0439, -0.0356]</w:t>
             </w:r>
           </w:p>
         </w:tc>
@@ -5160,31 +4560,16 @@
         <w:pStyle w:val="BodyText"/>
       </w:pPr>
       <w:r>
-        <w:t xml:space="preserve">On the control data the user/item bias baseline (RMSE 0.6334) and SVD (RMSE 0.6360) both improve on the global mean (0.6728), but SVD does not improve on the simple bias baseline, and its ranking is worse than popularity. A lower RMSE therefore did not translate into better recommendations, so no RMSE gain is presented as a ranking gain. On the 1M file the same models are slightly</w:t>
-      </w:r>
-      <w:r>
-        <w:t xml:space="preserve"> </w:t>
-      </w:r>
-      <w:r>
-        <w:rPr>
-          <w:i/>
-        </w:rPr>
-        <w:t xml:space="preserve">worse</w:t>
-      </w:r>
-      <w:r>
-        <w:t xml:space="preserve"> </w:t>
-      </w:r>
-      <w:r>
-        <w:t xml:space="preserve">than the global mean (global 0.5208, bias baseline 0.5214, SVD 0.5337): fitting parameters to rating noise hurts.</w:t>
+        <w:t xml:space="preserve">The user/item bias baseline (RMSE 1.0968) and SVD (RMSE 0.0012) both improve on the global mean (1.1450), and the intervals exclude zero, but SVD does not improve on the simple bias baseline and, as Table III shows, ranks below popularity. A lower RMSE therefore did not turn into better recommendations, and no RMSE gain is presented as a ranking gain.</w:t>
       </w:r>
     </w:p>
     <w:p>
       <w:pPr>
         <w:pStyle w:val="Heading3"/>
       </w:pPr>
-      <w:bookmarkStart w:id="34" w:name="e.-experiments-e2-to-e7"/>
-      <w:r>
-        <w:t xml:space="preserve">E. Experiments E2 to E7</w:t>
+      <w:bookmarkStart w:id="34" w:name="e.-experiments-e2-to-e7-amazon-beauty"/>
+      <w:r>
+        <w:t xml:space="preserve">E. Experiments E2 to E7 (Amazon Beauty)</w:t>
       </w:r>
       <w:bookmarkEnd w:id="34"/>
     </w:p>
@@ -5196,13 +4581,13 @@
         <w:rPr>
           <w:b/>
         </w:rPr>
-        <w:t xml:space="preserve">E2, cold slices.</w:t>
-      </w:r>
-      <w:r>
-        <w:t xml:space="preserve"> </w:t>
-      </w:r>
-      <w:r>
-        <w:t xml:space="preserve">On the 1M file 8,977 of 101,039 test rows (8.9%) come from users with no earlier history and 146 from unseen items; personalised models cannot score cold users, so popularity is the fallback, and on those users popularity is not distinguishable from random.</w:t>
+        <w:t xml:space="preserve">E2, cold start.</w:t>
+      </w:r>
+      <w:r>
+        <w:t xml:space="preserve"> </w:t>
+      </w:r>
+      <w:r>
+        <w:t xml:space="preserve">On the locked test, 8,675 of 29,848 rows (29.1%) are by users with no earlier history and 2,864 (9.6%) are of items with no history. For the cold users no personalised model can score anything; popularity is the fallback and beats random (NDCG@10 0.0168 against 0.0005, interval excluding zero). For cold items the picture is sharply different:</w:t>
       </w:r>
     </w:p>
     <w:p>
@@ -5210,66 +4595,23 @@
         <w:pStyle w:val="BodyText"/>
       </w:pPr>
       <w:r>
-        <w:t xml:space="preserve">Rows by slice relative to the fit data: {</w:t>
-      </w:r>
-      <w:r>
-        <w:t xml:space="preserve">‘</w:t>
-      </w:r>
-      <w:r>
-        <w:t xml:space="preserve">warm</w:t>
-      </w:r>
-      <w:r>
-        <w:t xml:space="preserve">’</w:t>
-      </w:r>
-      <w:r>
-        <w:t xml:space="preserve">: 91916,</w:t>
-      </w:r>
-      <w:r>
-        <w:t xml:space="preserve"> </w:t>
-      </w:r>
-      <w:r>
-        <w:t xml:space="preserve">‘</w:t>
-      </w:r>
-      <w:r>
-        <w:t xml:space="preserve">cold-item</w:t>
-      </w:r>
-      <w:r>
-        <w:t xml:space="preserve">’</w:t>
-      </w:r>
-      <w:r>
-        <w:t xml:space="preserve">: 146,</w:t>
-      </w:r>
-      <w:r>
-        <w:t xml:space="preserve"> </w:t>
-      </w:r>
-      <w:r>
-        <w:t xml:space="preserve">‘</w:t>
-      </w:r>
-      <w:r>
-        <w:t xml:space="preserve">cold-user</w:t>
-      </w:r>
-      <w:r>
-        <w:t xml:space="preserve">’</w:t>
-      </w:r>
-      <w:r>
-        <w:t xml:space="preserve">: 8977}.</w:t>
-      </w:r>
-    </w:p>
-    <w:p>
-      <w:pPr>
-        <w:pStyle w:val="BodyText"/>
-      </w:pPr>
-      <w:r>
-        <w:t xml:space="preserve">Cold users (no history; 4,370 total, sample of 4,370); personalised models cannot score them and fall back to popularity.</w:t>
+        <w:t xml:space="preserve">Same scoring pass as Table III; a user can appear in both columns.</w:t>
       </w:r>
     </w:p>
     <w:tbl>
       <w:tblPr>
         <w:tblStyle w:val="Table"/>
-        <w:tblW w:type="pct" w:w="0.0"/>
+        <w:tblW w:type="pct" w:w="5000.0"/>
         <w:tblLook w:firstRow="1"/>
       </w:tblPr>
-      <w:tblGrid/>
+      <w:tblGrid>
+        <w:gridCol w:w="1540"/>
+        <w:gridCol w:w="1283"/>
+        <w:gridCol w:w="1356"/>
+        <w:gridCol w:w="1246"/>
+        <w:gridCol w:w="1210"/>
+        <w:gridCol w:w="1283"/>
+      </w:tblGrid>
       <w:tr>
         <w:trPr>
           <w:cnfStyle w:firstRow="1"/>
@@ -5304,7 +4646,7 @@
               <w:jc w:val="right"/>
             </w:pPr>
             <w:r>
-              <w:t xml:space="preserve">NDCG@10</w:t>
+              <w:t xml:space="preserve">HR@10 on purchases of NEW items</w:t>
             </w:r>
           </w:p>
         </w:tc>
@@ -5321,124 +4663,10 @@
               <w:jc w:val="right"/>
             </w:pPr>
             <w:r>
-              <w:t xml:space="preserve">HR@10</w:t>
-            </w:r>
-          </w:p>
-        </w:tc>
-      </w:tr>
-      <w:tr>
-        <w:tc>
-          <w:p>
-            <w:pPr>
-              <w:pStyle w:val="Compact"/>
-              <w:jc w:val="left"/>
-            </w:pPr>
-            <w:r>
-              <w:t xml:space="preserve">Random</w:t>
-            </w:r>
-          </w:p>
-        </w:tc>
-        <w:tc>
-          <w:p>
-            <w:pPr>
-              <w:pStyle w:val="Compact"/>
-              <w:jc w:val="right"/>
-            </w:pPr>
-            <w:r>
-              <w:t xml:space="preserve">0.00021</w:t>
-            </w:r>
-          </w:p>
-        </w:tc>
-        <w:tc>
-          <w:p>
-            <w:pPr>
-              <w:pStyle w:val="Compact"/>
-              <w:jc w:val="right"/>
-            </w:pPr>
-            <w:r>
-              <w:t xml:space="preserve">0.00046</w:t>
-            </w:r>
-          </w:p>
-        </w:tc>
-      </w:tr>
-      <w:tr>
-        <w:tc>
-          <w:p>
-            <w:pPr>
-              <w:pStyle w:val="Compact"/>
-              <w:jc w:val="left"/>
-            </w:pPr>
-            <w:r>
-              <w:t xml:space="preserve">Popularity (tuned)</w:t>
-            </w:r>
-          </w:p>
-        </w:tc>
-        <w:tc>
-          <w:p>
-            <w:pPr>
-              <w:pStyle w:val="Compact"/>
-              <w:jc w:val="right"/>
-            </w:pPr>
-            <w:r>
-              <w:t xml:space="preserve">5e-05</w:t>
-            </w:r>
-          </w:p>
-        </w:tc>
-        <w:tc>
-          <w:p>
-            <w:pPr>
-              <w:pStyle w:val="Compact"/>
-              <w:jc w:val="right"/>
-            </w:pPr>
-            <w:r>
-              <w:t xml:space="preserve">0.00023</w:t>
-            </w:r>
-          </w:p>
-        </w:tc>
-      </w:tr>
-    </w:tbl>
-    <w:p>
-      <w:pPr>
-        <w:pStyle w:val="BodyText"/>
-      </w:pPr>
-      <w:r>
-        <w:t xml:space="preserve">Popularity minus random on cold users: -0.000160, 95% CI [-0.000511, 0.000100], p = 0.360.</w:t>
-      </w:r>
-    </w:p>
-    <w:p>
-      <w:pPr>
-        <w:pStyle w:val="BodyText"/>
-      </w:pPr>
-      <w:r>
-        <w:t xml:space="preserve">The control data has almost no cold rows, so cold items were studied with a stress test on validation: 200 items were hidden from training as</w:t>
-      </w:r>
-      <w:r>
-        <w:t xml:space="preserve"> </w:t>
-      </w:r>
-      <w:r>
-        <w:t xml:space="preserve">“</w:t>
-      </w:r>
-      <w:r>
-        <w:t xml:space="preserve">new arrivals</w:t>
-      </w:r>
-      <w:r>
-        <w:t xml:space="preserve">”</w:t>
-      </w:r>
-      <w:r>
-        <w:t xml:space="preserve">. Collaborative filtering recommended none of them (HitRate@10 = 0), while the adaptive hybrid, which scores items with no history by text alone, reached HitRate@10 of 4.2% at content weight 0.1 and 6.5% at 0.3. The cost is that NDCG@10 on ordinary purchases fell from 0.183 to 0.170, because new items occupy list slots.</w:t>
-      </w:r>
-    </w:p>
-    <w:tbl>
-      <w:tblPr>
-        <w:tblStyle w:val="Table"/>
-        <w:tblW w:type="pct" w:w="0.0"/>
-        <w:tblLook w:firstRow="1"/>
-      </w:tblPr>
-      <w:tblGrid/>
-      <w:tr>
-        <w:trPr>
-          <w:cnfStyle w:firstRow="1"/>
-        </w:trPr>
+              <w:t xml:space="preserve">NDCG@10 on purchases of NEW items</w:t>
+            </w:r>
+          </w:p>
+        </w:tc>
         <w:tc>
           <w:tcPr>
             <w:tcBorders>
@@ -5449,10 +4677,10 @@
           <w:p>
             <w:pPr>
               <w:pStyle w:val="Compact"/>
-              <w:jc w:val="left"/>
-            </w:pPr>
-            <w:r>
-              <w:t xml:space="preserve">w</w:t>
+              <w:jc w:val="right"/>
+            </w:pPr>
+            <w:r>
+              <w:t xml:space="preserve">users with a new-item purchase</w:t>
             </w:r>
           </w:p>
         </w:tc>
@@ -5469,7 +4697,7 @@
               <w:jc w:val="right"/>
             </w:pPr>
             <w:r>
-              <w:t xml:space="preserve">HR@10</w:t>
+              <w:t xml:space="preserve">NDCG@10 on ordinary purchases</w:t>
             </w:r>
           </w:p>
         </w:tc>
@@ -5486,41 +4714,7 @@
               <w:jc w:val="right"/>
             </w:pPr>
             <w:r>
-              <w:t xml:space="preserve">NDCG@10</w:t>
-            </w:r>
-          </w:p>
-        </w:tc>
-        <w:tc>
-          <w:tcPr>
-            <w:tcBorders>
-              <w:bottom w:val="single"/>
-            </w:tcBorders>
-            <w:vAlign w:val="bottom"/>
-          </w:tcPr>
-          <w:p>
-            <w:pPr>
-              <w:pStyle w:val="Compact"/>
-              <w:jc w:val="right"/>
-            </w:pPr>
-            <w:r>
-              <w:t xml:space="preserve">R@10</w:t>
-            </w:r>
-          </w:p>
-        </w:tc>
-        <w:tc>
-          <w:tcPr>
-            <w:tcBorders>
-              <w:bottom w:val="single"/>
-            </w:tcBorders>
-            <w:vAlign w:val="bottom"/>
-          </w:tcPr>
-          <w:p>
-            <w:pPr>
-              <w:pStyle w:val="Compact"/>
-              <w:jc w:val="right"/>
-            </w:pPr>
-            <w:r>
-              <w:t xml:space="preserve">users</w:t>
+              <w:t xml:space="preserve">users with an ordinary purchase</w:t>
             </w:r>
           </w:p>
         </w:tc>
@@ -5533,51 +4727,62 @@
               <w:jc w:val="left"/>
             </w:pPr>
             <w:r>
-              <w:t xml:space="preserve">0.0</w:t>
-            </w:r>
-          </w:p>
-        </w:tc>
-        <w:tc>
-          <w:p>
-            <w:pPr>
-              <w:pStyle w:val="Compact"/>
-              <w:jc w:val="right"/>
-            </w:pPr>
-            <w:r>
-              <w:t xml:space="preserve">0</w:t>
-            </w:r>
-          </w:p>
-        </w:tc>
-        <w:tc>
-          <w:p>
-            <w:pPr>
-              <w:pStyle w:val="Compact"/>
-              <w:jc w:val="right"/>
-            </w:pPr>
-            <w:r>
-              <w:t xml:space="preserve">0</w:t>
-            </w:r>
-          </w:p>
-        </w:tc>
-        <w:tc>
-          <w:p>
-            <w:pPr>
-              <w:pStyle w:val="Compact"/>
-              <w:jc w:val="right"/>
-            </w:pPr>
-            <w:r>
-              <w:t xml:space="preserve">0</w:t>
-            </w:r>
-          </w:p>
-        </w:tc>
-        <w:tc>
-          <w:p>
-            <w:pPr>
-              <w:pStyle w:val="Compact"/>
-              <w:jc w:val="right"/>
-            </w:pPr>
-            <w:r>
-              <w:t xml:space="preserve">1254</w:t>
+              <w:t xml:space="preserve">Random (reference)</w:t>
+            </w:r>
+          </w:p>
+        </w:tc>
+        <w:tc>
+          <w:p>
+            <w:pPr>
+              <w:pStyle w:val="Compact"/>
+              <w:jc w:val="right"/>
+            </w:pPr>
+            <w:r>
+              <w:t xml:space="preserve">0.00233</w:t>
+            </w:r>
+          </w:p>
+        </w:tc>
+        <w:tc>
+          <w:p>
+            <w:pPr>
+              <w:pStyle w:val="Compact"/>
+              <w:jc w:val="right"/>
+            </w:pPr>
+            <w:r>
+              <w:t xml:space="preserve">0.00073</w:t>
+            </w:r>
+          </w:p>
+        </w:tc>
+        <w:tc>
+          <w:p>
+            <w:pPr>
+              <w:pStyle w:val="Compact"/>
+              <w:jc w:val="right"/>
+            </w:pPr>
+            <w:r>
+              <w:t xml:space="preserve">1288</w:t>
+            </w:r>
+          </w:p>
+        </w:tc>
+        <w:tc>
+          <w:p>
+            <w:pPr>
+              <w:pStyle w:val="Compact"/>
+              <w:jc w:val="right"/>
+            </w:pPr>
+            <w:r>
+              <w:t xml:space="preserve">0.00029</w:t>
+            </w:r>
+          </w:p>
+        </w:tc>
+        <w:tc>
+          <w:p>
+            <w:pPr>
+              <w:pStyle w:val="Compact"/>
+              <w:jc w:val="right"/>
+            </w:pPr>
+            <w:r>
+              <w:t xml:space="preserve">6898</w:t>
             </w:r>
           </w:p>
         </w:tc>
@@ -5590,7 +4795,7 @@
               <w:jc w:val="left"/>
             </w:pPr>
             <w:r>
-              <w:t xml:space="preserve">0.1</w:t>
+              <w:t xml:space="preserve">Popularity (tuned)</w:t>
             </w:r>
           </w:p>
         </w:tc>
@@ -5623,18 +4828,29 @@
               <w:jc w:val="right"/>
             </w:pPr>
             <w:r>
-              <w:t xml:space="preserve">0</w:t>
-            </w:r>
-          </w:p>
-        </w:tc>
-        <w:tc>
-          <w:p>
-            <w:pPr>
-              <w:pStyle w:val="Compact"/>
-              <w:jc w:val="right"/>
-            </w:pPr>
-            <w:r>
-              <w:t xml:space="preserve">1254</w:t>
+              <w:t xml:space="preserve">1288</w:t>
+            </w:r>
+          </w:p>
+        </w:tc>
+        <w:tc>
+          <w:p>
+            <w:pPr>
+              <w:pStyle w:val="Compact"/>
+              <w:jc w:val="right"/>
+            </w:pPr>
+            <w:r>
+              <w:t xml:space="preserve">0.00626</w:t>
+            </w:r>
+          </w:p>
+        </w:tc>
+        <w:tc>
+          <w:p>
+            <w:pPr>
+              <w:pStyle w:val="Compact"/>
+              <w:jc w:val="right"/>
+            </w:pPr>
+            <w:r>
+              <w:t xml:space="preserve">6898</w:t>
             </w:r>
           </w:p>
         </w:tc>
@@ -5647,7 +4863,7 @@
               <w:jc w:val="left"/>
             </w:pPr>
             <w:r>
-              <w:t xml:space="preserve">0.2</w:t>
+              <w:t xml:space="preserve">Item-kNN</w:t>
             </w:r>
           </w:p>
         </w:tc>
@@ -5680,18 +4896,29 @@
               <w:jc w:val="right"/>
             </w:pPr>
             <w:r>
-              <w:t xml:space="preserve">0</w:t>
-            </w:r>
-          </w:p>
-        </w:tc>
-        <w:tc>
-          <w:p>
-            <w:pPr>
-              <w:pStyle w:val="Compact"/>
-              <w:jc w:val="right"/>
-            </w:pPr>
-            <w:r>
-              <w:t xml:space="preserve">1254</w:t>
+              <w:t xml:space="preserve">1288</w:t>
+            </w:r>
+          </w:p>
+        </w:tc>
+        <w:tc>
+          <w:p>
+            <w:pPr>
+              <w:pStyle w:val="Compact"/>
+              <w:jc w:val="right"/>
+            </w:pPr>
+            <w:r>
+              <w:t xml:space="preserve">0.02311</w:t>
+            </w:r>
+          </w:p>
+        </w:tc>
+        <w:tc>
+          <w:p>
+            <w:pPr>
+              <w:pStyle w:val="Compact"/>
+              <w:jc w:val="right"/>
+            </w:pPr>
+            <w:r>
+              <w:t xml:space="preserve">6898</w:t>
             </w:r>
           </w:p>
         </w:tc>
@@ -5704,7 +4931,7 @@
               <w:jc w:val="left"/>
             </w:pPr>
             <w:r>
-              <w:t xml:space="preserve">0.3</w:t>
+              <w:t xml:space="preserve">SVD (biased, rating-trained)</w:t>
             </w:r>
           </w:p>
         </w:tc>
@@ -5737,18 +4964,29 @@
               <w:jc w:val="right"/>
             </w:pPr>
             <w:r>
-              <w:t xml:space="preserve">0</w:t>
-            </w:r>
-          </w:p>
-        </w:tc>
-        <w:tc>
-          <w:p>
-            <w:pPr>
-              <w:pStyle w:val="Compact"/>
-              <w:jc w:val="right"/>
-            </w:pPr>
-            <w:r>
-              <w:t xml:space="preserve">1254</w:t>
+              <w:t xml:space="preserve">1288</w:t>
+            </w:r>
+          </w:p>
+        </w:tc>
+        <w:tc>
+          <w:p>
+            <w:pPr>
+              <w:pStyle w:val="Compact"/>
+              <w:jc w:val="right"/>
+            </w:pPr>
+            <w:r>
+              <w:t xml:space="preserve">0.0017</w:t>
+            </w:r>
+          </w:p>
+        </w:tc>
+        <w:tc>
+          <w:p>
+            <w:pPr>
+              <w:pStyle w:val="Compact"/>
+              <w:jc w:val="right"/>
+            </w:pPr>
+            <w:r>
+              <w:t xml:space="preserve">6898</w:t>
             </w:r>
           </w:p>
         </w:tc>
@@ -5761,7 +4999,7 @@
               <w:jc w:val="left"/>
             </w:pPr>
             <w:r>
-              <w:t xml:space="preserve">0.5</w:t>
+              <w:t xml:space="preserve">ALS</w:t>
             </w:r>
           </w:p>
         </w:tc>
@@ -5794,18 +5032,29 @@
               <w:jc w:val="right"/>
             </w:pPr>
             <w:r>
-              <w:t xml:space="preserve">0</w:t>
-            </w:r>
-          </w:p>
-        </w:tc>
-        <w:tc>
-          <w:p>
-            <w:pPr>
-              <w:pStyle w:val="Compact"/>
-              <w:jc w:val="right"/>
-            </w:pPr>
-            <w:r>
-              <w:t xml:space="preserve">1254</w:t>
+              <w:t xml:space="preserve">1288</w:t>
+            </w:r>
+          </w:p>
+        </w:tc>
+        <w:tc>
+          <w:p>
+            <w:pPr>
+              <w:pStyle w:val="Compact"/>
+              <w:jc w:val="right"/>
+            </w:pPr>
+            <w:r>
+              <w:t xml:space="preserve">0.02528</w:t>
+            </w:r>
+          </w:p>
+        </w:tc>
+        <w:tc>
+          <w:p>
+            <w:pPr>
+              <w:pStyle w:val="Compact"/>
+              <w:jc w:val="right"/>
+            </w:pPr>
+            <w:r>
+              <w:t xml:space="preserve">6898</w:t>
             </w:r>
           </w:p>
         </w:tc>
@@ -5818,51 +5067,62 @@
               <w:jc w:val="left"/>
             </w:pPr>
             <w:r>
-              <w:t xml:space="preserve">0.7</w:t>
-            </w:r>
-          </w:p>
-        </w:tc>
-        <w:tc>
-          <w:p>
-            <w:pPr>
-              <w:pStyle w:val="Compact"/>
-              <w:jc w:val="right"/>
-            </w:pPr>
-            <w:r>
-              <w:t xml:space="preserve">0.01675</w:t>
-            </w:r>
-          </w:p>
-        </w:tc>
-        <w:tc>
-          <w:p>
-            <w:pPr>
-              <w:pStyle w:val="Compact"/>
-              <w:jc w:val="right"/>
-            </w:pPr>
-            <w:r>
-              <w:t xml:space="preserve">0.00485</w:t>
-            </w:r>
-          </w:p>
-        </w:tc>
-        <w:tc>
-          <w:p>
-            <w:pPr>
-              <w:pStyle w:val="Compact"/>
-              <w:jc w:val="right"/>
-            </w:pPr>
-            <w:r>
-              <w:t xml:space="preserve">0.01356</w:t>
-            </w:r>
-          </w:p>
-        </w:tc>
-        <w:tc>
-          <w:p>
-            <w:pPr>
-              <w:pStyle w:val="Compact"/>
-              <w:jc w:val="right"/>
-            </w:pPr>
-            <w:r>
-              <w:t xml:space="preserve">1254</w:t>
+              <w:t xml:space="preserve">BPR</w:t>
+            </w:r>
+          </w:p>
+        </w:tc>
+        <w:tc>
+          <w:p>
+            <w:pPr>
+              <w:pStyle w:val="Compact"/>
+              <w:jc w:val="right"/>
+            </w:pPr>
+            <w:r>
+              <w:t xml:space="preserve">0</w:t>
+            </w:r>
+          </w:p>
+        </w:tc>
+        <w:tc>
+          <w:p>
+            <w:pPr>
+              <w:pStyle w:val="Compact"/>
+              <w:jc w:val="right"/>
+            </w:pPr>
+            <w:r>
+              <w:t xml:space="preserve">0</w:t>
+            </w:r>
+          </w:p>
+        </w:tc>
+        <w:tc>
+          <w:p>
+            <w:pPr>
+              <w:pStyle w:val="Compact"/>
+              <w:jc w:val="right"/>
+            </w:pPr>
+            <w:r>
+              <w:t xml:space="preserve">1288</w:t>
+            </w:r>
+          </w:p>
+        </w:tc>
+        <w:tc>
+          <w:p>
+            <w:pPr>
+              <w:pStyle w:val="Compact"/>
+              <w:jc w:val="right"/>
+            </w:pPr>
+            <w:r>
+              <w:t xml:space="preserve">0.01825</w:t>
+            </w:r>
+          </w:p>
+        </w:tc>
+        <w:tc>
+          <w:p>
+            <w:pPr>
+              <w:pStyle w:val="Compact"/>
+              <w:jc w:val="right"/>
+            </w:pPr>
+            <w:r>
+              <w:t xml:space="preserve">6898</w:t>
             </w:r>
           </w:p>
         </w:tc>
@@ -5875,51 +5135,62 @@
               <w:jc w:val="left"/>
             </w:pPr>
             <w:r>
-              <w:t xml:space="preserve">1.0</w:t>
-            </w:r>
-          </w:p>
-        </w:tc>
-        <w:tc>
-          <w:p>
-            <w:pPr>
-              <w:pStyle w:val="Compact"/>
-              <w:jc w:val="right"/>
-            </w:pPr>
-            <w:r>
-              <w:t xml:space="preserve">0.06778</w:t>
-            </w:r>
-          </w:p>
-        </w:tc>
-        <w:tc>
-          <w:p>
-            <w:pPr>
-              <w:pStyle w:val="Compact"/>
-              <w:jc w:val="right"/>
-            </w:pPr>
-            <w:r>
-              <w:t xml:space="preserve">0.02885</w:t>
-            </w:r>
-          </w:p>
-        </w:tc>
-        <w:tc>
-          <w:p>
-            <w:pPr>
-              <w:pStyle w:val="Compact"/>
-              <w:jc w:val="right"/>
-            </w:pPr>
-            <w:r>
-              <w:t xml:space="preserve">0.05861</w:t>
-            </w:r>
-          </w:p>
-        </w:tc>
-        <w:tc>
-          <w:p>
-            <w:pPr>
-              <w:pStyle w:val="Compact"/>
-              <w:jc w:val="right"/>
-            </w:pPr>
-            <w:r>
-              <w:t xml:space="preserve">1254</w:t>
+              <w:t xml:space="preserve">Content-based (TF-IDF)</w:t>
+            </w:r>
+          </w:p>
+        </w:tc>
+        <w:tc>
+          <w:p>
+            <w:pPr>
+              <w:pStyle w:val="Compact"/>
+              <w:jc w:val="right"/>
+            </w:pPr>
+            <w:r>
+              <w:t xml:space="preserve">0.03571</w:t>
+            </w:r>
+          </w:p>
+        </w:tc>
+        <w:tc>
+          <w:p>
+            <w:pPr>
+              <w:pStyle w:val="Compact"/>
+              <w:jc w:val="right"/>
+            </w:pPr>
+            <w:r>
+              <w:t xml:space="preserve">0.01326</w:t>
+            </w:r>
+          </w:p>
+        </w:tc>
+        <w:tc>
+          <w:p>
+            <w:pPr>
+              <w:pStyle w:val="Compact"/>
+              <w:jc w:val="right"/>
+            </w:pPr>
+            <w:r>
+              <w:t xml:space="preserve">1288</w:t>
+            </w:r>
+          </w:p>
+        </w:tc>
+        <w:tc>
+          <w:p>
+            <w:pPr>
+              <w:pStyle w:val="Compact"/>
+              <w:jc w:val="right"/>
+            </w:pPr>
+            <w:r>
+              <w:t xml:space="preserve">0.02277</w:t>
+            </w:r>
+          </w:p>
+        </w:tc>
+        <w:tc>
+          <w:p>
+            <w:pPr>
+              <w:pStyle w:val="Compact"/>
+              <w:jc w:val="right"/>
+            </w:pPr>
+            <w:r>
+              <w:t xml:space="preserve">6898</w:t>
             </w:r>
           </w:p>
         </w:tc>
@@ -5932,222 +5203,62 @@
               <w:jc w:val="left"/>
             </w:pPr>
             <w:r>
-              <w:t xml:space="preserve">adaptive, w=0.0</w:t>
-            </w:r>
-          </w:p>
-        </w:tc>
-        <w:tc>
-          <w:p>
-            <w:pPr>
-              <w:pStyle w:val="Compact"/>
-              <w:jc w:val="right"/>
-            </w:pPr>
-            <w:r>
-              <w:t xml:space="preserve">0.0319</w:t>
-            </w:r>
-          </w:p>
-        </w:tc>
-        <w:tc>
-          <w:p>
-            <w:pPr>
-              <w:pStyle w:val="Compact"/>
-              <w:jc w:val="right"/>
-            </w:pPr>
-            <w:r>
-              <w:t xml:space="preserve">0.01002</w:t>
-            </w:r>
-          </w:p>
-        </w:tc>
-        <w:tc>
-          <w:p>
-            <w:pPr>
-              <w:pStyle w:val="Compact"/>
-              <w:jc w:val="right"/>
-            </w:pPr>
-            <w:r>
-              <w:t xml:space="preserve">0.02671</w:t>
-            </w:r>
-          </w:p>
-        </w:tc>
-        <w:tc>
-          <w:p>
-            <w:pPr>
-              <w:pStyle w:val="Compact"/>
-              <w:jc w:val="right"/>
-            </w:pPr>
-            <w:r>
-              <w:t xml:space="preserve">1254</w:t>
-            </w:r>
-          </w:p>
-        </w:tc>
-      </w:tr>
-      <w:tr>
-        <w:tc>
-          <w:p>
-            <w:pPr>
-              <w:pStyle w:val="Compact"/>
-              <w:jc w:val="left"/>
-            </w:pPr>
-            <w:r>
-              <w:t xml:space="preserve">adaptive, w=0.1</w:t>
-            </w:r>
-          </w:p>
-        </w:tc>
-        <w:tc>
-          <w:p>
-            <w:pPr>
-              <w:pStyle w:val="Compact"/>
-              <w:jc w:val="right"/>
-            </w:pPr>
-            <w:r>
-              <w:t xml:space="preserve">0.04226</w:t>
-            </w:r>
-          </w:p>
-        </w:tc>
-        <w:tc>
-          <w:p>
-            <w:pPr>
-              <w:pStyle w:val="Compact"/>
-              <w:jc w:val="right"/>
-            </w:pPr>
-            <w:r>
-              <w:t xml:space="preserve">0.01358</w:t>
-            </w:r>
-          </w:p>
-        </w:tc>
-        <w:tc>
-          <w:p>
-            <w:pPr>
-              <w:pStyle w:val="Compact"/>
-              <w:jc w:val="right"/>
-            </w:pPr>
-            <w:r>
-              <w:t xml:space="preserve">0.03549</w:t>
-            </w:r>
-          </w:p>
-        </w:tc>
-        <w:tc>
-          <w:p>
-            <w:pPr>
-              <w:pStyle w:val="Compact"/>
-              <w:jc w:val="right"/>
-            </w:pPr>
-            <w:r>
-              <w:t xml:space="preserve">1254</w:t>
-            </w:r>
-          </w:p>
-        </w:tc>
-      </w:tr>
-      <w:tr>
-        <w:tc>
-          <w:p>
-            <w:pPr>
-              <w:pStyle w:val="Compact"/>
-              <w:jc w:val="left"/>
-            </w:pPr>
-            <w:r>
-              <w:t xml:space="preserve">adaptive, w=0.2</w:t>
-            </w:r>
-          </w:p>
-        </w:tc>
-        <w:tc>
-          <w:p>
-            <w:pPr>
-              <w:pStyle w:val="Compact"/>
-              <w:jc w:val="right"/>
-            </w:pPr>
-            <w:r>
-              <w:t xml:space="preserve">0.05582</w:t>
-            </w:r>
-          </w:p>
-        </w:tc>
-        <w:tc>
-          <w:p>
-            <w:pPr>
-              <w:pStyle w:val="Compact"/>
-              <w:jc w:val="right"/>
-            </w:pPr>
-            <w:r>
-              <w:t xml:space="preserve">0.01796</w:t>
-            </w:r>
-          </w:p>
-        </w:tc>
-        <w:tc>
-          <w:p>
-            <w:pPr>
-              <w:pStyle w:val="Compact"/>
-              <w:jc w:val="right"/>
-            </w:pPr>
-            <w:r>
-              <w:t xml:space="preserve">0.04692</w:t>
-            </w:r>
-          </w:p>
-        </w:tc>
-        <w:tc>
-          <w:p>
-            <w:pPr>
-              <w:pStyle w:val="Compact"/>
-              <w:jc w:val="right"/>
-            </w:pPr>
-            <w:r>
-              <w:t xml:space="preserve">1254</w:t>
-            </w:r>
-          </w:p>
-        </w:tc>
-      </w:tr>
-      <w:tr>
-        <w:tc>
-          <w:p>
-            <w:pPr>
-              <w:pStyle w:val="Compact"/>
-              <w:jc w:val="left"/>
-            </w:pPr>
-            <w:r>
-              <w:t xml:space="preserve">adaptive, w=0.3</w:t>
-            </w:r>
-          </w:p>
-        </w:tc>
-        <w:tc>
-          <w:p>
-            <w:pPr>
-              <w:pStyle w:val="Compact"/>
-              <w:jc w:val="right"/>
-            </w:pPr>
-            <w:r>
-              <w:t xml:space="preserve">0.06459</w:t>
-            </w:r>
-          </w:p>
-        </w:tc>
-        <w:tc>
-          <w:p>
-            <w:pPr>
-              <w:pStyle w:val="Compact"/>
-              <w:jc w:val="right"/>
-            </w:pPr>
-            <w:r>
-              <w:t xml:space="preserve">0.02216</w:t>
-            </w:r>
-          </w:p>
-        </w:tc>
-        <w:tc>
-          <w:p>
-            <w:pPr>
-              <w:pStyle w:val="Compact"/>
-              <w:jc w:val="right"/>
-            </w:pPr>
-            <w:r>
-              <w:t xml:space="preserve">0.05449</w:t>
-            </w:r>
-          </w:p>
-        </w:tc>
-        <w:tc>
-          <w:p>
-            <w:pPr>
-              <w:pStyle w:val="Compact"/>
-              <w:jc w:val="right"/>
-            </w:pPr>
-            <w:r>
-              <w:t xml:space="preserve">1254</w:t>
+              <w:t xml:space="preserve">Hybrid (adaptive: content for new items)</w:t>
+            </w:r>
+          </w:p>
+        </w:tc>
+        <w:tc>
+          <w:p>
+            <w:pPr>
+              <w:pStyle w:val="Compact"/>
+              <w:jc w:val="right"/>
+            </w:pPr>
+            <w:r>
+              <w:t xml:space="preserve">0.07997</w:t>
+            </w:r>
+          </w:p>
+        </w:tc>
+        <w:tc>
+          <w:p>
+            <w:pPr>
+              <w:pStyle w:val="Compact"/>
+              <w:jc w:val="right"/>
+            </w:pPr>
+            <w:r>
+              <w:t xml:space="preserve">0.02945</w:t>
+            </w:r>
+          </w:p>
+        </w:tc>
+        <w:tc>
+          <w:p>
+            <w:pPr>
+              <w:pStyle w:val="Compact"/>
+              <w:jc w:val="right"/>
+            </w:pPr>
+            <w:r>
+              <w:t xml:space="preserve">1288</w:t>
+            </w:r>
+          </w:p>
+        </w:tc>
+        <w:tc>
+          <w:p>
+            <w:pPr>
+              <w:pStyle w:val="Compact"/>
+              <w:jc w:val="right"/>
+            </w:pPr>
+            <w:r>
+              <w:t xml:space="preserve">0.02493</w:t>
+            </w:r>
+          </w:p>
+        </w:tc>
+        <w:tc>
+          <w:p>
+            <w:pPr>
+              <w:pStyle w:val="Compact"/>
+              <w:jc w:val="right"/>
+            </w:pPr>
+            <w:r>
+              <w:t xml:space="preserve">6898</w:t>
             </w:r>
           </w:p>
         </w:tc>
@@ -6157,108 +5268,22 @@
       <w:pPr>
         <w:pStyle w:val="BodyText"/>
       </w:pPr>
+      <w:r>
+        <w:t xml:space="preserve">Collaborative models, popularity and SVD can never recommend an item that has no purchase history (HitRate@10 = 0). The content-based model finds 0.9% of those purchases and the adaptive hybrid</w:t>
+      </w:r>
+      <w:r>
+        <w:t xml:space="preserve"> </w:t>
+      </w:r>
       <w:r>
         <w:rPr>
           <w:b/>
         </w:rPr>
-        <w:t xml:space="preserve">Does the adaptive hybrid hurt ordinary (non-new-item) recommendations?</w:t>
-      </w:r>
-    </w:p>
-    <w:tbl>
-      <w:tblPr>
-        <w:tblStyle w:val="Table"/>
-        <w:tblW w:type="pct" w:w="0.0"/>
-        <w:tblLook w:firstRow="1"/>
-      </w:tblPr>
-      <w:tblGrid/>
-      <w:tr>
-        <w:trPr>
-          <w:cnfStyle w:firstRow="1"/>
-        </w:trPr>
-        <w:tc>
-          <w:tcPr>
-            <w:tcBorders>
-              <w:bottom w:val="single"/>
-            </w:tcBorders>
-            <w:vAlign w:val="bottom"/>
-          </w:tcPr>
-          <w:p>
-            <w:pPr>
-              <w:pStyle w:val="Compact"/>
-              <w:jc w:val="left"/>
-            </w:pPr>
-            <w:r>
-              <w:t xml:space="preserve">model</w:t>
-            </w:r>
-          </w:p>
-        </w:tc>
-        <w:tc>
-          <w:tcPr>
-            <w:tcBorders>
-              <w:bottom w:val="single"/>
-            </w:tcBorders>
-            <w:vAlign w:val="bottom"/>
-          </w:tcPr>
-          <w:p>
-            <w:pPr>
-              <w:pStyle w:val="Compact"/>
-              <w:jc w:val="right"/>
-            </w:pPr>
-            <w:r>
-              <w:t xml:space="preserve">NDCG@10 on purchases of NON-new items</w:t>
-            </w:r>
-          </w:p>
-        </w:tc>
-      </w:tr>
-      <w:tr>
-        <w:tc>
-          <w:p>
-            <w:pPr>
-              <w:pStyle w:val="Compact"/>
-              <w:jc w:val="left"/>
-            </w:pPr>
-            <w:r>
-              <w:t xml:space="preserve">collaborative only (w=0)</w:t>
-            </w:r>
-          </w:p>
-        </w:tc>
-        <w:tc>
-          <w:p>
-            <w:pPr>
-              <w:pStyle w:val="Compact"/>
-              <w:jc w:val="right"/>
-            </w:pPr>
-            <w:r>
-              <w:t xml:space="preserve">0.18915</w:t>
-            </w:r>
-          </w:p>
-        </w:tc>
-      </w:tr>
-      <w:tr>
-        <w:tc>
-          <w:p>
-            <w:pPr>
-              <w:pStyle w:val="Compact"/>
-              <w:jc w:val="left"/>
-            </w:pPr>
-            <w:r>
-              <w:t xml:space="preserve">adaptive hybrid, w=0.1</w:t>
-            </w:r>
-          </w:p>
-        </w:tc>
-        <w:tc>
-          <w:p>
-            <w:pPr>
-              <w:pStyle w:val="Compact"/>
-              <w:jc w:val="right"/>
-            </w:pPr>
-            <w:r>
-              <w:t xml:space="preserve">0.16995</w:t>
-            </w:r>
-          </w:p>
-        </w:tc>
-      </w:tr>
-    </w:tbl>
+        <w:t xml:space="preserve">1.1%</w:t>
+      </w:r>
+      <w:r>
+        <w:t xml:space="preserve">, because it scores such items by their text alone. Ordinary purchases are not hurt: the hybrid’s NDCG@10 on them is 0.0249, equal to ALS (0.0253) and above item-kNN (0.0231).</w:t>
+      </w:r>
+    </w:p>
     <w:p>
       <w:pPr>
         <w:pStyle w:val="BodyText"/>
@@ -6267,13 +5292,28 @@
         <w:rPr>
           <w:b/>
         </w:rPr>
-        <w:t xml:space="preserve">E3, training size (control, validation only).</w:t>
-      </w:r>
-      <w:r>
-        <w:t xml:space="preserve"> </w:t>
-      </w:r>
-      <w:r>
-        <w:t xml:space="preserve">Collaborative models degrade quickly with less data; popularity barely moves. With 25% of the training data item-kNN (0.028) falls below popularity (0.054), ALS (0.070) stays above it, and with all data they reach 0.183 and 0.169.</w:t>
+        <w:t xml:space="preserve">E3, training size (validation only).</w:t>
+      </w:r>
+      <w:r>
+        <w:t xml:space="preserve"> </w:t>
+      </w:r>
+      <w:r>
+        <w:t xml:space="preserve">Collaborative models need data. With 25% of the training history item-kNN (0.0042) and ALS (0.0034) are</w:t>
+      </w:r>
+      <w:r>
+        <w:t xml:space="preserve"> </w:t>
+      </w:r>
+      <w:r>
+        <w:rPr>
+          <w:i/>
+        </w:rPr>
+        <w:t xml:space="preserve">below</w:t>
+      </w:r>
+      <w:r>
+        <w:t xml:space="preserve"> </w:t>
+      </w:r>
+      <w:r>
+        <w:t xml:space="preserve">popularity (0.0058); with all of it they reach 0.0179 and 0.0171, about three times popularity. Content-based is the most data-efficient (0.0143 at 25%) because it uses item text, not co-purchases.</w:t>
       </w:r>
     </w:p>
     <w:p>
@@ -6290,7 +5330,7 @@
               <a:graphicData uri="http://schemas.openxmlformats.org/drawingml/2006/picture">
                 <pic:pic>
                   <pic:nvPicPr>
-                    <pic:cNvPr descr="figures/fig_e3_training_size.png" id="0" name="Picture"/>
+                    <pic:cNvPr descr="figures/fig_e3_training_size_beauty.png" id="0" name="Picture"/>
                     <pic:cNvPicPr>
                       <a:picLocks noChangeArrowheads="1" noChangeAspect="1"/>
                     </pic:cNvPicPr>
@@ -6339,7 +5379,7 @@
         <w:rPr>
           <w:i/>
         </w:rPr>
-        <w:t xml:space="preserve">Fig. 3. NDCG@10 against the share of training data used (control data, validation).</w:t>
+        <w:t xml:space="preserve">Fig. 3. Validation NDCG@10 against the share of training data used (Amazon Beauty).</w:t>
       </w:r>
     </w:p>
     <w:p>
@@ -6350,13 +5390,13 @@
         <w:rPr>
           <w:b/>
         </w:rPr>
-        <w:t xml:space="preserve">E4, hybrid ablation (control, validation).</w:t>
-      </w:r>
-      <w:r>
-        <w:t xml:space="preserve"> </w:t>
-      </w:r>
-      <w:r>
-        <w:t xml:space="preserve">The validation-best global blend weight is 0, meaning the content signal adds nothing for users with history when item-kNN is available; content alone scores 0.014 on the test. The hybrid’s value is confined to new items.</w:t>
+        <w:t xml:space="preserve">E4, hybrid ablation (validation).</w:t>
+      </w:r>
+      <w:r>
+        <w:t xml:space="preserve"> </w:t>
+      </w:r>
+      <w:r>
+        <w:t xml:space="preserve">A global blend of item-kNN and content scores (w = 0.5) raises NDCG@10 over either part alone (0.0216 against 0.0181 and 0.0187), so on real data the content signal helps even for users with history. The adaptive rule, which uses content alone for items with no history, adds the new-item gain on top.</w:t>
       </w:r>
     </w:p>
     <w:tbl>
@@ -6366,10 +5406,12 @@
         <w:tblLook w:firstRow="1"/>
       </w:tblPr>
       <w:tblGrid>
-        <w:gridCol w:w="5175"/>
-        <w:gridCol w:w="862"/>
-        <w:gridCol w:w="705"/>
-        <w:gridCol w:w="1176"/>
+        <w:gridCol w:w="2127"/>
+        <w:gridCol w:w="1063"/>
+        <w:gridCol w:w="1379"/>
+        <w:gridCol w:w="1457"/>
+        <w:gridCol w:w="1300"/>
+        <w:gridCol w:w="591"/>
       </w:tblGrid>
       <w:tr>
         <w:trPr>
@@ -6405,7 +5447,7 @@
               <w:jc w:val="right"/>
             </w:pPr>
             <w:r>
-              <w:t xml:space="preserve">NDCG@10</w:t>
+              <w:t xml:space="preserve">NDCG@10 (all purchases)</w:t>
             </w:r>
           </w:p>
         </w:tc>
@@ -6422,7 +5464,7 @@
               <w:jc w:val="right"/>
             </w:pPr>
             <w:r>
-              <w:t xml:space="preserve">HR@10</w:t>
+              <w:t xml:space="preserve">HR@10 on purchases of NEW items</w:t>
             </w:r>
           </w:p>
         </w:tc>
@@ -6439,6 +5481,40 @@
               <w:jc w:val="right"/>
             </w:pPr>
             <w:r>
+              <w:t xml:space="preserve">NDCG@10 on purchases of NEW items</w:t>
+            </w:r>
+          </w:p>
+        </w:tc>
+        <w:tc>
+          <w:tcPr>
+            <w:tcBorders>
+              <w:bottom w:val="single"/>
+            </w:tcBorders>
+            <w:vAlign w:val="bottom"/>
+          </w:tcPr>
+          <w:p>
+            <w:pPr>
+              <w:pStyle w:val="Compact"/>
+              <w:jc w:val="right"/>
+            </w:pPr>
+            <w:r>
+              <w:t xml:space="preserve">NDCG@10 on ordinary purchases</w:t>
+            </w:r>
+          </w:p>
+        </w:tc>
+        <w:tc>
+          <w:tcPr>
+            <w:tcBorders>
+              <w:bottom w:val="single"/>
+            </w:tcBorders>
+            <w:vAlign w:val="bottom"/>
+          </w:tcPr>
+          <w:p>
+            <w:pPr>
+              <w:pStyle w:val="Compact"/>
+              <w:jc w:val="right"/>
+            </w:pPr>
+            <w:r>
               <w:t xml:space="preserve">coverage@10</w:t>
             </w:r>
           </w:p>
@@ -6463,29 +5539,51 @@
               <w:jc w:val="right"/>
             </w:pPr>
             <w:r>
-              <w:t xml:space="preserve">0.05919</w:t>
-            </w:r>
-          </w:p>
-        </w:tc>
-        <w:tc>
-          <w:p>
-            <w:pPr>
-              <w:pStyle w:val="Compact"/>
-              <w:jc w:val="right"/>
-            </w:pPr>
-            <w:r>
-              <w:t xml:space="preserve">0.25209</w:t>
-            </w:r>
-          </w:p>
-        </w:tc>
-        <w:tc>
-          <w:p>
-            <w:pPr>
-              <w:pStyle w:val="Compact"/>
-              <w:jc w:val="right"/>
-            </w:pPr>
-            <w:r>
-              <w:t xml:space="preserve">0.009</w:t>
+              <w:t xml:space="preserve">0.00658</w:t>
+            </w:r>
+          </w:p>
+        </w:tc>
+        <w:tc>
+          <w:p>
+            <w:pPr>
+              <w:pStyle w:val="Compact"/>
+              <w:jc w:val="right"/>
+            </w:pPr>
+            <w:r>
+              <w:t xml:space="preserve">0</w:t>
+            </w:r>
+          </w:p>
+        </w:tc>
+        <w:tc>
+          <w:p>
+            <w:pPr>
+              <w:pStyle w:val="Compact"/>
+              <w:jc w:val="right"/>
+            </w:pPr>
+            <w:r>
+              <w:t xml:space="preserve">0</w:t>
+            </w:r>
+          </w:p>
+        </w:tc>
+        <w:tc>
+          <w:p>
+            <w:pPr>
+              <w:pStyle w:val="Compact"/>
+              <w:jc w:val="right"/>
+            </w:pPr>
+            <w:r>
+              <w:t xml:space="preserve">0.00771</w:t>
+            </w:r>
+          </w:p>
+        </w:tc>
+        <w:tc>
+          <w:p>
+            <w:pPr>
+              <w:pStyle w:val="Compact"/>
+              <w:jc w:val="right"/>
+            </w:pPr>
+            <w:r>
+              <w:t xml:space="preserve">0.00124</w:t>
             </w:r>
           </w:p>
         </w:tc>
@@ -6498,40 +5596,62 @@
               <w:jc w:val="left"/>
             </w:pPr>
             <w:r>
-              <w:t xml:space="preserve">content only (w=1)</w:t>
-            </w:r>
-          </w:p>
-        </w:tc>
-        <w:tc>
-          <w:p>
-            <w:pPr>
-              <w:pStyle w:val="Compact"/>
-              <w:jc w:val="right"/>
-            </w:pPr>
-            <w:r>
-              <w:t xml:space="preserve">0.01295</w:t>
-            </w:r>
-          </w:p>
-        </w:tc>
-        <w:tc>
-          <w:p>
-            <w:pPr>
-              <w:pStyle w:val="Compact"/>
-              <w:jc w:val="right"/>
-            </w:pPr>
-            <w:r>
-              <w:t xml:space="preserve">0.06975</w:t>
-            </w:r>
-          </w:p>
-        </w:tc>
-        <w:tc>
-          <w:p>
-            <w:pPr>
-              <w:pStyle w:val="Compact"/>
-              <w:jc w:val="right"/>
-            </w:pPr>
-            <w:r>
-              <w:t xml:space="preserve">0.9105</w:t>
+              <w:t xml:space="preserve">collaborative only (item-kNN)</w:t>
+            </w:r>
+          </w:p>
+        </w:tc>
+        <w:tc>
+          <w:p>
+            <w:pPr>
+              <w:pStyle w:val="Compact"/>
+              <w:jc w:val="right"/>
+            </w:pPr>
+            <w:r>
+              <w:t xml:space="preserve">0.01807</w:t>
+            </w:r>
+          </w:p>
+        </w:tc>
+        <w:tc>
+          <w:p>
+            <w:pPr>
+              <w:pStyle w:val="Compact"/>
+              <w:jc w:val="right"/>
+            </w:pPr>
+            <w:r>
+              <w:t xml:space="preserve">0</w:t>
+            </w:r>
+          </w:p>
+        </w:tc>
+        <w:tc>
+          <w:p>
+            <w:pPr>
+              <w:pStyle w:val="Compact"/>
+              <w:jc w:val="right"/>
+            </w:pPr>
+            <w:r>
+              <w:t xml:space="preserve">0</w:t>
+            </w:r>
+          </w:p>
+        </w:tc>
+        <w:tc>
+          <w:p>
+            <w:pPr>
+              <w:pStyle w:val="Compact"/>
+              <w:jc w:val="right"/>
+            </w:pPr>
+            <w:r>
+              <w:t xml:space="preserve">0.02128</w:t>
+            </w:r>
+          </w:p>
+        </w:tc>
+        <w:tc>
+          <w:p>
+            <w:pPr>
+              <w:pStyle w:val="Compact"/>
+              <w:jc w:val="right"/>
+            </w:pPr>
+            <w:r>
+              <w:t xml:space="preserve">0.71726</w:t>
             </w:r>
           </w:p>
         </w:tc>
@@ -6544,40 +5664,62 @@
               <w:jc w:val="left"/>
             </w:pPr>
             <w:r>
-              <w:t xml:space="preserve">collaborative only (w=0)</w:t>
-            </w:r>
-          </w:p>
-        </w:tc>
-        <w:tc>
-          <w:p>
-            <w:pPr>
-              <w:pStyle w:val="Compact"/>
-              <w:jc w:val="right"/>
-            </w:pPr>
-            <w:r>
-              <w:t xml:space="preserve">0.18255</w:t>
-            </w:r>
-          </w:p>
-        </w:tc>
-        <w:tc>
-          <w:p>
-            <w:pPr>
-              <w:pStyle w:val="Compact"/>
-              <w:jc w:val="right"/>
-            </w:pPr>
-            <w:r>
-              <w:t xml:space="preserve">0.55537</w:t>
-            </w:r>
-          </w:p>
-        </w:tc>
-        <w:tc>
-          <w:p>
-            <w:pPr>
-              <w:pStyle w:val="Compact"/>
-              <w:jc w:val="right"/>
-            </w:pPr>
-            <w:r>
-              <w:t xml:space="preserve">0.151</w:t>
+              <w:t xml:space="preserve">content only</w:t>
+            </w:r>
+          </w:p>
+        </w:tc>
+        <w:tc>
+          <w:p>
+            <w:pPr>
+              <w:pStyle w:val="Compact"/>
+              <w:jc w:val="right"/>
+            </w:pPr>
+            <w:r>
+              <w:t xml:space="preserve">0.01874</w:t>
+            </w:r>
+          </w:p>
+        </w:tc>
+        <w:tc>
+          <w:p>
+            <w:pPr>
+              <w:pStyle w:val="Compact"/>
+              <w:jc w:val="right"/>
+            </w:pPr>
+            <w:r>
+              <w:t xml:space="preserve">0.0586</w:t>
+            </w:r>
+          </w:p>
+        </w:tc>
+        <w:tc>
+          <w:p>
+            <w:pPr>
+              <w:pStyle w:val="Compact"/>
+              <w:jc w:val="right"/>
+            </w:pPr>
+            <w:r>
+              <w:t xml:space="preserve">0.01857</w:t>
+            </w:r>
+          </w:p>
+        </w:tc>
+        <w:tc>
+          <w:p>
+            <w:pPr>
+              <w:pStyle w:val="Compact"/>
+              <w:jc w:val="right"/>
+            </w:pPr>
+            <w:r>
+              <w:t xml:space="preserve">0.01761</w:t>
+            </w:r>
+          </w:p>
+        </w:tc>
+        <w:tc>
+          <w:p>
+            <w:pPr>
+              <w:pStyle w:val="Compact"/>
+              <w:jc w:val="right"/>
+            </w:pPr>
+            <w:r>
+              <w:t xml:space="preserve">0.81382</w:t>
             </w:r>
           </w:p>
         </w:tc>
@@ -6590,40 +5732,62 @@
               <w:jc w:val="left"/>
             </w:pPr>
             <w:r>
-              <w:t xml:space="preserve">hybrid, global weight w=0.0</w:t>
-            </w:r>
-          </w:p>
-        </w:tc>
-        <w:tc>
-          <w:p>
-            <w:pPr>
-              <w:pStyle w:val="Compact"/>
-              <w:jc w:val="right"/>
-            </w:pPr>
-            <w:r>
-              <w:t xml:space="preserve">0.18255</w:t>
-            </w:r>
-          </w:p>
-        </w:tc>
-        <w:tc>
-          <w:p>
-            <w:pPr>
-              <w:pStyle w:val="Compact"/>
-              <w:jc w:val="right"/>
-            </w:pPr>
-            <w:r>
-              <w:t xml:space="preserve">0.55537</w:t>
-            </w:r>
-          </w:p>
-        </w:tc>
-        <w:tc>
-          <w:p>
-            <w:pPr>
-              <w:pStyle w:val="Compact"/>
-              <w:jc w:val="right"/>
-            </w:pPr>
-            <w:r>
-              <w:t xml:space="preserve">0.151</w:t>
+              <w:t xml:space="preserve">hybrid, global weight w=0.5</w:t>
+            </w:r>
+          </w:p>
+        </w:tc>
+        <w:tc>
+          <w:p>
+            <w:pPr>
+              <w:pStyle w:val="Compact"/>
+              <w:jc w:val="right"/>
+            </w:pPr>
+            <w:r>
+              <w:t xml:space="preserve">0.02155</w:t>
+            </w:r>
+          </w:p>
+        </w:tc>
+        <w:tc>
+          <w:p>
+            <w:pPr>
+              <w:pStyle w:val="Compact"/>
+              <w:jc w:val="right"/>
+            </w:pPr>
+            <w:r>
+              <w:t xml:space="preserve">0.00383</w:t>
+            </w:r>
+          </w:p>
+        </w:tc>
+        <w:tc>
+          <w:p>
+            <w:pPr>
+              <w:pStyle w:val="Compact"/>
+              <w:jc w:val="right"/>
+            </w:pPr>
+            <w:r>
+              <w:t xml:space="preserve">0.00142</w:t>
+            </w:r>
+          </w:p>
+        </w:tc>
+        <w:tc>
+          <w:p>
+            <w:pPr>
+              <w:pStyle w:val="Compact"/>
+              <w:jc w:val="right"/>
+            </w:pPr>
+            <w:r>
+              <w:t xml:space="preserve">0.02509</w:t>
+            </w:r>
+          </w:p>
+        </w:tc>
+        <w:tc>
+          <w:p>
+            <w:pPr>
+              <w:pStyle w:val="Compact"/>
+              <w:jc w:val="right"/>
+            </w:pPr>
+            <w:r>
+              <w:t xml:space="preserve">0.7538</w:t>
             </w:r>
           </w:p>
         </w:tc>
@@ -6636,40 +5800,62 @@
               <w:jc w:val="left"/>
             </w:pPr>
             <w:r>
-              <w:t xml:space="preserve">hybrid, adaptive (content-only for items with no history), w=0.0</w:t>
-            </w:r>
-          </w:p>
-        </w:tc>
-        <w:tc>
-          <w:p>
-            <w:pPr>
-              <w:pStyle w:val="Compact"/>
-              <w:jc w:val="right"/>
-            </w:pPr>
-            <w:r>
-              <w:t xml:space="preserve">0.17892</w:t>
-            </w:r>
-          </w:p>
-        </w:tc>
-        <w:tc>
-          <w:p>
-            <w:pPr>
-              <w:pStyle w:val="Compact"/>
-              <w:jc w:val="right"/>
-            </w:pPr>
-            <w:r>
-              <w:t xml:space="preserve">0.54538</w:t>
-            </w:r>
-          </w:p>
-        </w:tc>
-        <w:tc>
-          <w:p>
-            <w:pPr>
-              <w:pStyle w:val="Compact"/>
-              <w:jc w:val="right"/>
-            </w:pPr>
-            <w:r>
-              <w:t xml:space="preserve">0.1595</w:t>
+              <w:t xml:space="preserve">hybrid, adaptive (content-only for new items), w=0.5</w:t>
+            </w:r>
+          </w:p>
+        </w:tc>
+        <w:tc>
+          <w:p>
+            <w:pPr>
+              <w:pStyle w:val="Compact"/>
+              <w:jc w:val="right"/>
+            </w:pPr>
+            <w:r>
+              <w:t xml:space="preserve">0.02627</w:t>
+            </w:r>
+          </w:p>
+        </w:tc>
+        <w:tc>
+          <w:p>
+            <w:pPr>
+              <w:pStyle w:val="Compact"/>
+              <w:jc w:val="right"/>
+            </w:pPr>
+            <w:r>
+              <w:t xml:space="preserve">0.09474</w:t>
+            </w:r>
+          </w:p>
+        </w:tc>
+        <w:tc>
+          <w:p>
+            <w:pPr>
+              <w:pStyle w:val="Compact"/>
+              <w:jc w:val="right"/>
+            </w:pPr>
+            <w:r>
+              <w:t xml:space="preserve">0.03481</w:t>
+            </w:r>
+          </w:p>
+        </w:tc>
+        <w:tc>
+          <w:p>
+            <w:pPr>
+              <w:pStyle w:val="Compact"/>
+              <w:jc w:val="right"/>
+            </w:pPr>
+            <w:r>
+              <w:t xml:space="preserve">0.02259</w:t>
+            </w:r>
+          </w:p>
+        </w:tc>
+        <w:tc>
+          <w:p>
+            <w:pPr>
+              <w:pStyle w:val="Compact"/>
+              <w:jc w:val="right"/>
+            </w:pPr>
+            <w:r>
+              <w:t xml:space="preserve">0.75405</w:t>
             </w:r>
           </w:p>
         </w:tc>
@@ -6689,28 +5875,7 @@
         <w:t xml:space="preserve"> </w:t>
       </w:r>
       <w:r>
-        <w:t xml:space="preserve">NDCG@5 /</w:t>
-      </w:r>
-      <w:r>
-        <w:t xml:space="preserve"> </w:t>
-      </w:r>
-      <w:r>
-        <w:t xml:space="preserve">@10</w:t>
-      </w:r>
-      <w:r>
-        <w:t xml:space="preserve"> </w:t>
-      </w:r>
-      <w:r>
-        <w:t xml:space="preserve">/</w:t>
-      </w:r>
-      <w:r>
-        <w:t xml:space="preserve"> </w:t>
-      </w:r>
-      <w:r>
-        <w:t xml:space="preserve">@20</w:t>
-      </w:r>
-      <w:r>
-        <w:t xml:space="preserve">: Item-kNN &gt; Hybrid &gt; ALS &gt; BPR &gt; Popularity &gt; SVD &gt; Content &gt; Random | Item-kNN &gt; Hybrid &gt; ALS &gt; BPR &gt; Popularity &gt; SVD &gt; Content &gt; Random | Item-kNN &gt; ALS &gt; Hybrid &gt; BPR &gt; Popularity &gt; SVD &gt; Content &gt; Random. The order changes with K.</w:t>
+        <w:t xml:space="preserve">Hybrid NDCG@10 is 0.0267 (HitRate@10 8.3%); at K = 20 the HitRate is 11.6%, against 4.0% for popularity. The model order is Hybrid &gt; Content &gt; ALS &gt; Item-kNN &gt; BPR &gt; Popularity &gt; SVD &gt; Random at K = 5 and 10, and ALS overtakes content at K = 20, so the middle of the ranking depends on K while the ends (hybrid first; popularity, SVD and random last) do not.</w:t>
       </w:r>
     </w:p>
     <w:p>
@@ -6727,7 +5892,7 @@
         <w:t xml:space="preserve"> </w:t>
       </w:r>
       <w:r>
-        <w:t xml:space="preserve">Content-based and random recommendations cover far more of the catalogue than popularity (coverage 0.009), but accuracy does not rise with coverage: item-kNN and ALS achieve the best accuracy with coverage 0.13 and 0.27, and random reaches full coverage with near-zero accuracy. Diversity (control data only, where item text exists) stays high for every model: the lowest value is 0.89 (content-only), against 0.97 for popularity.</w:t>
+        <w:t xml:space="preserve">Popularity recommends a tiny part of the catalogue (coverage 0.001) and the most popular items (novelty 9.2 bits); the hybrid covers 71% of the catalogue at higher novelty (12.7 bits) and, unlike random (coverage 1.00), is accurate. Content-based lists are the least diverse in text (diversity 0.65) because they recommend items that read alike, and the hybrid sits between content and the collaborative models (0.78).</w:t>
       </w:r>
     </w:p>
     <w:p>
@@ -6744,7 +5909,7 @@
               <a:graphicData uri="http://schemas.openxmlformats.org/drawingml/2006/picture">
                 <pic:pic>
                   <pic:nvPicPr>
-                    <pic:cNvPr descr="figures/e6_test_control.png" id="0" name="Picture"/>
+                    <pic:cNvPr descr="figures/e6_test_beauty.png" id="0" name="Picture"/>
                     <pic:cNvPicPr>
                       <a:picLocks noChangeArrowheads="1" noChangeAspect="1"/>
                     </pic:cNvPicPr>
@@ -6793,7 +5958,7 @@
         <w:rPr>
           <w:i/>
         </w:rPr>
-        <w:t xml:space="preserve">Fig. 4. Accuracy against catalogue coverage and novelty on the control data (locked test).</w:t>
+        <w:t xml:space="preserve">Fig. 4. Accuracy against catalogue coverage and novelty on Amazon Beauty (locked test).</w:t>
       </w:r>
     </w:p>
     <w:p>
@@ -6810,7 +5975,7 @@
         <w:t xml:space="preserve"> </w:t>
       </w:r>
       <w:r>
-        <w:t xml:space="preserve">On the control data the model order on the locked test is the same as on validation, so the validation wins survived. On the 1M file the order changed completely, which is what noise looks like and is why intervals, not point estimates, decide the conclusions.</w:t>
+        <w:t xml:space="preserve">The order of the models changes slightly between validation and test (content and ALS/item-kNN swap places) but the extremes are stable: hybrid first, popularity, SVD and random last. Item-kNN, ALS, BPR and content score higher on test than on validation because the final models are refit on train plus validation, i.e. they see 20% more history.</w:t>
       </w:r>
     </w:p>
     <w:p>
@@ -6961,51 +6126,51 @@
               <w:jc w:val="right"/>
             </w:pPr>
             <w:r>
-              <w:t xml:space="preserve">0.00299</w:t>
-            </w:r>
-          </w:p>
-        </w:tc>
-        <w:tc>
-          <w:p>
-            <w:pPr>
-              <w:pStyle w:val="Compact"/>
-              <w:jc w:val="right"/>
-            </w:pPr>
-            <w:r>
-              <w:t xml:space="preserve">0.00307</w:t>
-            </w:r>
-          </w:p>
-        </w:tc>
-        <w:tc>
-          <w:p>
-            <w:pPr>
-              <w:pStyle w:val="Compact"/>
-              <w:jc w:val="right"/>
-            </w:pPr>
-            <w:r>
-              <w:t xml:space="preserve">7e-05</w:t>
-            </w:r>
-          </w:p>
-        </w:tc>
-        <w:tc>
-          <w:p>
-            <w:pPr>
-              <w:pStyle w:val="Compact"/>
-              <w:jc w:val="right"/>
-            </w:pPr>
-            <w:r>
-              <w:t xml:space="preserve">0.01856</w:t>
-            </w:r>
-          </w:p>
-        </w:tc>
-        <w:tc>
-          <w:p>
-            <w:pPr>
-              <w:pStyle w:val="Compact"/>
-              <w:jc w:val="right"/>
-            </w:pPr>
-            <w:r>
-              <w:t xml:space="preserve">0.01812</w:t>
+              <w:t xml:space="preserve">0.00073</w:t>
+            </w:r>
+          </w:p>
+        </w:tc>
+        <w:tc>
+          <w:p>
+            <w:pPr>
+              <w:pStyle w:val="Compact"/>
+              <w:jc w:val="right"/>
+            </w:pPr>
+            <w:r>
+              <w:t xml:space="preserve">0.00035</w:t>
+            </w:r>
+          </w:p>
+        </w:tc>
+        <w:tc>
+          <w:p>
+            <w:pPr>
+              <w:pStyle w:val="Compact"/>
+              <w:jc w:val="right"/>
+            </w:pPr>
+            <w:r>
+              <w:t xml:space="preserve">-0.00038</w:t>
+            </w:r>
+          </w:p>
+        </w:tc>
+        <w:tc>
+          <w:p>
+            <w:pPr>
+              <w:pStyle w:val="Compact"/>
+              <w:jc w:val="right"/>
+            </w:pPr>
+            <w:r>
+              <w:t xml:space="preserve">0.0031</w:t>
+            </w:r>
+          </w:p>
+        </w:tc>
+        <w:tc>
+          <w:p>
+            <w:pPr>
+              <w:pStyle w:val="Compact"/>
+              <w:jc w:val="right"/>
+            </w:pPr>
+            <w:r>
+              <w:t xml:space="preserve">0.00193</w:t>
             </w:r>
           </w:p>
         </w:tc>
@@ -7029,51 +6194,51 @@
               <w:jc w:val="right"/>
             </w:pPr>
             <w:r>
-              <w:t xml:space="preserve">0.05919</w:t>
-            </w:r>
-          </w:p>
-        </w:tc>
-        <w:tc>
-          <w:p>
-            <w:pPr>
-              <w:pStyle w:val="Compact"/>
-              <w:jc w:val="right"/>
-            </w:pPr>
-            <w:r>
-              <w:t xml:space="preserve">0.06285</w:t>
-            </w:r>
-          </w:p>
-        </w:tc>
-        <w:tc>
-          <w:p>
-            <w:pPr>
-              <w:pStyle w:val="Compact"/>
-              <w:jc w:val="right"/>
-            </w:pPr>
-            <w:r>
-              <w:t xml:space="preserve">0.00366</w:t>
-            </w:r>
-          </w:p>
-        </w:tc>
-        <w:tc>
-          <w:p>
-            <w:pPr>
-              <w:pStyle w:val="Compact"/>
-              <w:jc w:val="right"/>
-            </w:pPr>
-            <w:r>
-              <w:t xml:space="preserve">0.25209</w:t>
-            </w:r>
-          </w:p>
-        </w:tc>
-        <w:tc>
-          <w:p>
-            <w:pPr>
-              <w:pStyle w:val="Compact"/>
-              <w:jc w:val="right"/>
-            </w:pPr>
-            <w:r>
-              <w:t xml:space="preserve">0.2612</w:t>
+              <w:t xml:space="preserve">0.00658</w:t>
+            </w:r>
+          </w:p>
+        </w:tc>
+        <w:tc>
+          <w:p>
+            <w:pPr>
+              <w:pStyle w:val="Compact"/>
+              <w:jc w:val="right"/>
+            </w:pPr>
+            <w:r>
+              <w:t xml:space="preserve">0.00587</w:t>
+            </w:r>
+          </w:p>
+        </w:tc>
+        <w:tc>
+          <w:p>
+            <w:pPr>
+              <w:pStyle w:val="Compact"/>
+              <w:jc w:val="right"/>
+            </w:pPr>
+            <w:r>
+              <w:t xml:space="preserve">-0.00072</w:t>
+            </w:r>
+          </w:p>
+        </w:tc>
+        <w:tc>
+          <w:p>
+            <w:pPr>
+              <w:pStyle w:val="Compact"/>
+              <w:jc w:val="right"/>
+            </w:pPr>
+            <w:r>
+              <w:t xml:space="preserve">0.02805</w:t>
+            </w:r>
+          </w:p>
+        </w:tc>
+        <w:tc>
+          <w:p>
+            <w:pPr>
+              <w:pStyle w:val="Compact"/>
+              <w:jc w:val="right"/>
+            </w:pPr>
+            <w:r>
+              <w:t xml:space="preserve">0.02654</w:t>
             </w:r>
           </w:p>
         </w:tc>
@@ -7097,51 +6262,51 @@
               <w:jc w:val="right"/>
             </w:pPr>
             <w:r>
-              <w:t xml:space="preserve">0.18255</w:t>
-            </w:r>
-          </w:p>
-        </w:tc>
-        <w:tc>
-          <w:p>
-            <w:pPr>
-              <w:pStyle w:val="Compact"/>
-              <w:jc w:val="right"/>
-            </w:pPr>
-            <w:r>
-              <w:t xml:space="preserve">0.19883</w:t>
-            </w:r>
-          </w:p>
-        </w:tc>
-        <w:tc>
-          <w:p>
-            <w:pPr>
-              <w:pStyle w:val="Compact"/>
-              <w:jc w:val="right"/>
-            </w:pPr>
-            <w:r>
-              <w:t xml:space="preserve">0.01628</w:t>
-            </w:r>
-          </w:p>
-        </w:tc>
-        <w:tc>
-          <w:p>
-            <w:pPr>
-              <w:pStyle w:val="Compact"/>
-              <w:jc w:val="right"/>
-            </w:pPr>
-            <w:r>
-              <w:t xml:space="preserve">0.55537</w:t>
-            </w:r>
-          </w:p>
-        </w:tc>
-        <w:tc>
-          <w:p>
-            <w:pPr>
-              <w:pStyle w:val="Compact"/>
-              <w:jc w:val="right"/>
-            </w:pPr>
-            <w:r>
-              <w:t xml:space="preserve">0.57573</w:t>
+              <w:t xml:space="preserve">0.01803</w:t>
+            </w:r>
+          </w:p>
+        </w:tc>
+        <w:tc>
+          <w:p>
+            <w:pPr>
+              <w:pStyle w:val="Compact"/>
+              <w:jc w:val="right"/>
+            </w:pPr>
+            <w:r>
+              <w:t xml:space="preserve">0.02065</w:t>
+            </w:r>
+          </w:p>
+        </w:tc>
+        <w:tc>
+          <w:p>
+            <w:pPr>
+              <w:pStyle w:val="Compact"/>
+              <w:jc w:val="right"/>
+            </w:pPr>
+            <w:r>
+              <w:t xml:space="preserve">0.00262</w:t>
+            </w:r>
+          </w:p>
+        </w:tc>
+        <w:tc>
+          <w:p>
+            <w:pPr>
+              <w:pStyle w:val="Compact"/>
+              <w:jc w:val="right"/>
+            </w:pPr>
+            <w:r>
+              <w:t xml:space="preserve">0.05635</w:t>
+            </w:r>
+          </w:p>
+        </w:tc>
+        <w:tc>
+          <w:p>
+            <w:pPr>
+              <w:pStyle w:val="Compact"/>
+              <w:jc w:val="right"/>
+            </w:pPr>
+            <w:r>
+              <w:t xml:space="preserve">0.06449</w:t>
             </w:r>
           </w:p>
         </w:tc>
@@ -7165,51 +6330,51 @@
               <w:jc w:val="right"/>
             </w:pPr>
             <w:r>
-              <w:t xml:space="preserve">0.05273</w:t>
-            </w:r>
-          </w:p>
-        </w:tc>
-        <w:tc>
-          <w:p>
-            <w:pPr>
-              <w:pStyle w:val="Compact"/>
-              <w:jc w:val="right"/>
-            </w:pPr>
-            <w:r>
-              <w:t xml:space="preserve">0.05715</w:t>
-            </w:r>
-          </w:p>
-        </w:tc>
-        <w:tc>
-          <w:p>
-            <w:pPr>
-              <w:pStyle w:val="Compact"/>
-              <w:jc w:val="right"/>
-            </w:pPr>
-            <w:r>
-              <w:t xml:space="preserve">0.00442</w:t>
-            </w:r>
-          </w:p>
-        </w:tc>
-        <w:tc>
-          <w:p>
-            <w:pPr>
-              <w:pStyle w:val="Compact"/>
-              <w:jc w:val="right"/>
-            </w:pPr>
-            <w:r>
-              <w:t xml:space="preserve">0.21987</w:t>
-            </w:r>
-          </w:p>
-        </w:tc>
-        <w:tc>
-          <w:p>
-            <w:pPr>
-              <w:pStyle w:val="Compact"/>
-              <w:jc w:val="right"/>
-            </w:pPr>
-            <w:r>
-              <w:t xml:space="preserve">0.23738</w:t>
+              <w:t xml:space="preserve">0.00138</w:t>
+            </w:r>
+          </w:p>
+        </w:tc>
+        <w:tc>
+          <w:p>
+            <w:pPr>
+              <w:pStyle w:val="Compact"/>
+              <w:jc w:val="right"/>
+            </w:pPr>
+            <w:r>
+              <w:t xml:space="preserve">0.00155</w:t>
+            </w:r>
+          </w:p>
+        </w:tc>
+        <w:tc>
+          <w:p>
+            <w:pPr>
+              <w:pStyle w:val="Compact"/>
+              <w:jc w:val="right"/>
+            </w:pPr>
+            <w:r>
+              <w:t xml:space="preserve">0.00017</w:t>
+            </w:r>
+          </w:p>
+        </w:tc>
+        <w:tc>
+          <w:p>
+            <w:pPr>
+              <w:pStyle w:val="Compact"/>
+              <w:jc w:val="right"/>
+            </w:pPr>
+            <w:r>
+              <w:t xml:space="preserve">0.00582</w:t>
+            </w:r>
+          </w:p>
+        </w:tc>
+        <w:tc>
+          <w:p>
+            <w:pPr>
+              <w:pStyle w:val="Compact"/>
+              <w:jc w:val="right"/>
+            </w:pPr>
+            <w:r>
+              <w:t xml:space="preserve">0.0077</w:t>
             </w:r>
           </w:p>
         </w:tc>
@@ -7233,51 +6398,51 @@
               <w:jc w:val="right"/>
             </w:pPr>
             <w:r>
-              <w:t xml:space="preserve">0.16864</w:t>
-            </w:r>
-          </w:p>
-        </w:tc>
-        <w:tc>
-          <w:p>
-            <w:pPr>
-              <w:pStyle w:val="Compact"/>
-              <w:jc w:val="right"/>
-            </w:pPr>
-            <w:r>
-              <w:t xml:space="preserve">0.19294</w:t>
-            </w:r>
-          </w:p>
-        </w:tc>
-        <w:tc>
-          <w:p>
-            <w:pPr>
-              <w:pStyle w:val="Compact"/>
-              <w:jc w:val="right"/>
-            </w:pPr>
-            <w:r>
-              <w:t xml:space="preserve">0.02431</w:t>
-            </w:r>
-          </w:p>
-        </w:tc>
-        <w:tc>
-          <w:p>
-            <w:pPr>
-              <w:pStyle w:val="Compact"/>
-              <w:jc w:val="right"/>
-            </w:pPr>
-            <w:r>
-              <w:t xml:space="preserve">0.53539</w:t>
-            </w:r>
-          </w:p>
-        </w:tc>
-        <w:tc>
-          <w:p>
-            <w:pPr>
-              <w:pStyle w:val="Compact"/>
-              <w:jc w:val="right"/>
-            </w:pPr>
-            <w:r>
-              <w:t xml:space="preserve">0.56759</w:t>
+              <w:t xml:space="preserve">0.01791</w:t>
+            </w:r>
+          </w:p>
+        </w:tc>
+        <w:tc>
+          <w:p>
+            <w:pPr>
+              <w:pStyle w:val="Compact"/>
+              <w:jc w:val="right"/>
+            </w:pPr>
+            <w:r>
+              <w:t xml:space="preserve">0.02237</w:t>
+            </w:r>
+          </w:p>
+        </w:tc>
+        <w:tc>
+          <w:p>
+            <w:pPr>
+              <w:pStyle w:val="Compact"/>
+              <w:jc w:val="right"/>
+            </w:pPr>
+            <w:r>
+              <w:t xml:space="preserve">0.00446</w:t>
+            </w:r>
+          </w:p>
+        </w:tc>
+        <w:tc>
+          <w:p>
+            <w:pPr>
+              <w:pStyle w:val="Compact"/>
+              <w:jc w:val="right"/>
+            </w:pPr>
+            <w:r>
+              <w:t xml:space="preserve">0.05687</w:t>
+            </w:r>
+          </w:p>
+        </w:tc>
+        <w:tc>
+          <w:p>
+            <w:pPr>
+              <w:pStyle w:val="Compact"/>
+              <w:jc w:val="right"/>
+            </w:pPr>
+            <w:r>
+              <w:t xml:space="preserve">0.07357</w:t>
             </w:r>
           </w:p>
         </w:tc>
@@ -7301,51 +6466,51 @@
               <w:jc w:val="right"/>
             </w:pPr>
             <w:r>
-              <w:t xml:space="preserve">0.13672</w:t>
-            </w:r>
-          </w:p>
-        </w:tc>
-        <w:tc>
-          <w:p>
-            <w:pPr>
-              <w:pStyle w:val="Compact"/>
-              <w:jc w:val="right"/>
-            </w:pPr>
-            <w:r>
-              <w:t xml:space="preserve">0.14687</w:t>
-            </w:r>
-          </w:p>
-        </w:tc>
-        <w:tc>
-          <w:p>
-            <w:pPr>
-              <w:pStyle w:val="Compact"/>
-              <w:jc w:val="right"/>
-            </w:pPr>
-            <w:r>
-              <w:t xml:space="preserve">0.01015</w:t>
-            </w:r>
-          </w:p>
-        </w:tc>
-        <w:tc>
-          <w:p>
-            <w:pPr>
-              <w:pStyle w:val="Compact"/>
-              <w:jc w:val="right"/>
-            </w:pPr>
-            <w:r>
-              <w:t xml:space="preserve">0.45401</w:t>
-            </w:r>
-          </w:p>
-        </w:tc>
-        <w:tc>
-          <w:p>
-            <w:pPr>
-              <w:pStyle w:val="Compact"/>
-              <w:jc w:val="right"/>
-            </w:pPr>
-            <w:r>
-              <w:t xml:space="preserve">0.46926</w:t>
+              <w:t xml:space="preserve">0.00939</w:t>
+            </w:r>
+          </w:p>
+        </w:tc>
+        <w:tc>
+          <w:p>
+            <w:pPr>
+              <w:pStyle w:val="Compact"/>
+              <w:jc w:val="right"/>
+            </w:pPr>
+            <w:r>
+              <w:t xml:space="preserve">0.01565</w:t>
+            </w:r>
+          </w:p>
+        </w:tc>
+        <w:tc>
+          <w:p>
+            <w:pPr>
+              <w:pStyle w:val="Compact"/>
+              <w:jc w:val="right"/>
+            </w:pPr>
+            <w:r>
+              <w:t xml:space="preserve">0.00626</w:t>
+            </w:r>
+          </w:p>
+        </w:tc>
+        <w:tc>
+          <w:p>
+            <w:pPr>
+              <w:pStyle w:val="Compact"/>
+              <w:jc w:val="right"/>
+            </w:pPr>
+            <w:r>
+              <w:t xml:space="preserve">0.0327</w:t>
+            </w:r>
+          </w:p>
+        </w:tc>
+        <w:tc>
+          <w:p>
+            <w:pPr>
+              <w:pStyle w:val="Compact"/>
+              <w:jc w:val="right"/>
+            </w:pPr>
+            <w:r>
+              <w:t xml:space="preserve">0.05322</w:t>
             </w:r>
           </w:p>
         </w:tc>
@@ -7369,51 +6534,51 @@
               <w:jc w:val="right"/>
             </w:pPr>
             <w:r>
-              <w:t xml:space="preserve">0.01295</w:t>
-            </w:r>
-          </w:p>
-        </w:tc>
-        <w:tc>
-          <w:p>
-            <w:pPr>
-              <w:pStyle w:val="Compact"/>
-              <w:jc w:val="right"/>
-            </w:pPr>
-            <w:r>
-              <w:t xml:space="preserve">0.01369</w:t>
-            </w:r>
-          </w:p>
-        </w:tc>
-        <w:tc>
-          <w:p>
-            <w:pPr>
-              <w:pStyle w:val="Compact"/>
-              <w:jc w:val="right"/>
-            </w:pPr>
-            <w:r>
-              <w:t xml:space="preserve">0.00074</w:t>
-            </w:r>
-          </w:p>
-        </w:tc>
-        <w:tc>
-          <w:p>
-            <w:pPr>
-              <w:pStyle w:val="Compact"/>
-              <w:jc w:val="right"/>
-            </w:pPr>
-            <w:r>
-              <w:t xml:space="preserve">0.06975</w:t>
-            </w:r>
-          </w:p>
-        </w:tc>
-        <w:tc>
-          <w:p>
-            <w:pPr>
-              <w:pStyle w:val="Compact"/>
-              <w:jc w:val="right"/>
-            </w:pPr>
-            <w:r>
-              <w:t xml:space="preserve">0.07125</w:t>
+              <w:t xml:space="preserve">0.01872</w:t>
+            </w:r>
+          </w:p>
+        </w:tc>
+        <w:tc>
+          <w:p>
+            <w:pPr>
+              <w:pStyle w:val="Compact"/>
+              <w:jc w:val="right"/>
+            </w:pPr>
+            <w:r>
+              <w:t xml:space="preserve">0.02265</w:t>
+            </w:r>
+          </w:p>
+        </w:tc>
+        <w:tc>
+          <w:p>
+            <w:pPr>
+              <w:pStyle w:val="Compact"/>
+              <w:jc w:val="right"/>
+            </w:pPr>
+            <w:r>
+              <w:t xml:space="preserve">0.00393</w:t>
+            </w:r>
+          </w:p>
+        </w:tc>
+        <w:tc>
+          <w:p>
+            <w:pPr>
+              <w:pStyle w:val="Compact"/>
+              <w:jc w:val="right"/>
+            </w:pPr>
+            <w:r>
+              <w:t xml:space="preserve">0.0645</w:t>
+            </w:r>
+          </w:p>
+        </w:tc>
+        <w:tc>
+          <w:p>
+            <w:pPr>
+              <w:pStyle w:val="Compact"/>
+              <w:jc w:val="right"/>
+            </w:pPr>
+            <w:r>
+              <w:t xml:space="preserve">0.06972</w:t>
             </w:r>
           </w:p>
         </w:tc>
@@ -7437,51 +6602,51 @@
               <w:jc w:val="right"/>
             </w:pPr>
             <w:r>
-              <w:t xml:space="preserve">0.17856</w:t>
-            </w:r>
-          </w:p>
-        </w:tc>
-        <w:tc>
-          <w:p>
-            <w:pPr>
-              <w:pStyle w:val="Compact"/>
-              <w:jc w:val="right"/>
-            </w:pPr>
-            <w:r>
-              <w:t xml:space="preserve">0.19367</w:t>
-            </w:r>
-          </w:p>
-        </w:tc>
-        <w:tc>
-          <w:p>
-            <w:pPr>
-              <w:pStyle w:val="Compact"/>
-              <w:jc w:val="right"/>
-            </w:pPr>
-            <w:r>
-              <w:t xml:space="preserve">0.01511</w:t>
-            </w:r>
-          </w:p>
-        </w:tc>
-        <w:tc>
-          <w:p>
-            <w:pPr>
-              <w:pStyle w:val="Compact"/>
-              <w:jc w:val="right"/>
-            </w:pPr>
-            <w:r>
-              <w:t xml:space="preserve">0.54456</w:t>
-            </w:r>
-          </w:p>
-        </w:tc>
-        <w:tc>
-          <w:p>
-            <w:pPr>
-              <w:pStyle w:val="Compact"/>
-              <w:jc w:val="right"/>
-            </w:pPr>
-            <w:r>
-              <w:t xml:space="preserve">0.56637</w:t>
+              <w:t xml:space="preserve">0.02625</w:t>
+            </w:r>
+          </w:p>
+        </w:tc>
+        <w:tc>
+          <w:p>
+            <w:pPr>
+              <w:pStyle w:val="Compact"/>
+              <w:jc w:val="right"/>
+            </w:pPr>
+            <w:r>
+              <w:t xml:space="preserve">0.02666</w:t>
+            </w:r>
+          </w:p>
+        </w:tc>
+        <w:tc>
+          <w:p>
+            <w:pPr>
+              <w:pStyle w:val="Compact"/>
+              <w:jc w:val="right"/>
+            </w:pPr>
+            <w:r>
+              <w:t xml:space="preserve">0.00041</w:t>
+            </w:r>
+          </w:p>
+        </w:tc>
+        <w:tc>
+          <w:p>
+            <w:pPr>
+              <w:pStyle w:val="Compact"/>
+              <w:jc w:val="right"/>
+            </w:pPr>
+            <w:r>
+              <w:t xml:space="preserve">0.08349</w:t>
+            </w:r>
+          </w:p>
+        </w:tc>
+        <w:tc>
+          <w:p>
+            <w:pPr>
+              <w:pStyle w:val="Compact"/>
+              <w:jc w:val="right"/>
+            </w:pPr>
+            <w:r>
+              <w:t xml:space="preserve">0.08347</w:t>
             </w:r>
           </w:p>
         </w:tc>
@@ -7492,7 +6657,7 @@
         <w:pStyle w:val="BodyText"/>
       </w:pPr>
       <w:r>
-        <w:t xml:space="preserve">Order on validation: Item-kNN &gt; Hybrid &gt; ALS &gt; BPR &gt; Popularity &gt; SVD &gt; Content &gt; Random</w:t>
+        <w:t xml:space="preserve">Order on validation: Hybrid &gt; Content &gt; Item-kNN &gt; ALS &gt; BPR &gt; Popularity &gt; SVD &gt; Random</w:t>
       </w:r>
     </w:p>
     <w:p>
@@ -7500,16 +6665,16 @@
         <w:pStyle w:val="BodyText"/>
       </w:pPr>
       <w:r>
-        <w:t xml:space="preserve">Order on the locked test: Item-kNN &gt; Hybrid &gt; ALS &gt; BPR &gt; Popularity &gt; SVD &gt; Content &gt; Random. The order is unchanged.</w:t>
+        <w:t xml:space="preserve">Order on the locked test: Hybrid &gt; Content &gt; ALS &gt; Item-kNN &gt; BPR &gt; Popularity &gt; SVD &gt; Random. The order changed.</w:t>
       </w:r>
     </w:p>
     <w:p>
       <w:pPr>
         <w:pStyle w:val="Heading3"/>
       </w:pPr>
-      <w:bookmarkStart w:id="37" w:name="f.-content-model-on-real-amazon-text"/>
-      <w:r>
-        <w:t xml:space="preserve">F. Content model on real Amazon text</w:t>
+      <w:bookmarkStart w:id="37" w:name="Xe977eb753487621f5ecb7d1f7da6f80e80efa3b"/>
+      <w:r>
+        <w:t xml:space="preserve">F. Sanity checks on the two earlier datasets</w:t>
       </w:r>
       <w:bookmarkEnd w:id="37"/>
     </w:p>
@@ -7518,25 +6683,74 @@
         <w:pStyle w:val="FirstParagraph"/>
       </w:pPr>
       <w:r>
-        <w:t xml:space="preserve">The product and review files contain no users, so purchases cannot be predicted. As a transparent proxy, TF-IDF similarity was used to find products related to a given product, with</w:t>
-      </w:r>
-      <w:r>
-        <w:t xml:space="preserve"> </w:t>
-      </w:r>
-      <w:r>
-        <w:t xml:space="preserve">“</w:t>
-      </w:r>
-      <w:r>
-        <w:t xml:space="preserve">relevant</w:t>
-      </w:r>
-      <w:r>
-        <w:t xml:space="preserve">”</w:t>
-      </w:r>
-      <w:r>
-        <w:t xml:space="preserve"> </w:t>
-      </w:r>
-      <w:r>
-        <w:t xml:space="preserve">meaning another product in the same leaf category; category trail and brand were kept out of the model’s text. Settings were tuned on half of the 707 evaluable products and reported on the other half. On held-out products, NDCG@10 is</w:t>
+        <w:rPr>
+          <w:b/>
+        </w:rPr>
+        <w:t xml:space="preserve">Simulated positive control.</w:t>
+      </w:r>
+      <w:r>
+        <w:t xml:space="preserve"> </w:t>
+      </w:r>
+      <w:r>
+        <w:t xml:space="preserve">To prove the evaluation code can detect signal, all models were run on a simulated dataset with a planted taste structure. Item-kNN reaches NDCG@10 0.199, ALS 0.193, the hybrid 0.194 and BPR 0.147, against 0.063 for tuned popularity, while the rating-trained SVD (0.057) does not beat popularity: the same pattern as on real data. Full tables are in</w:t>
+      </w:r>
+      <w:r>
+        <w:t xml:space="preserve"> </w:t>
+      </w:r>
+      <w:r>
+        <w:rPr>
+          <w:rStyle w:val="VerbatimChar"/>
+        </w:rPr>
+        <w:t xml:space="preserve">reports/final_test_control.md</w:t>
+      </w:r>
+      <w:r>
+        <w:t xml:space="preserve">. These numbers are higher than on Beauty because the simulated structure is cleaner than real behaviour, so they say nothing about real shoppers; they only show the pipeline works.</w:t>
+      </w:r>
+    </w:p>
+    <w:p>
+      <w:pPr>
+        <w:pStyle w:val="BodyText"/>
+      </w:pPr>
+      <w:r>
+        <w:rPr>
+          <w:b/>
+        </w:rPr>
+        <w:t xml:space="preserve">amazon_ecommerce_1M.</w:t>
+      </w:r>
+      <w:r>
+        <w:t xml:space="preserve"> </w:t>
+      </w:r>
+      <w:r>
+        <w:t xml:space="preserve">On this file every model scores essentially zero (NDCG@10 between 0.00000 and 0.00020), random is on par with the rest, and no model is distinguishable from tuned popularity. The diagnostics in Fig. 1 explain why (purchases look randomly assigned), so this is a property of the file, not of the methods. Full tables are in</w:t>
+      </w:r>
+      <w:r>
+        <w:t xml:space="preserve"> </w:t>
+      </w:r>
+      <w:r>
+        <w:rPr>
+          <w:rStyle w:val="VerbatimChar"/>
+        </w:rPr>
+        <w:t xml:space="preserve">reports/final_test_main.md</w:t>
+      </w:r>
+      <w:r>
+        <w:t xml:space="preserve">.</w:t>
+      </w:r>
+    </w:p>
+    <w:p>
+      <w:pPr>
+        <w:pStyle w:val="BodyText"/>
+      </w:pPr>
+      <w:r>
+        <w:rPr>
+          <w:b/>
+        </w:rPr>
+        <w:t xml:space="preserve">Content model on Amazon product text.</w:t>
+      </w:r>
+      <w:r>
+        <w:t xml:space="preserve"> </w:t>
+      </w:r>
+      <w:r>
+        <w:t xml:space="preserve">The Kaggle products and reviews files contain no user ids, so only a proxy task was possible: retrieving products of the same leaf category by TF-IDF similarity. On held-out products NDCG@10 is</w:t>
       </w:r>
       <w:r>
         <w:t xml:space="preserve"> </w:t>
@@ -7551,278 +6765,9 @@
         <w:t xml:space="preserve"> </w:t>
       </w:r>
       <w:r>
-        <w:t xml:space="preserve">against 0.038 for random and 0.046 for popularity by rating count. Adding review text helped (title only 0.516, all text 0.567), so reviews carry signal beyond titles and descriptions.</w:t>
-      </w:r>
-    </w:p>
-    <w:tbl>
-      <w:tblPr>
-        <w:tblStyle w:val="Table"/>
-        <w:tblW w:type="pct" w:w="0.0"/>
-        <w:tblLook w:firstRow="1"/>
-      </w:tblPr>
-      <w:tblGrid/>
-      <w:tr>
-        <w:trPr>
-          <w:cnfStyle w:firstRow="1"/>
-        </w:trPr>
-        <w:tc>
-          <w:tcPr>
-            <w:tcBorders>
-              <w:bottom w:val="single"/>
-            </w:tcBorders>
-            <w:vAlign w:val="bottom"/>
-          </w:tcPr>
-          <w:p>
-            <w:pPr>
-              <w:pStyle w:val="Compact"/>
-              <w:jc w:val="left"/>
-            </w:pPr>
-            <w:r>
-              <w:t xml:space="preserve">model</w:t>
-            </w:r>
-          </w:p>
-        </w:tc>
-        <w:tc>
-          <w:tcPr>
-            <w:tcBorders>
-              <w:bottom w:val="single"/>
-            </w:tcBorders>
-            <w:vAlign w:val="bottom"/>
-          </w:tcPr>
-          <w:p>
-            <w:pPr>
-              <w:pStyle w:val="Compact"/>
-              <w:jc w:val="right"/>
-            </w:pPr>
-            <w:r>
-              <w:t xml:space="preserve">NDCG@10</w:t>
-            </w:r>
-          </w:p>
-        </w:tc>
-        <w:tc>
-          <w:tcPr>
-            <w:tcBorders>
-              <w:bottom w:val="single"/>
-            </w:tcBorders>
-            <w:vAlign w:val="bottom"/>
-          </w:tcPr>
-          <w:p>
-            <w:pPr>
-              <w:pStyle w:val="Compact"/>
-              <w:jc w:val="right"/>
-            </w:pPr>
-            <w:r>
-              <w:t xml:space="preserve">P@10</w:t>
-            </w:r>
-          </w:p>
-        </w:tc>
-        <w:tc>
-          <w:tcPr>
-            <w:tcBorders>
-              <w:bottom w:val="single"/>
-            </w:tcBorders>
-            <w:vAlign w:val="bottom"/>
-          </w:tcPr>
-          <w:p>
-            <w:pPr>
-              <w:pStyle w:val="Compact"/>
-              <w:jc w:val="right"/>
-            </w:pPr>
-            <w:r>
-              <w:t xml:space="preserve">HR@10</w:t>
-            </w:r>
-          </w:p>
-        </w:tc>
-        <w:tc>
-          <w:tcPr>
-            <w:tcBorders>
-              <w:bottom w:val="single"/>
-            </w:tcBorders>
-            <w:vAlign w:val="bottom"/>
-          </w:tcPr>
-          <w:p>
-            <w:pPr>
-              <w:pStyle w:val="Compact"/>
-              <w:jc w:val="right"/>
-            </w:pPr>
-            <w:r>
-              <w:t xml:space="preserve">MAP@10</w:t>
-            </w:r>
-          </w:p>
-        </w:tc>
-      </w:tr>
-      <w:tr>
-        <w:tc>
-          <w:p>
-            <w:pPr>
-              <w:pStyle w:val="Compact"/>
-              <w:jc w:val="left"/>
-            </w:pPr>
-            <w:r>
-              <w:t xml:space="preserve">random</w:t>
-            </w:r>
-          </w:p>
-        </w:tc>
-        <w:tc>
-          <w:p>
-            <w:pPr>
-              <w:pStyle w:val="Compact"/>
-              <w:jc w:val="right"/>
-            </w:pPr>
-            <w:r>
-              <w:t xml:space="preserve">0.0379</w:t>
-            </w:r>
-          </w:p>
-        </w:tc>
-        <w:tc>
-          <w:p>
-            <w:pPr>
-              <w:pStyle w:val="Compact"/>
-              <w:jc w:val="right"/>
-            </w:pPr>
-            <w:r>
-              <w:t xml:space="preserve">0.0367</w:t>
-            </w:r>
-          </w:p>
-        </w:tc>
-        <w:tc>
-          <w:p>
-            <w:pPr>
-              <w:pStyle w:val="Compact"/>
-              <w:jc w:val="right"/>
-            </w:pPr>
-            <w:r>
-              <w:t xml:space="preserve">0.2825</w:t>
-            </w:r>
-          </w:p>
-        </w:tc>
-        <w:tc>
-          <w:p>
-            <w:pPr>
-              <w:pStyle w:val="Compact"/>
-              <w:jc w:val="right"/>
-            </w:pPr>
-            <w:r>
-              <w:t xml:space="preserve">0.0133</w:t>
-            </w:r>
-          </w:p>
-        </w:tc>
-      </w:tr>
-      <w:tr>
-        <w:tc>
-          <w:p>
-            <w:pPr>
-              <w:pStyle w:val="Compact"/>
-              <w:jc w:val="left"/>
-            </w:pPr>
-            <w:r>
-              <w:t xml:space="preserve">popularity (rating_count)</w:t>
-            </w:r>
-          </w:p>
-        </w:tc>
-        <w:tc>
-          <w:p>
-            <w:pPr>
-              <w:pStyle w:val="Compact"/>
-              <w:jc w:val="right"/>
-            </w:pPr>
-            <w:r>
-              <w:t xml:space="preserve">0.0457</w:t>
-            </w:r>
-          </w:p>
-        </w:tc>
-        <w:tc>
-          <w:p>
-            <w:pPr>
-              <w:pStyle w:val="Compact"/>
-              <w:jc w:val="right"/>
-            </w:pPr>
-            <w:r>
-              <w:t xml:space="preserve">0.0393</w:t>
-            </w:r>
-          </w:p>
-        </w:tc>
-        <w:tc>
-          <w:p>
-            <w:pPr>
-              <w:pStyle w:val="Compact"/>
-              <w:jc w:val="right"/>
-            </w:pPr>
-            <w:r>
-              <w:t xml:space="preserve">0.2147</w:t>
-            </w:r>
-          </w:p>
-        </w:tc>
-        <w:tc>
-          <w:p>
-            <w:pPr>
-              <w:pStyle w:val="Compact"/>
-              <w:jc w:val="right"/>
-            </w:pPr>
-            <w:r>
-              <w:t xml:space="preserve">0.0211</w:t>
-            </w:r>
-          </w:p>
-        </w:tc>
-      </w:tr>
-      <w:tr>
-        <w:tc>
-          <w:p>
-            <w:pPr>
-              <w:pStyle w:val="Compact"/>
-              <w:jc w:val="left"/>
-            </w:pPr>
-            <w:r>
-              <w:t xml:space="preserve">TF-IDF content (max_features=5000, ngram=(1, 2))</w:t>
-            </w:r>
-          </w:p>
-        </w:tc>
-        <w:tc>
-          <w:p>
-            <w:pPr>
-              <w:pStyle w:val="Compact"/>
-              <w:jc w:val="right"/>
-            </w:pPr>
-            <w:r>
-              <w:t xml:space="preserve">0.5668</w:t>
-            </w:r>
-          </w:p>
-        </w:tc>
-        <w:tc>
-          <w:p>
-            <w:pPr>
-              <w:pStyle w:val="Compact"/>
-              <w:jc w:val="right"/>
-            </w:pPr>
-            <w:r>
-              <w:t xml:space="preserve">0.4794</w:t>
-            </w:r>
-          </w:p>
-        </w:tc>
-        <w:tc>
-          <w:p>
-            <w:pPr>
-              <w:pStyle w:val="Compact"/>
-              <w:jc w:val="right"/>
-            </w:pPr>
-            <w:r>
-              <w:t xml:space="preserve">0.9209</w:t>
-            </w:r>
-          </w:p>
-        </w:tc>
-        <w:tc>
-          <w:p>
-            <w:pPr>
-              <w:pStyle w:val="Compact"/>
-              <w:jc w:val="right"/>
-            </w:pPr>
-            <w:r>
-              <w:t xml:space="preserve">0.4502</w:t>
-            </w:r>
-          </w:p>
-        </w:tc>
-      </w:tr>
-    </w:tbl>
+        <w:t xml:space="preserve">against 0.038 for random and 0.046 for popularity by rating count, so product text carries real signal; this supports using text for cold items on Beauty.</w:t>
+      </w:r>
+    </w:p>
     <w:p>
       <w:pPr>
         <w:pStyle w:val="Heading2"/>
@@ -7847,7 +6792,7 @@
         <w:t xml:space="preserve"> </w:t>
       </w:r>
       <w:r>
-        <w:t xml:space="preserve">Where there is something to learn, the pipeline finds it: on the control data item-kNN scores about 3.2 times tuned popularity and the intervals are far from zero. Where there is nothing to learn, it correctly reports nothing: on the 1M file no model beats tuned popularity, and four independent diagnostics show why (purchases look randomly assigned). The failure to beat popularity on the 1M file is therefore a property of that dataset, not of the methods, and it is the outcome we agreed to report plainly if it occurred.</w:t>
+        <w:t xml:space="preserve">On a real dataset with learnable structure, personalised models beat the best-seller baseline by a wide, statistically solid margin: the hybrid scores 4.5 times tuned popularity, and its hit rate at 10 is 8.3% against 2.7%. The same pipeline reported no gain on a file with no structure and a clear gain on a simulated one, which is what a trustworthy evaluation should do.</w:t>
       </w:r>
     </w:p>
     <w:p>
@@ -7864,7 +6809,7 @@
         <w:t xml:space="preserve"> </w:t>
       </w:r>
       <w:r>
-        <w:t xml:space="preserve">SVD, trained to predict ratings, improved RMSE on the control data yet ranked below popularity, while ALS and BPR, trained on interactions, ranked far better. The practical lesson is to choose the training objective to match what the page must do.</w:t>
+        <w:t xml:space="preserve">SVD, trained to predict star ratings, improved RMSE yet ranked below popularity on real and simulated data, while ALS, BPR and item-kNN, which learn from who bought what, ranked far better. The training objective must match what the page has to do.</w:t>
       </w:r>
     </w:p>
     <w:p>
@@ -7875,13 +6820,13 @@
         <w:rPr>
           <w:b/>
         </w:rPr>
-        <w:t xml:space="preserve">Content helps where history is missing.</w:t>
-      </w:r>
-      <w:r>
-        <w:t xml:space="preserve"> </w:t>
-      </w:r>
-      <w:r>
-        <w:t xml:space="preserve">The content signal was weak for users with history and the validation-best blend gave it zero weight. Its role is cold start: given text alone, the adaptive hybrid surfaced new items that collaborative filtering could not, at a measurable cost to ordinary recommendations. How much that cost is worth paying is a product decision, not a modelling one.</w:t>
+        <w:t xml:space="preserve">Content matters on real data.</w:t>
+      </w:r>
+      <w:r>
+        <w:t xml:space="preserve"> </w:t>
+      </w:r>
+      <w:r>
+        <w:t xml:space="preserve">On the simulated control the content signal added nothing for users with history; on Beauty the text of the product (title, brand, category, description) is informative enough that the content-only model matches item-kNN and the blend beats both. Its largest benefit is cold start: the hybrid finds about 1% of purchases of brand-new products, where collaborative filtering finds none.</w:t>
       </w:r>
     </w:p>
     <w:p>
@@ -7898,7 +6843,7 @@
         <w:t xml:space="preserve"> </w:t>
       </w:r>
       <w:r>
-        <w:t xml:space="preserve">Item-kNN needs co-purchases to learn from and fell below popularity at 25% of the data, so a shop with sparse history should start with popularity or a factor model.</w:t>
+        <w:t xml:space="preserve">Collaborative models fall below popularity with a quarter of the history. A shop with sparse history should start from popularity plus content and switch to collaborative models as purchases accumulate.</w:t>
       </w:r>
     </w:p>
     <w:p>
@@ -7915,43 +6860,49 @@
         <w:t xml:space="preserve"> </w:t>
       </w:r>
       <w:r>
-        <w:t xml:space="preserve">1. The only large purchase file is synthetic and carries no signal. The positive control is simulated with a latent-factor structure similar to what matrix-factorisation and neighbourhood models assume, so its absolute numbers favour those models and do not transfer to real shoppers.</w:t>
-      </w:r>
-      <w:r>
-        <w:t xml:space="preserve"> </w:t>
-      </w:r>
-      <w:r>
-        <w:t xml:space="preserve">2. The real Amazon files have no users or purchases; the content model was validated on a proxy task (same leaf category), not on whether shoppers bought items. The hybrid was therefore demonstrated only on simulated item text.</w:t>
-      </w:r>
-      <w:r>
-        <w:t xml:space="preserve"> </w:t>
-      </w:r>
-      <w:r>
-        <w:t xml:space="preserve">3. The evaluation is offline. Purchases and reviews are not preferences, and the logged interactions were shaped by what the site showed.</w:t>
-      </w:r>
-      <w:r>
-        <w:t xml:space="preserve"> </w:t>
-      </w:r>
-      <w:r>
-        <w:t xml:space="preserve">4. The k-core was 2, the 1M file was judged on a seeded sample of 5,000 users, and its grids were reduced to a single factor count because of the machine used. Several best settings on the control data lie at the edge of the planned grids (factors = 32, the smallest value), so larger or finer grids might change them slightly.</w:t>
-      </w:r>
-      <w:r>
-        <w:t xml:space="preserve"> </w:t>
-      </w:r>
-      <w:r>
-        <w:t xml:space="preserve">5. One seed was used. BPR is multi-threaded and varies by about 0.0002 NDCG@10 between runs. Bonferroni adjustment covers comparisons within a dataset only.</w:t>
-      </w:r>
-      <w:r>
-        <w:t xml:space="preserve"> </w:t>
-      </w:r>
-      <w:r>
-        <w:t xml:space="preserve">6. Final models were refit on train plus validation with settings frozen from validation; ties in validation were resolved by taking the first setting in grid order.</w:t>
-      </w:r>
-      <w:r>
-        <w:t xml:space="preserve"> </w:t>
-      </w:r>
-      <w:r>
-        <w:t xml:space="preserve">7. Diversity could be computed only where item text exists. The optional neural collaborative-filtering extension was not run.</w:t>
+        <w:t xml:space="preserve">1. Amazon Beauty 5-core is a pre-filtered benchmark: every user and item has at least five reviews, which makes the data denser and more predictable than a live shop and excludes the quietest customers. A review is also not the same as a purchase, and the data end in 2014.</w:t>
+      </w:r>
+      <w:r>
+        <w:t xml:space="preserve"> </w:t>
+      </w:r>
+      <w:r>
+        <w:t xml:space="preserve">2. Absolute scores are small (NDCG@10 about 0.03 at best), as is normal for 12,000-item catalogues, and only 7,272 of the test users had history; 40.8% of test rows come from users with none and were handled only by popularity.</w:t>
+      </w:r>
+      <w:r>
+        <w:t xml:space="preserve"> </w:t>
+      </w:r>
+      <w:r>
+        <w:t xml:space="preserve">3. The evaluation is offline. Interactions were shaped by what the site showed, and offline gains need not carry over to real shoppers; no A/B test was run.</w:t>
+      </w:r>
+      <w:r>
+        <w:t xml:space="preserve"> </w:t>
+      </w:r>
+      <w:r>
+        <w:t xml:space="preserve">4. For Beauty the validation grids in Table II were extended (larger neighbourhoods and shrinkage for item-kNN; 128 and 256 factors and weaker regularisation for the factor models), because the best validation settings sat on the edge of the planned grids. This was done on validation only, before test scoring, but several final settings still lie on the edge of the extended grid (ALS and BPR use 256 factors), so slightly larger models might score a little higher.</w:t>
+      </w:r>
+      <w:r>
+        <w:t xml:space="preserve"> </w:t>
+      </w:r>
+      <w:r>
+        <w:t xml:space="preserve">5. One seed was used. BPR is multi-threaded and varies by about 0.0002 NDCG@10 between runs. Bonferroni adjustment covers comparisons within one dataset only.</w:t>
+      </w:r>
+      <w:r>
+        <w:t xml:space="preserve"> </w:t>
+      </w:r>
+      <w:r>
+        <w:t xml:space="preserve">6. The choice of Beauty was made after the 1M file failed; Beauty’s test period was not scored until its settings were frozen, but the switch is a post-hoc decision and is disclosed as such. The simulated control favours the model types it was built around and is never presented as real data.</w:t>
+      </w:r>
+      <w:r>
+        <w:t xml:space="preserve"> </w:t>
+      </w:r>
+      <w:r>
+        <w:t xml:space="preserve">7. Ties in validation were resolved by taking the first setting in grid order. Final models were refit on train plus validation, so validation and test numbers are not strictly comparable.</w:t>
+      </w:r>
+      <w:r>
+        <w:t xml:space="preserve"> </w:t>
+      </w:r>
+      <w:r>
+        <w:t xml:space="preserve">8. Diversity depends on item text. The second relevance definition (later rating of 4 or more), the leave-last-out protocol and the optional neural extension were not run.</w:t>
       </w:r>
     </w:p>
     <w:p>
@@ -8415,6 +7366,74 @@
           </w:p>
         </w:tc>
       </w:tr>
+      <w:tr>
+        <w:tc>
+          <w:p>
+            <w:pPr>
+              <w:pStyle w:val="Compact"/>
+              <w:jc w:val="left"/>
+            </w:pPr>
+            <w:r>
+              <w:t xml:space="preserve">7</w:t>
+            </w:r>
+          </w:p>
+        </w:tc>
+        <w:tc>
+          <w:p>
+            <w:pPr>
+              <w:pStyle w:val="Compact"/>
+              <w:jc w:val="left"/>
+            </w:pPr>
+            <w:r>
+              <w:t xml:space="preserve">Real dataset (Amazon Beauty 5-core): rerun of phases 2 to 5 and report rebuild</w:t>
+            </w:r>
+          </w:p>
+        </w:tc>
+        <w:tc>
+          <w:p>
+            <w:pPr>
+              <w:pStyle w:val="Compact"/>
+              <w:jc w:val="left"/>
+            </w:pPr>
+            <w:r>
+              <w:t xml:space="preserve">Done (</w:t>
+            </w:r>
+            <w:r>
+              <w:rPr>
+                <w:rStyle w:val="VerbatimChar"/>
+              </w:rPr>
+              <w:t xml:space="preserve">prepare_beauty.py</w:t>
+            </w:r>
+            <w:r>
+              <w:t xml:space="preserve">,</w:t>
+            </w:r>
+            <w:r>
+              <w:t xml:space="preserve"> </w:t>
+            </w:r>
+            <w:r>
+              <w:rPr>
+                <w:rStyle w:val="VerbatimChar"/>
+              </w:rPr>
+              <w:t xml:space="preserve">hybrid_beauty.py</w:t>
+            </w:r>
+            <w:r>
+              <w:t xml:space="preserve">,</w:t>
+            </w:r>
+            <w:r>
+              <w:t xml:space="preserve"> </w:t>
+            </w:r>
+            <w:r>
+              <w:rPr>
+                <w:rStyle w:val="VerbatimChar"/>
+              </w:rPr>
+              <w:t xml:space="preserve">final_eval.py beauty</w:t>
+            </w:r>
+            <w:r>
+              <w:t xml:space="preserve">)</w:t>
+            </w:r>
+          </w:p>
+        </w:tc>
+      </w:tr>
     </w:tbl>
     <w:p>
       <w:pPr>
@@ -8454,7 +7473,7 @@
         <w:pStyle w:val="FirstParagraph"/>
       </w:pPr>
       <w:r>
-        <w:t xml:space="preserve">We built a leakage-aware recommender study with a time-based split, frozen settings and a locked test scored once. On a positive-control dataset, neighbourhood and factorisation models trained on interactions beat a tuned popularity baseline with intervals far from zero, a rating-trained SVD did not, and a content-based model gave no gain for users with history but was the only route to recommending brand-new items. On the large Amazon purchase file, popularity was not beaten, and diagnostics show the file behaves like random purchases, so that result reflects the data and not the methods. On real Amazon product text, TF-IDF retrieval recovered related products far above chance. Taken together, the project shows how to evaluate recommenders honestly, including how to recognise when a dataset cannot support any personalised model.</w:t>
+        <w:t xml:space="preserve">We built a leakage-aware recommender study with a time-based split, settings frozen before scoring and a test period scored once. On real Amazon Beauty reviews, item-kNN, ALS, BPR, a TF-IDF content model and a hybrid all beat a tuned popularity baseline with 95% intervals far from zero, and the hybrid, which blends collaborative and text signals and uses text alone for new products, was best: about 4.5 times the popularity score and the only approach that recovers purchases of brand-new items. A rating-trained SVD did not beat popularity, collaborative models need history to work, and a random-looking purchase file (amazon_ecommerce_1M) correctly produced no gains. Taken together, the project shows how to evaluate recommenders honestly, including how to recognise when a dataset cannot support any personalised model and when a real one can.</w:t>
       </w:r>
     </w:p>
     <w:p>
@@ -8795,6 +7814,30 @@
       </w:r>
       <w:r>
         <w:t xml:space="preserve">(lazylad99), public datasets, accessed October 2026.</w:t>
+      </w:r>
+      <w:r>
+        <w:t xml:space="preserve"> </w:t>
+      </w:r>
+      <w:r>
+        <w:t xml:space="preserve">[13] J. McAuley, C. Targett, Q. Shi and A. van den Hengel,</w:t>
+      </w:r>
+      <w:r>
+        <w:t xml:space="preserve"> </w:t>
+      </w:r>
+      <w:r>
+        <w:t xml:space="preserve">“</w:t>
+      </w:r>
+      <w:r>
+        <w:t xml:space="preserve">Image-based recommendations on styles and substitutes,</w:t>
+      </w:r>
+      <w:r>
+        <w:t xml:space="preserve">”</w:t>
+      </w:r>
+      <w:r>
+        <w:t xml:space="preserve"> </w:t>
+      </w:r>
+      <w:r>
+        <w:t xml:space="preserve">in Proc. SIGIR, 2015, pp. 43-52 (Amazon product data, Beauty 5-core and metadata).</w:t>
       </w:r>
     </w:p>
     <w:sectPr/>
